--- a/authenticated_tpe_nist_v2/output/four_pixel_authentication_demo/four_pixel_authenticated_tpe_report.docx
+++ b/authenticated_tpe_nist_v2/output/four_pixel_authentication_demo/four_pixel_authenticated_tpe_report.docx
@@ -5,59 +5,136 @@
     <w:p>
       <w:pPr>
         <w:pStyle w:val="Title"/>
-        <w:jc w:val="center"/>
+        <w:keepNext/>
+        <w:spacing w:after="40"/>
       </w:pPr>
       <w:r>
-        <w:t>Four-Pixel TPE with Block-Group Authentication</w:t>
+        <w:t>Four-Pixel Thumbnail-Preserving Encryption with Native RDH Authentication</w:t>
       </w:r>
     </w:p>
     <w:p>
       <w:pPr>
-        <w:jc w:val="center"/>
+        <w:keepNext/>
+        <w:spacing w:after="100" w:line="259" w:lineRule="auto"/>
+      </w:pPr>
+      <w:r>
+        <w:t>Research progress report for Professor Lin  |  25 October 2026</w:t>
+      </w:r>
+    </w:p>
+    <w:p>
+      <w:pPr>
+        <w:pStyle w:val="Heading1"/>
+        <w:keepNext/>
+        <w:spacing w:before="200" w:after="80"/>
+      </w:pPr>
+      <w:r>
+        <w:t>Abstract</w:t>
+      </w:r>
+    </w:p>
+    <w:p>
+      <w:pPr>
+        <w:keepLines w:val="0"/>
+        <w:spacing w:after="100" w:line="259" w:lineRule="auto"/>
+      </w:pPr>
+      <w:r>
+        <w:t>I integrated the four-pixel sum-preserving transform with the repository’s histogram-shifting reversible data-hiding (RDH) stage and its four-block HMAC-SHA256 localization layer. Three full 256-bit keyed image tags are now embedded in the RGB RDH streams before four-pixel substitution; the five-bit user payload shares the red-channel stream. Across six 512 × 512 UCT images, all image and payload round-trips were exact and all 16 × 16 block-mean thumbnails were bit-exact. One-pixel and cross-image block edits were rejected and localized. NIST SP 800-22 Rev. 1a detected substantial structure in both unchanged schedule families, so the results support a functional integration claim, not a security claim.</w:t>
+      </w:r>
+    </w:p>
+    <w:p>
+      <w:pPr>
+        <w:spacing w:after="100" w:line="259" w:lineRule="auto"/>
       </w:pPr>
       <w:r>
         <w:rPr>
           <w:i/>
           <w:sz w:val="18"/>
         </w:rPr>
-        <w:t>Initial implementation and verification | 25 October 2026</w:t>
-      </w:r>
-    </w:p>
-    <w:p>
-      <w:r>
-        <w:t>I implemented the four-pixel sum-preserving transform as a new TPE option and connected it to the existing 32×32 block-group HMAC-SHA256 authentication. The six tracked 512×512 images all passed exact recovery, exact payload recovery, and block-thumbnail checks.</w:t>
+        <w:t>Keywords: thumbnail-preserving encryption; four-pixel sum-preserving transform; image authentication; reversible contrast mapping; tamper localization; NIST SP 800-22</w:t>
       </w:r>
     </w:p>
     <w:p>
       <w:pPr>
         <w:pStyle w:val="Heading1"/>
+        <w:keepNext/>
+        <w:spacing w:before="200" w:after="80"/>
       </w:pPr>
       <w:r>
-        <w:t>Results</w:t>
+        <w:t>Key results</w:t>
+      </w:r>
+    </w:p>
+    <w:p>
+      <w:pPr>
+        <w:pStyle w:val="Caption"/>
+      </w:pPr>
+      <w:r>
+        <w:t>Table 1. Summary of principal experimental findings.</w:t>
       </w:r>
     </w:p>
     <w:tbl>
       <w:tblPr>
-        <w:tblStyle w:val="LightShading-Accent1"/>
         <w:tblW w:type="auto" w:w="0"/>
+        <w:tblLayout w:type="fixed"/>
+        <w:tblLook w:firstColumn="1" w:firstRow="1" w:lastColumn="0" w:lastRow="0" w:noHBand="0" w:noVBand="1" w:val="04A0"/>
         <w:jc w:val="center"/>
-        <w:tblLook w:firstColumn="1" w:firstRow="1" w:lastColumn="0" w:lastRow="0" w:noHBand="0" w:noVBand="1" w:val="04A0"/>
+        <w:tblBorders>
+          <w:top w:val="single" w:sz="5" w:space="0" w:color="D9DEE5"/>
+          <w:left w:val="single" w:sz="5" w:space="0" w:color="D9DEE5"/>
+          <w:bottom w:val="single" w:sz="5" w:space="0" w:color="D9DEE5"/>
+          <w:right w:val="single" w:sz="5" w:space="0" w:color="D9DEE5"/>
+          <w:insideH w:val="single" w:sz="5" w:space="0" w:color="D9DEE5"/>
+          <w:insideV w:val="single" w:sz="5" w:space="0" w:color="D9DEE5"/>
+        </w:tblBorders>
       </w:tblPr>
       <w:tblGrid>
-        <w:gridCol w:w="5141"/>
-        <w:gridCol w:w="5141"/>
+        <w:gridCol w:w="4946"/>
+        <w:gridCol w:w="4946"/>
       </w:tblGrid>
       <w:tr>
+        <w:trPr>
+          <w:tblHeader w:val="true"/>
+          <w:cantSplit/>
+          <w:tblHeader w:val="true"/>
+          <w:cantSplit/>
+        </w:trPr>
         <w:tc>
           <w:tcPr>
-            <w:tcW w:type="dxa" w:w="5141"/>
-            <w:shd w:fill="DCEAF3"/>
+            <w:tcW w:type="dxa" w:w="2376"/>
+            <w:shd w:fill="17365D"/>
             <w:vAlign w:val="center"/>
+            <w:tcMar>
+              <w:top w:w="95" w:type="dxa"/>
+              <w:start w:w="105" w:type="dxa"/>
+              <w:bottom w:w="95" w:type="dxa"/>
+              <w:end w:w="105" w:type="dxa"/>
+            </w:tcMar>
+            <w:tcBorders>
+              <w:top w:val="single" w:sz="5" w:color="D9D9D9"/>
+              <w:left w:val="single" w:sz="5" w:color="D9D9D9"/>
+              <w:bottom w:val="single" w:sz="5" w:color="D9D9D9"/>
+              <w:right w:val="single" w:sz="5" w:color="D9D9D9"/>
+              <w:insideH w:val="single" w:sz="5" w:color="D9D9D9"/>
+              <w:insideV w:val="single" w:sz="5" w:color="D9D9D9"/>
+            </w:tcBorders>
           </w:tcPr>
           <w:p>
+            <w:pPr>
+              <w:spacing w:after="0" w:before="0" w:line="252" w:lineRule="auto"/>
+              <w:jc w:val="left"/>
+            </w:pPr>
             <w:r>
               <w:rPr>
+                <w:rFonts w:ascii="Aptos" w:hAnsi="Aptos"/>
                 <w:b/>
+                <w:color w:val="FFFFFF"/>
+                <w:sz w:val="16"/>
+              </w:rPr>
+            </w:r>
+            <w:r>
+              <w:rPr>
+                <w:rFonts w:ascii="Aptos" w:hAnsi="Aptos"/>
+                <w:b/>
+                <w:i w:val="0"/>
+                <w:color w:val="FFFFFF"/>
                 <w:sz w:val="16"/>
               </w:rPr>
               <w:t>Measure</w:t>
@@ -66,14 +143,2115 @@
         </w:tc>
         <w:tc>
           <w:tcPr>
-            <w:tcW w:type="dxa" w:w="5141"/>
-            <w:shd w:fill="DCEAF3"/>
+            <w:tcW w:type="dxa" w:w="7560"/>
+            <w:shd w:fill="17365D"/>
             <w:vAlign w:val="center"/>
+            <w:tcMar>
+              <w:top w:w="95" w:type="dxa"/>
+              <w:start w:w="105" w:type="dxa"/>
+              <w:bottom w:w="95" w:type="dxa"/>
+              <w:end w:w="105" w:type="dxa"/>
+            </w:tcMar>
+            <w:tcBorders>
+              <w:top w:val="single" w:sz="5" w:color="D9D9D9"/>
+              <w:left w:val="single" w:sz="5" w:color="D9D9D9"/>
+              <w:bottom w:val="single" w:sz="5" w:color="D9D9D9"/>
+              <w:right w:val="single" w:sz="5" w:color="D9D9D9"/>
+              <w:insideH w:val="single" w:sz="5" w:color="D9D9D9"/>
+              <w:insideV w:val="single" w:sz="5" w:color="D9D9D9"/>
+            </w:tcBorders>
+          </w:tcPr>
+          <w:p>
+            <w:pPr>
+              <w:spacing w:after="0" w:before="0" w:line="252" w:lineRule="auto"/>
+              <w:jc w:val="left"/>
+            </w:pPr>
+            <w:r>
+              <w:rPr>
+                <w:rFonts w:ascii="Aptos" w:hAnsi="Aptos"/>
+                <w:b/>
+                <w:color w:val="FFFFFF"/>
+                <w:sz w:val="16"/>
+              </w:rPr>
+            </w:r>
+            <w:r>
+              <w:rPr>
+                <w:rFonts w:ascii="Aptos" w:hAnsi="Aptos"/>
+                <w:b/>
+                <w:i w:val="0"/>
+                <w:color w:val="FFFFFF"/>
+                <w:sz w:val="16"/>
+              </w:rPr>
+              <w:t>Verified result</w:t>
+            </w:r>
+          </w:p>
+        </w:tc>
+      </w:tr>
+      <w:tr>
+        <w:trPr>
+          <w:cantSplit/>
+          <w:cantSplit/>
+        </w:trPr>
+        <w:tc>
+          <w:tcPr>
+            <w:tcW w:type="dxa" w:w="2376"/>
+            <w:vAlign w:val="center"/>
+            <w:tcMar>
+              <w:top w:w="95" w:type="dxa"/>
+              <w:start w:w="105" w:type="dxa"/>
+              <w:bottom w:w="95" w:type="dxa"/>
+              <w:end w:w="105" w:type="dxa"/>
+            </w:tcMar>
+            <w:tcBorders>
+              <w:top w:val="single" w:sz="5" w:color="D9D9D9"/>
+              <w:left w:val="single" w:sz="5" w:color="D9D9D9"/>
+              <w:bottom w:val="single" w:sz="5" w:color="D9D9D9"/>
+              <w:right w:val="single" w:sz="5" w:color="D9D9D9"/>
+              <w:insideH w:val="single" w:sz="5" w:color="D9D9D9"/>
+              <w:insideV w:val="single" w:sz="5" w:color="D9D9D9"/>
+            </w:tcBorders>
+          </w:tcPr>
+          <w:p>
+            <w:pPr>
+              <w:spacing w:after="0" w:before="0" w:line="252" w:lineRule="auto"/>
+              <w:jc w:val="left"/>
+            </w:pPr>
+            <w:r>
+              <w:rPr>
+                <w:rFonts w:ascii="Aptos" w:hAnsi="Aptos"/>
+                <w:color w:val="1E2937"/>
+                <w:sz w:val="16"/>
+              </w:rPr>
+            </w:r>
+            <w:r>
+              <w:rPr>
+                <w:rFonts w:ascii="Aptos" w:hAnsi="Aptos"/>
+                <w:b/>
+                <w:i w:val="0"/>
+                <w:color w:val="1E2937"/>
+                <w:sz w:val="16"/>
+              </w:rPr>
+              <w:t>Exact recovery</w:t>
+            </w:r>
+          </w:p>
+        </w:tc>
+        <w:tc>
+          <w:tcPr>
+            <w:tcW w:type="dxa" w:w="7560"/>
+            <w:vAlign w:val="center"/>
+            <w:tcMar>
+              <w:top w:w="95" w:type="dxa"/>
+              <w:start w:w="105" w:type="dxa"/>
+              <w:bottom w:w="95" w:type="dxa"/>
+              <w:end w:w="105" w:type="dxa"/>
+            </w:tcMar>
+            <w:tcBorders>
+              <w:top w:val="single" w:sz="5" w:color="D9D9D9"/>
+              <w:left w:val="single" w:sz="5" w:color="D9D9D9"/>
+              <w:bottom w:val="single" w:sz="5" w:color="D9D9D9"/>
+              <w:right w:val="single" w:sz="5" w:color="D9D9D9"/>
+              <w:insideH w:val="single" w:sz="5" w:color="D9D9D9"/>
+              <w:insideV w:val="single" w:sz="5" w:color="D9D9D9"/>
+            </w:tcBorders>
+          </w:tcPr>
+          <w:p>
+            <w:pPr>
+              <w:spacing w:after="0" w:before="0" w:line="252" w:lineRule="auto"/>
+              <w:jc w:val="left"/>
+            </w:pPr>
+            <w:r>
+              <w:rPr>
+                <w:rFonts w:ascii="Aptos" w:hAnsi="Aptos"/>
+                <w:color w:val="1E2937"/>
+                <w:sz w:val="16"/>
+              </w:rPr>
+            </w:r>
+            <w:r>
+              <w:rPr>
+                <w:rFonts w:ascii="Aptos" w:hAnsi="Aptos"/>
+                <w:b w:val="0"/>
+                <w:i w:val="0"/>
+                <w:color w:val="1E2937"/>
+                <w:sz w:val="16"/>
+              </w:rPr>
+              <w:t>6 of 6 images and the five-bit test payload recovered exactly in the fresh rerun.</w:t>
+            </w:r>
+          </w:p>
+        </w:tc>
+      </w:tr>
+      <w:tr>
+        <w:trPr>
+          <w:cantSplit/>
+          <w:cantSplit/>
+        </w:trPr>
+        <w:tc>
+          <w:tcPr>
+            <w:tcW w:type="dxa" w:w="2376"/>
+            <w:shd w:fill="F2F6FA"/>
+            <w:vAlign w:val="center"/>
+            <w:tcMar>
+              <w:top w:w="95" w:type="dxa"/>
+              <w:start w:w="105" w:type="dxa"/>
+              <w:bottom w:w="95" w:type="dxa"/>
+              <w:end w:w="105" w:type="dxa"/>
+            </w:tcMar>
+            <w:tcBorders>
+              <w:top w:val="single" w:sz="5" w:color="D9D9D9"/>
+              <w:left w:val="single" w:sz="5" w:color="D9D9D9"/>
+              <w:bottom w:val="single" w:sz="5" w:color="D9D9D9"/>
+              <w:right w:val="single" w:sz="5" w:color="D9D9D9"/>
+              <w:insideH w:val="single" w:sz="5" w:color="D9D9D9"/>
+              <w:insideV w:val="single" w:sz="5" w:color="D9D9D9"/>
+            </w:tcBorders>
+          </w:tcPr>
+          <w:p>
+            <w:pPr>
+              <w:spacing w:after="0" w:before="0" w:line="252" w:lineRule="auto"/>
+              <w:jc w:val="left"/>
+            </w:pPr>
+            <w:r>
+              <w:rPr>
+                <w:rFonts w:ascii="Aptos" w:hAnsi="Aptos"/>
+                <w:color w:val="1E2937"/>
+                <w:sz w:val="16"/>
+              </w:rPr>
+            </w:r>
+            <w:r>
+              <w:rPr>
+                <w:rFonts w:ascii="Aptos" w:hAnsi="Aptos"/>
+                <w:b/>
+                <w:i w:val="0"/>
+                <w:color w:val="1E2937"/>
+                <w:sz w:val="16"/>
+              </w:rPr>
+              <w:t>Thumbnail fidelity</w:t>
+            </w:r>
+          </w:p>
+        </w:tc>
+        <w:tc>
+          <w:tcPr>
+            <w:tcW w:type="dxa" w:w="7560"/>
+            <w:shd w:fill="F2F6FA"/>
+            <w:vAlign w:val="center"/>
+            <w:tcMar>
+              <w:top w:w="95" w:type="dxa"/>
+              <w:start w:w="105" w:type="dxa"/>
+              <w:bottom w:w="95" w:type="dxa"/>
+              <w:end w:w="105" w:type="dxa"/>
+            </w:tcMar>
+            <w:tcBorders>
+              <w:top w:val="single" w:sz="5" w:color="D9D9D9"/>
+              <w:left w:val="single" w:sz="5" w:color="D9D9D9"/>
+              <w:bottom w:val="single" w:sz="5" w:color="D9D9D9"/>
+              <w:right w:val="single" w:sz="5" w:color="D9D9D9"/>
+              <w:insideH w:val="single" w:sz="5" w:color="D9D9D9"/>
+              <w:insideV w:val="single" w:sz="5" w:color="D9D9D9"/>
+            </w:tcBorders>
+          </w:tcPr>
+          <w:p>
+            <w:pPr>
+              <w:spacing w:after="0" w:before="0" w:line="252" w:lineRule="auto"/>
+              <w:jc w:val="left"/>
+            </w:pPr>
+            <w:r>
+              <w:rPr>
+                <w:rFonts w:ascii="Aptos" w:hAnsi="Aptos"/>
+                <w:color w:val="1E2937"/>
+                <w:sz w:val="16"/>
+              </w:rPr>
+            </w:r>
+            <w:r>
+              <w:rPr>
+                <w:rFonts w:ascii="Aptos" w:hAnsi="Aptos"/>
+                <w:b w:val="0"/>
+                <w:i w:val="0"/>
+                <w:color w:val="1E2937"/>
+                <w:sz w:val="16"/>
+              </w:rPr>
+              <w:t>All six 16 × 16 RGB thumbnails matched exactly. Each thumbnail value is the mean of one aligned 32 × 32 source block.</w:t>
+            </w:r>
+          </w:p>
+        </w:tc>
+      </w:tr>
+      <w:tr>
+        <w:trPr>
+          <w:cantSplit/>
+          <w:cantSplit/>
+        </w:trPr>
+        <w:tc>
+          <w:tcPr>
+            <w:tcW w:type="dxa" w:w="2376"/>
+            <w:vAlign w:val="center"/>
+            <w:tcMar>
+              <w:top w:w="95" w:type="dxa"/>
+              <w:start w:w="105" w:type="dxa"/>
+              <w:bottom w:w="95" w:type="dxa"/>
+              <w:end w:w="105" w:type="dxa"/>
+            </w:tcMar>
+            <w:tcBorders>
+              <w:top w:val="single" w:sz="5" w:color="D9D9D9"/>
+              <w:left w:val="single" w:sz="5" w:color="D9D9D9"/>
+              <w:bottom w:val="single" w:sz="5" w:color="D9D9D9"/>
+              <w:right w:val="single" w:sz="5" w:color="D9D9D9"/>
+              <w:insideH w:val="single" w:sz="5" w:color="D9D9D9"/>
+              <w:insideV w:val="single" w:sz="5" w:color="D9D9D9"/>
+            </w:tcBorders>
+          </w:tcPr>
+          <w:p>
+            <w:pPr>
+              <w:spacing w:after="0" w:before="0" w:line="252" w:lineRule="auto"/>
+              <w:jc w:val="left"/>
+            </w:pPr>
+            <w:r>
+              <w:rPr>
+                <w:rFonts w:ascii="Aptos" w:hAnsi="Aptos"/>
+                <w:color w:val="1E2937"/>
+                <w:sz w:val="16"/>
+              </w:rPr>
+            </w:r>
+            <w:r>
+              <w:rPr>
+                <w:rFonts w:ascii="Aptos" w:hAnsi="Aptos"/>
+                <w:b/>
+                <w:i w:val="0"/>
+                <w:color w:val="1E2937"/>
+                <w:sz w:val="16"/>
+              </w:rPr>
+              <w:t>Authentication layout</w:t>
+            </w:r>
+          </w:p>
+        </w:tc>
+        <w:tc>
+          <w:tcPr>
+            <w:tcW w:type="dxa" w:w="7560"/>
+            <w:vAlign w:val="center"/>
+            <w:tcMar>
+              <w:top w:w="95" w:type="dxa"/>
+              <w:start w:w="105" w:type="dxa"/>
+              <w:bottom w:w="95" w:type="dxa"/>
+              <w:end w:w="105" w:type="dxa"/>
+            </w:tcMar>
+            <w:tcBorders>
+              <w:top w:val="single" w:sz="5" w:color="D9D9D9"/>
+              <w:left w:val="single" w:sz="5" w:color="D9D9D9"/>
+              <w:bottom w:val="single" w:sz="5" w:color="D9D9D9"/>
+              <w:right w:val="single" w:sz="5" w:color="D9D9D9"/>
+              <w:insideH w:val="single" w:sz="5" w:color="D9D9D9"/>
+              <w:insideV w:val="single" w:sz="5" w:color="D9D9D9"/>
+            </w:tcBorders>
+          </w:tcPr>
+          <w:p>
+            <w:pPr>
+              <w:spacing w:after="0" w:before="0" w:line="252" w:lineRule="auto"/>
+              <w:jc w:val="left"/>
+            </w:pPr>
+            <w:r>
+              <w:rPr>
+                <w:rFonts w:ascii="Aptos" w:hAnsi="Aptos"/>
+                <w:color w:val="1E2937"/>
+                <w:sz w:val="16"/>
+              </w:rPr>
+            </w:r>
+            <w:r>
+              <w:rPr>
+                <w:rFonts w:ascii="Aptos" w:hAnsi="Aptos"/>
+                <w:b w:val="0"/>
+                <w:i w:val="0"/>
+                <w:color w:val="1E2937"/>
+                <w:sz w:val="16"/>
+              </w:rPr>
+              <w:t>192 HMAC-SHA256 tags per image; each tag covers four 32 × 32 blocks in one color channel.</w:t>
+            </w:r>
+          </w:p>
+        </w:tc>
+      </w:tr>
+      <w:tr>
+        <w:trPr>
+          <w:cantSplit/>
+          <w:cantSplit/>
+        </w:trPr>
+        <w:tc>
+          <w:tcPr>
+            <w:tcW w:type="dxa" w:w="2376"/>
+            <w:shd w:fill="F2F6FA"/>
+            <w:vAlign w:val="center"/>
+            <w:tcMar>
+              <w:top w:w="95" w:type="dxa"/>
+              <w:start w:w="105" w:type="dxa"/>
+              <w:bottom w:w="95" w:type="dxa"/>
+              <w:end w:w="105" w:type="dxa"/>
+            </w:tcMar>
+            <w:tcBorders>
+              <w:top w:val="single" w:sz="5" w:color="D9D9D9"/>
+              <w:left w:val="single" w:sz="5" w:color="D9D9D9"/>
+              <w:bottom w:val="single" w:sz="5" w:color="D9D9D9"/>
+              <w:right w:val="single" w:sz="5" w:color="D9D9D9"/>
+              <w:insideH w:val="single" w:sz="5" w:color="D9D9D9"/>
+              <w:insideV w:val="single" w:sz="5" w:color="D9D9D9"/>
+            </w:tcBorders>
+          </w:tcPr>
+          <w:p>
+            <w:pPr>
+              <w:spacing w:after="0" w:before="0" w:line="252" w:lineRule="auto"/>
+              <w:jc w:val="left"/>
+            </w:pPr>
+            <w:r>
+              <w:rPr>
+                <w:rFonts w:ascii="Aptos" w:hAnsi="Aptos"/>
+                <w:color w:val="1E2937"/>
+                <w:sz w:val="16"/>
+              </w:rPr>
+            </w:r>
+            <w:r>
+              <w:rPr>
+                <w:rFonts w:ascii="Aptos" w:hAnsi="Aptos"/>
+                <w:b/>
+                <w:i w:val="0"/>
+                <w:color w:val="1E2937"/>
+                <w:sz w:val="16"/>
+              </w:rPr>
+              <w:t>Tamper detection</w:t>
+            </w:r>
+          </w:p>
+        </w:tc>
+        <w:tc>
+          <w:tcPr>
+            <w:tcW w:type="dxa" w:w="7560"/>
+            <w:shd w:fill="F2F6FA"/>
+            <w:vAlign w:val="center"/>
+            <w:tcMar>
+              <w:top w:w="95" w:type="dxa"/>
+              <w:start w:w="105" w:type="dxa"/>
+              <w:bottom w:w="95" w:type="dxa"/>
+              <w:end w:w="105" w:type="dxa"/>
+            </w:tcMar>
+            <w:tcBorders>
+              <w:top w:val="single" w:sz="5" w:color="D9D9D9"/>
+              <w:left w:val="single" w:sz="5" w:color="D9D9D9"/>
+              <w:bottom w:val="single" w:sz="5" w:color="D9D9D9"/>
+              <w:right w:val="single" w:sz="5" w:color="D9D9D9"/>
+              <w:insideH w:val="single" w:sz="5" w:color="D9D9D9"/>
+              <w:insideV w:val="single" w:sz="5" w:color="D9D9D9"/>
+            </w:tcBorders>
+          </w:tcPr>
+          <w:p>
+            <w:pPr>
+              <w:spacing w:after="0" w:before="0" w:line="252" w:lineRule="auto"/>
+              <w:jc w:val="left"/>
+            </w:pPr>
+            <w:r>
+              <w:rPr>
+                <w:rFonts w:ascii="Aptos" w:hAnsi="Aptos"/>
+                <w:color w:val="1E2937"/>
+                <w:sz w:val="16"/>
+              </w:rPr>
+            </w:r>
+            <w:r>
+              <w:rPr>
+                <w:rFonts w:ascii="Aptos" w:hAnsi="Aptos"/>
+                <w:b w:val="0"/>
+                <w:i w:val="0"/>
+                <w:color w:val="1E2937"/>
+                <w:sz w:val="16"/>
+              </w:rPr>
+              <w:t>One changed channel sample triggered one group failure. A full RGB block splice triggered three channel-specific group failures.</w:t>
+            </w:r>
+          </w:p>
+        </w:tc>
+      </w:tr>
+      <w:tr>
+        <w:trPr>
+          <w:cantSplit/>
+          <w:cantSplit/>
+        </w:trPr>
+        <w:tc>
+          <w:tcPr>
+            <w:tcW w:type="dxa" w:w="2376"/>
+            <w:vAlign w:val="center"/>
+            <w:tcMar>
+              <w:top w:w="95" w:type="dxa"/>
+              <w:start w:w="105" w:type="dxa"/>
+              <w:bottom w:w="95" w:type="dxa"/>
+              <w:end w:w="105" w:type="dxa"/>
+            </w:tcMar>
+            <w:tcBorders>
+              <w:top w:val="single" w:sz="5" w:color="D9D9D9"/>
+              <w:left w:val="single" w:sz="5" w:color="D9D9D9"/>
+              <w:bottom w:val="single" w:sz="5" w:color="D9D9D9"/>
+              <w:right w:val="single" w:sz="5" w:color="D9D9D9"/>
+              <w:insideH w:val="single" w:sz="5" w:color="D9D9D9"/>
+              <w:insideV w:val="single" w:sz="5" w:color="D9D9D9"/>
+            </w:tcBorders>
+          </w:tcPr>
+          <w:p>
+            <w:pPr>
+              <w:spacing w:after="0" w:before="0" w:line="252" w:lineRule="auto"/>
+              <w:jc w:val="left"/>
+            </w:pPr>
+            <w:r>
+              <w:rPr>
+                <w:rFonts w:ascii="Aptos" w:hAnsi="Aptos"/>
+                <w:color w:val="1E2937"/>
+                <w:sz w:val="16"/>
+              </w:rPr>
+            </w:r>
+            <w:r>
+              <w:rPr>
+                <w:rFonts w:ascii="Aptos" w:hAnsi="Aptos"/>
+                <w:b/>
+                <w:i w:val="0"/>
+                <w:color w:val="1E2937"/>
+                <w:sz w:val="16"/>
+              </w:rPr>
+              <w:t>Sidecar size</w:t>
+            </w:r>
+          </w:p>
+        </w:tc>
+        <w:tc>
+          <w:tcPr>
+            <w:tcW w:type="dxa" w:w="7560"/>
+            <w:vAlign w:val="center"/>
+            <w:tcMar>
+              <w:top w:w="95" w:type="dxa"/>
+              <w:start w:w="105" w:type="dxa"/>
+              <w:bottom w:w="95" w:type="dxa"/>
+              <w:end w:w="105" w:type="dxa"/>
+            </w:tcMar>
+            <w:tcBorders>
+              <w:top w:val="single" w:sz="5" w:color="D9D9D9"/>
+              <w:left w:val="single" w:sz="5" w:color="D9D9D9"/>
+              <w:bottom w:val="single" w:sz="5" w:color="D9D9D9"/>
+              <w:right w:val="single" w:sz="5" w:color="D9D9D9"/>
+              <w:insideH w:val="single" w:sz="5" w:color="D9D9D9"/>
+              <w:insideV w:val="single" w:sz="5" w:color="D9D9D9"/>
+            </w:tcBorders>
           </w:tcPr>
           <w:p>
             <w:r>
+              <w:t>Mean 1.184 MB (range 1.151–1.199 MB), about 150.6% of the 0.786 MB raw RGB image; contains layout, correction, and authenticated identifier metadata, not tags or payload.</w:t>
+            </w:r>
+          </w:p>
+        </w:tc>
+      </w:tr>
+      <w:tr>
+        <w:tc>
+          <w:tcPr>
+            <w:tcW w:type="dxa" w:w="4946"/>
+          </w:tcPr>
+          <w:p>
+            <w:pPr>
+              <w:spacing w:after="0"/>
+            </w:pPr>
+            <w:r>
               <w:rPr>
+                <w:rFonts w:ascii="Aptos" w:hAnsi="Aptos"/>
                 <w:b/>
+              </w:rPr>
+              <w:t>Native RDH carriage</w:t>
+            </w:r>
+          </w:p>
+        </w:tc>
+        <w:tc>
+          <w:tcPr>
+            <w:tcW w:type="dxa" w:w="4946"/>
+          </w:tcPr>
+          <w:p>
+            <w:pPr>
+              <w:spacing w:after="0"/>
+            </w:pPr>
+            <w:r>
+              <w:rPr>
+                <w:rFonts w:ascii="Aptos" w:hAnsi="Aptos"/>
+              </w:rPr>
+              <w:t>Three keyed 256-bit channel tags and the five-bit payload are embedded in the reversible histogram-shifting image stream before four-pixel substitution.</w:t>
+            </w:r>
+          </w:p>
+        </w:tc>
+      </w:tr>
+      <w:tr>
+        <w:trPr>
+          <w:cantSplit/>
+          <w:cantSplit/>
+        </w:trPr>
+        <w:tc>
+          <w:tcPr>
+            <w:tcW w:type="dxa" w:w="2376"/>
+            <w:shd w:fill="F2F6FA"/>
+            <w:vAlign w:val="center"/>
+            <w:tcMar>
+              <w:top w:w="95" w:type="dxa"/>
+              <w:start w:w="105" w:type="dxa"/>
+              <w:bottom w:w="95" w:type="dxa"/>
+              <w:end w:w="105" w:type="dxa"/>
+            </w:tcMar>
+            <w:tcBorders>
+              <w:top w:val="single" w:sz="5" w:color="D9D9D9"/>
+              <w:left w:val="single" w:sz="5" w:color="D9D9D9"/>
+              <w:bottom w:val="single" w:sz="5" w:color="D9D9D9"/>
+              <w:right w:val="single" w:sz="5" w:color="D9D9D9"/>
+              <w:insideH w:val="single" w:sz="5" w:color="D9D9D9"/>
+              <w:insideV w:val="single" w:sz="5" w:color="D9D9D9"/>
+            </w:tcBorders>
+          </w:tcPr>
+          <w:p>
+            <w:pPr>
+              <w:spacing w:after="0" w:before="0" w:line="252" w:lineRule="auto"/>
+              <w:jc w:val="left"/>
+            </w:pPr>
+            <w:r>
+              <w:rPr>
+                <w:rFonts w:ascii="Aptos" w:hAnsi="Aptos"/>
+                <w:color w:val="1E2937"/>
+                <w:sz w:val="16"/>
+              </w:rPr>
+            </w:r>
+            <w:r>
+              <w:rPr>
+                <w:rFonts w:ascii="Aptos" w:hAnsi="Aptos"/>
+                <w:b/>
+                <w:i w:val="0"/>
+                <w:color w:val="1E2937"/>
+                <w:sz w:val="16"/>
+              </w:rPr>
+              <w:t>NIST evaluation</w:t>
+            </w:r>
+          </w:p>
+        </w:tc>
+        <w:tc>
+          <w:tcPr>
+            <w:tcW w:type="dxa" w:w="7560"/>
+            <w:shd w:fill="F2F6FA"/>
+            <w:vAlign w:val="center"/>
+            <w:tcMar>
+              <w:top w:w="95" w:type="dxa"/>
+              <w:start w:w="105" w:type="dxa"/>
+              <w:bottom w:w="95" w:type="dxa"/>
+              <w:end w:w="105" w:type="dxa"/>
+            </w:tcMar>
+            <w:tcBorders>
+              <w:top w:val="single" w:sz="5" w:color="D9D9D9"/>
+              <w:left w:val="single" w:sz="5" w:color="D9D9D9"/>
+              <w:bottom w:val="single" w:sz="5" w:color="D9D9D9"/>
+              <w:right w:val="single" w:sz="5" w:color="D9D9D9"/>
+              <w:insideH w:val="single" w:sz="5" w:color="D9D9D9"/>
+              <w:insideV w:val="single" w:sz="5" w:color="D9D9D9"/>
+            </w:tcBorders>
+          </w:tcPr>
+          <w:p>
+            <w:pPr>
+              <w:spacing w:after="0"/>
+            </w:pPr>
+            <w:r>
+              <w:rPr>
+                <w:rFonts w:ascii="Aptos" w:hAnsi="Aptos"/>
+              </w:rPr>
+              <w:t>Completed for the unchanged Upsilon_P and substitution-r schedules: 100 sequences × 1,000,000 bits per family. Both representations show extensive failures; diagnostic only.</w:t>
+            </w:r>
+          </w:p>
+        </w:tc>
+      </w:tr>
+    </w:tbl>
+    <w:p>
+      <w:pPr>
+        <w:keepNext/>
+        <w:spacing w:before="180" w:after="100" w:line="259" w:lineRule="auto"/>
+        <w:jc w:val="center"/>
+      </w:pPr>
+      <w:r>
+        <w:drawing>
+          <wp:inline xmlns:a="http://schemas.openxmlformats.org/drawingml/2006/main" xmlns:pic="http://schemas.openxmlformats.org/drawingml/2006/picture">
+            <wp:extent cx="5760720" cy="2178734"/>
+            <wp:docPr id="1" name="Picture 1"/>
+            <wp:cNvGraphicFramePr>
+              <a:graphicFrameLocks noChangeAspect="1"/>
+            </wp:cNvGraphicFramePr>
+            <a:graphic>
+              <a:graphicData uri="http://schemas.openxmlformats.org/drawingml/2006/picture">
+                <pic:pic>
+                  <pic:nvPicPr>
+                    <pic:cNvPr id="0" name="four_pixel_native_rdh_figure.png"/>
+                    <pic:cNvPicPr/>
+                  </pic:nvPicPr>
+                  <pic:blipFill>
+                    <a:blip r:embed="rId11"/>
+                    <a:stretch>
+                      <a:fillRect/>
+                    </a:stretch>
+                  </pic:blipFill>
+                  <pic:spPr>
+                    <a:xfrm>
+                      <a:off x="0" y="0"/>
+                      <a:ext cx="5760720" cy="2178734"/>
+                    </a:xfrm>
+                    <a:prstGeom prst="rect"/>
+                  </pic:spPr>
+                </pic:pic>
+              </a:graphicData>
+            </a:graphic>
+          </wp:inline>
+        </w:drawing>
+      </w:r>
+    </w:p>
+    <w:p>
+      <w:pPr>
+        <w:spacing w:after="100" w:line="259" w:lineRule="auto"/>
+        <w:jc w:val="center"/>
+      </w:pPr>
+      <w:r>
+        <w:t>Figure 1. Airplane source, native-RDH-authenticated ciphertext, and its exact block-average thumbnail. The thumbnail is enlarged only for display.</w:t>
+      </w:r>
+    </w:p>
+    <w:p>
+      <w:pPr>
+        <w:spacing w:after="100" w:line="259" w:lineRule="auto"/>
+      </w:pPr>
+      <w:r/>
+    </w:p>
+    <w:p>
+      <w:pPr>
+        <w:pStyle w:val="Heading1"/>
+        <w:keepNext/>
+        <w:spacing w:before="200" w:after="80"/>
+      </w:pPr>
+      <w:r>
+        <w:t>Method and image-level results</w:t>
+      </w:r>
+    </w:p>
+    <w:p>
+      <w:pPr>
+        <w:keepLines w:val="0"/>
+        <w:spacing w:after="100" w:line="259" w:lineRule="auto"/>
+      </w:pPr>
+      <w:r>
+        <w:t>The experiment uses six UCT color-image sources: Airplane, Baboon, Couple, Girl, Lena, and Peppers. Each source is converted to RGB and normalized to 512 × 512 pixels. The transform operates on aligned 32 × 32 blocks. Thumbnail fidelity is measured as the mean RGB value of each block, producing a 16 × 16 RGB thumbnail.</w:t>
+      </w:r>
+    </w:p>
+    <w:p>
+      <w:pPr>
+        <w:pStyle w:val="Heading2"/>
+        <w:keepNext/>
+        <w:spacing w:before="200" w:after="80"/>
+      </w:pPr>
+      <w:r>
+        <w:t>How the integration works</w:t>
+      </w:r>
+    </w:p>
+    <w:p>
+      <w:pPr>
+        <w:keepLines w:val="0"/>
+        <w:spacing w:after="100" w:line="259" w:lineRule="auto"/>
+      </w:pPr>
+      <w:r>
+        <w:t>The integration order is block permutation → native histogram-shifting RDH embedding → four-pixel sum-preserving substitution → keyed authentication. Each color channel carries a keyed 256-bit HMAC tag over its pre-RDH permuted image plane; the red-channel RDH stream also carries the user payload. During recovery, substitution is inverted, RDH extracts the tag and exactly restores the permuted carrier, and the tag is verified before inverse permutation. The outer authentication layer adds 256-bit HMAC tags for keyed groups of four 32 × 32 blocks per channel, embedded by reversible contrast mapping (RCM), to provide localized tamper reporting. Its authenticated sidecar stores the encrypted pairing layout, reversible block-sum correction map, and authenticated image identifiers; it does not store the RDH tags or user payload.</w:t>
+      </w:r>
+    </w:p>
+    <w:p>
+      <w:pPr>
+        <w:keepLines w:val="0"/>
+        <w:spacing w:after="100" w:line="259" w:lineRule="auto"/>
+      </w:pPr>
+      <w:r>
+        <w:t>This is an adaptation of the paper rather than a bit-for-bit reproduction. The transform equations are implemented, but its schedule uses the repository’s 2D-CSM-derived matrices instead of the paper’s own chaotic schedule. The algebraic inverse is used for Case 2 c because the sign printed in the paper appendix does not invert its forward equation.</w:t>
+      </w:r>
+    </w:p>
+    <w:p>
+      <w:pPr>
+        <w:pStyle w:val="Heading2"/>
+        <w:keepNext/>
+        <w:spacing w:before="200" w:after="80"/>
+      </w:pPr>
+      <w:r>
+        <w:t>Image-level results</w:t>
+      </w:r>
+    </w:p>
+    <w:p>
+      <w:pPr>
+        <w:pStyle w:val="Caption"/>
+      </w:pPr>
+      <w:r>
+        <w:t>Table 2. Image-level fidelity, capacity, and sidecar results.</w:t>
+      </w:r>
+    </w:p>
+    <w:tbl>
+      <w:tblPr>
+        <w:tblW w:type="auto" w:w="0"/>
+        <w:tblLayout w:type="fixed"/>
+        <w:tblLook w:firstColumn="1" w:firstRow="1" w:lastColumn="0" w:lastRow="0" w:noHBand="0" w:noVBand="1" w:val="04A0"/>
+        <w:jc w:val="center"/>
+        <w:tblBorders>
+          <w:top w:val="single" w:sz="5" w:space="0" w:color="D9DEE5"/>
+          <w:left w:val="single" w:sz="5" w:space="0" w:color="D9DEE5"/>
+          <w:bottom w:val="single" w:sz="5" w:space="0" w:color="D9DEE5"/>
+          <w:right w:val="single" w:sz="5" w:space="0" w:color="D9DEE5"/>
+          <w:insideH w:val="single" w:sz="5" w:space="0" w:color="D9DEE5"/>
+          <w:insideV w:val="single" w:sz="5" w:space="0" w:color="D9DEE5"/>
+        </w:tblBorders>
+      </w:tblPr>
+      <w:tblGrid>
+        <w:gridCol w:w="2473"/>
+        <w:gridCol w:w="2473"/>
+        <w:gridCol w:w="2473"/>
+        <w:gridCol w:w="2473"/>
+      </w:tblGrid>
+      <w:tr>
+        <w:trPr>
+          <w:tblHeader w:val="true"/>
+          <w:cantSplit/>
+          <w:tblHeader w:val="true"/>
+          <w:cantSplit/>
+        </w:trPr>
+        <w:tc>
+          <w:tcPr>
+            <w:tcW w:type="dxa" w:w="2088"/>
+            <w:shd w:fill="17365D"/>
+            <w:vAlign w:val="center"/>
+            <w:tcMar>
+              <w:top w:w="95" w:type="dxa"/>
+              <w:start w:w="105" w:type="dxa"/>
+              <w:bottom w:w="95" w:type="dxa"/>
+              <w:end w:w="105" w:type="dxa"/>
+            </w:tcMar>
+            <w:tcBorders>
+              <w:top w:val="single" w:sz="5" w:color="D9D9D9"/>
+              <w:left w:val="single" w:sz="5" w:color="D9D9D9"/>
+              <w:bottom w:val="single" w:sz="5" w:color="D9D9D9"/>
+              <w:right w:val="single" w:sz="5" w:color="D9D9D9"/>
+              <w:insideH w:val="single" w:sz="5" w:color="D9D9D9"/>
+              <w:insideV w:val="single" w:sz="5" w:color="D9D9D9"/>
+            </w:tcBorders>
+          </w:tcPr>
+          <w:p>
+            <w:pPr>
+              <w:spacing w:after="0" w:before="0" w:line="252" w:lineRule="auto"/>
+              <w:jc w:val="left"/>
+            </w:pPr>
+            <w:r>
+              <w:rPr>
+                <w:rFonts w:ascii="Aptos" w:hAnsi="Aptos"/>
+                <w:b/>
+                <w:color w:val="FFFFFF"/>
+                <w:sz w:val="16"/>
+              </w:rPr>
+            </w:r>
+            <w:r>
+              <w:rPr>
+                <w:rFonts w:ascii="Aptos" w:hAnsi="Aptos"/>
+                <w:b/>
+                <w:i w:val="0"/>
+                <w:color w:val="FFFFFF"/>
+                <w:sz w:val="16"/>
+              </w:rPr>
+              <w:t>Image</w:t>
+            </w:r>
+          </w:p>
+        </w:tc>
+        <w:tc>
+          <w:tcPr>
+            <w:tcW w:type="dxa" w:w="2952"/>
+            <w:shd w:fill="17365D"/>
+            <w:vAlign w:val="center"/>
+            <w:tcMar>
+              <w:top w:w="95" w:type="dxa"/>
+              <w:start w:w="105" w:type="dxa"/>
+              <w:bottom w:w="95" w:type="dxa"/>
+              <w:end w:w="105" w:type="dxa"/>
+            </w:tcMar>
+            <w:tcBorders>
+              <w:top w:val="single" w:sz="5" w:color="D9D9D9"/>
+              <w:left w:val="single" w:sz="5" w:color="D9D9D9"/>
+              <w:bottom w:val="single" w:sz="5" w:color="D9D9D9"/>
+              <w:right w:val="single" w:sz="5" w:color="D9D9D9"/>
+              <w:insideH w:val="single" w:sz="5" w:color="D9D9D9"/>
+              <w:insideV w:val="single" w:sz="5" w:color="D9D9D9"/>
+            </w:tcBorders>
+          </w:tcPr>
+          <w:p>
+            <w:pPr>
+              <w:spacing w:after="0" w:before="0" w:line="252" w:lineRule="auto"/>
+              <w:jc w:val="left"/>
+            </w:pPr>
+            <w:r>
+              <w:rPr>
+                <w:rFonts w:ascii="Aptos" w:hAnsi="Aptos"/>
+                <w:b/>
+                <w:color w:val="FFFFFF"/>
+                <w:sz w:val="16"/>
+              </w:rPr>
+            </w:r>
+            <w:r>
+              <w:rPr>
+                <w:rFonts w:ascii="Aptos" w:hAnsi="Aptos"/>
+                <w:b/>
+                <w:i w:val="0"/>
+                <w:color w:val="FFFFFF"/>
+                <w:sz w:val="16"/>
+              </w:rPr>
+              <w:t>Original to ciphertext PSNR</w:t>
+            </w:r>
+          </w:p>
+        </w:tc>
+        <w:tc>
+          <w:tcPr>
+            <w:tcW w:type="dxa" w:w="2448"/>
+            <w:shd w:fill="17365D"/>
+            <w:vAlign w:val="center"/>
+            <w:tcMar>
+              <w:top w:w="95" w:type="dxa"/>
+              <w:start w:w="105" w:type="dxa"/>
+              <w:bottom w:w="95" w:type="dxa"/>
+              <w:end w:w="105" w:type="dxa"/>
+            </w:tcMar>
+            <w:tcBorders>
+              <w:top w:val="single" w:sz="5" w:color="D9D9D9"/>
+              <w:left w:val="single" w:sz="5" w:color="D9D9D9"/>
+              <w:bottom w:val="single" w:sz="5" w:color="D9D9D9"/>
+              <w:right w:val="single" w:sz="5" w:color="D9D9D9"/>
+              <w:insideH w:val="single" w:sz="5" w:color="D9D9D9"/>
+              <w:insideV w:val="single" w:sz="5" w:color="D9D9D9"/>
+            </w:tcBorders>
+          </w:tcPr>
+          <w:p>
+            <w:pPr>
+              <w:spacing w:after="0" w:before="0" w:line="252" w:lineRule="auto"/>
+              <w:jc w:val="left"/>
+            </w:pPr>
+            <w:r>
+              <w:rPr>
+                <w:rFonts w:ascii="Aptos" w:hAnsi="Aptos"/>
+                <w:b/>
+                <w:color w:val="FFFFFF"/>
+                <w:sz w:val="16"/>
+              </w:rPr>
+            </w:r>
+            <w:r>
+              <w:rPr>
+                <w:rFonts w:ascii="Aptos" w:hAnsi="Aptos"/>
+                <w:b/>
+                <w:i w:val="0"/>
+                <w:color w:val="FFFFFF"/>
+                <w:sz w:val="16"/>
+              </w:rPr>
+              <w:t>Minimum group capacity</w:t>
+            </w:r>
+          </w:p>
+        </w:tc>
+        <w:tc>
+          <w:tcPr>
+            <w:tcW w:type="dxa" w:w="2448"/>
+            <w:shd w:fill="17365D"/>
+            <w:vAlign w:val="center"/>
+            <w:tcMar>
+              <w:top w:w="95" w:type="dxa"/>
+              <w:start w:w="105" w:type="dxa"/>
+              <w:bottom w:w="95" w:type="dxa"/>
+              <w:end w:w="105" w:type="dxa"/>
+            </w:tcMar>
+            <w:tcBorders>
+              <w:top w:val="single" w:sz="5" w:color="D9D9D9"/>
+              <w:left w:val="single" w:sz="5" w:color="D9D9D9"/>
+              <w:bottom w:val="single" w:sz="5" w:color="D9D9D9"/>
+              <w:right w:val="single" w:sz="5" w:color="D9D9D9"/>
+              <w:insideH w:val="single" w:sz="5" w:color="D9D9D9"/>
+              <w:insideV w:val="single" w:sz="5" w:color="D9D9D9"/>
+            </w:tcBorders>
+          </w:tcPr>
+          <w:p>
+            <w:pPr>
+              <w:spacing w:after="0" w:before="0" w:line="252" w:lineRule="auto"/>
+              <w:jc w:val="left"/>
+            </w:pPr>
+            <w:r>
+              <w:rPr>
+                <w:rFonts w:ascii="Aptos" w:hAnsi="Aptos"/>
+                <w:b/>
+                <w:color w:val="FFFFFF"/>
+                <w:sz w:val="16"/>
+              </w:rPr>
+            </w:r>
+            <w:r>
+              <w:rPr>
+                <w:rFonts w:ascii="Aptos" w:hAnsi="Aptos"/>
+                <w:b/>
+                <w:i w:val="0"/>
+                <w:color w:val="FFFFFF"/>
+                <w:sz w:val="16"/>
+              </w:rPr>
+              <w:t>Sidecar</w:t>
+            </w:r>
+          </w:p>
+        </w:tc>
+      </w:tr>
+      <w:tr>
+        <w:trPr>
+          <w:cantSplit/>
+          <w:cantSplit/>
+        </w:trPr>
+        <w:tc>
+          <w:tcPr>
+            <w:tcW w:type="dxa" w:w="2088"/>
+            <w:vAlign w:val="center"/>
+            <w:tcMar>
+              <w:top w:w="95" w:type="dxa"/>
+              <w:start w:w="105" w:type="dxa"/>
+              <w:bottom w:w="95" w:type="dxa"/>
+              <w:end w:w="105" w:type="dxa"/>
+            </w:tcMar>
+            <w:tcBorders>
+              <w:top w:val="single" w:sz="5" w:color="D9D9D9"/>
+              <w:left w:val="single" w:sz="5" w:color="D9D9D9"/>
+              <w:bottom w:val="single" w:sz="5" w:color="D9D9D9"/>
+              <w:right w:val="single" w:sz="5" w:color="D9D9D9"/>
+              <w:insideH w:val="single" w:sz="5" w:color="D9D9D9"/>
+              <w:insideV w:val="single" w:sz="5" w:color="D9D9D9"/>
+            </w:tcBorders>
+          </w:tcPr>
+          <w:p>
+            <w:pPr>
+              <w:spacing w:after="0" w:before="0" w:line="252" w:lineRule="auto"/>
+              <w:jc w:val="left"/>
+            </w:pPr>
+            <w:r>
+              <w:rPr>
+                <w:rFonts w:ascii="Aptos" w:hAnsi="Aptos"/>
+                <w:color w:val="1E2937"/>
+                <w:sz w:val="16"/>
+              </w:rPr>
+            </w:r>
+            <w:r>
+              <w:rPr>
+                <w:rFonts w:ascii="Aptos" w:hAnsi="Aptos"/>
+                <w:b/>
+                <w:i w:val="0"/>
+                <w:color w:val="1E2937"/>
+                <w:sz w:val="16"/>
+              </w:rPr>
+              <w:t>Airplane</w:t>
+            </w:r>
+          </w:p>
+        </w:tc>
+        <w:tc>
+          <w:tcPr>
+            <w:tcW w:type="dxa" w:w="2952"/>
+            <w:vAlign w:val="center"/>
+            <w:tcMar>
+              <w:top w:w="95" w:type="dxa"/>
+              <w:start w:w="105" w:type="dxa"/>
+              <w:bottom w:w="95" w:type="dxa"/>
+              <w:end w:w="105" w:type="dxa"/>
+            </w:tcMar>
+            <w:tcBorders>
+              <w:top w:val="single" w:sz="5" w:color="D9D9D9"/>
+              <w:left w:val="single" w:sz="5" w:color="D9D9D9"/>
+              <w:bottom w:val="single" w:sz="5" w:color="D9D9D9"/>
+              <w:right w:val="single" w:sz="5" w:color="D9D9D9"/>
+              <w:insideH w:val="single" w:sz="5" w:color="D9D9D9"/>
+              <w:insideV w:val="single" w:sz="5" w:color="D9D9D9"/>
+            </w:tcBorders>
+          </w:tcPr>
+          <w:p>
+            <w:pPr>
+              <w:spacing w:after="0"/>
+            </w:pPr>
+            <w:r>
+              <w:rPr>
+                <w:rFonts w:ascii="Aptos" w:hAnsi="Aptos"/>
+              </w:rPr>
+              <w:t>12.3691 dB</w:t>
+            </w:r>
+          </w:p>
+        </w:tc>
+        <w:tc>
+          <w:tcPr>
+            <w:tcW w:type="dxa" w:w="2448"/>
+            <w:vAlign w:val="center"/>
+            <w:tcMar>
+              <w:top w:w="95" w:type="dxa"/>
+              <w:start w:w="105" w:type="dxa"/>
+              <w:bottom w:w="95" w:type="dxa"/>
+              <w:end w:w="105" w:type="dxa"/>
+            </w:tcMar>
+            <w:tcBorders>
+              <w:top w:val="single" w:sz="5" w:color="D9D9D9"/>
+              <w:left w:val="single" w:sz="5" w:color="D9D9D9"/>
+              <w:bottom w:val="single" w:sz="5" w:color="D9D9D9"/>
+              <w:right w:val="single" w:sz="5" w:color="D9D9D9"/>
+              <w:insideH w:val="single" w:sz="5" w:color="D9D9D9"/>
+              <w:insideV w:val="single" w:sz="5" w:color="D9D9D9"/>
+            </w:tcBorders>
+          </w:tcPr>
+          <w:p>
+            <w:pPr>
+              <w:spacing w:after="0"/>
+            </w:pPr>
+            <w:r>
+              <w:rPr>
+                <w:rFonts w:ascii="Aptos" w:hAnsi="Aptos"/>
+              </w:rPr>
+              <w:t>1564 bits</w:t>
+            </w:r>
+          </w:p>
+        </w:tc>
+        <w:tc>
+          <w:tcPr>
+            <w:tcW w:type="dxa" w:w="2448"/>
+            <w:vAlign w:val="center"/>
+            <w:tcMar>
+              <w:top w:w="95" w:type="dxa"/>
+              <w:start w:w="105" w:type="dxa"/>
+              <w:bottom w:w="95" w:type="dxa"/>
+              <w:end w:w="105" w:type="dxa"/>
+            </w:tcMar>
+            <w:tcBorders>
+              <w:top w:val="single" w:sz="5" w:color="D9D9D9"/>
+              <w:left w:val="single" w:sz="5" w:color="D9D9D9"/>
+              <w:bottom w:val="single" w:sz="5" w:color="D9D9D9"/>
+              <w:right w:val="single" w:sz="5" w:color="D9D9D9"/>
+              <w:insideH w:val="single" w:sz="5" w:color="D9D9D9"/>
+              <w:insideV w:val="single" w:sz="5" w:color="D9D9D9"/>
+            </w:tcBorders>
+          </w:tcPr>
+          <w:p>
+            <w:r>
+              <w:t>1.199 MB</w:t>
+            </w:r>
+          </w:p>
+        </w:tc>
+      </w:tr>
+      <w:tr>
+        <w:trPr>
+          <w:cantSplit/>
+          <w:cantSplit/>
+        </w:trPr>
+        <w:tc>
+          <w:tcPr>
+            <w:tcW w:type="dxa" w:w="2088"/>
+            <w:shd w:fill="F2F6FA"/>
+            <w:vAlign w:val="center"/>
+            <w:tcMar>
+              <w:top w:w="95" w:type="dxa"/>
+              <w:start w:w="105" w:type="dxa"/>
+              <w:bottom w:w="95" w:type="dxa"/>
+              <w:end w:w="105" w:type="dxa"/>
+            </w:tcMar>
+            <w:tcBorders>
+              <w:top w:val="single" w:sz="5" w:color="D9D9D9"/>
+              <w:left w:val="single" w:sz="5" w:color="D9D9D9"/>
+              <w:bottom w:val="single" w:sz="5" w:color="D9D9D9"/>
+              <w:right w:val="single" w:sz="5" w:color="D9D9D9"/>
+              <w:insideH w:val="single" w:sz="5" w:color="D9D9D9"/>
+              <w:insideV w:val="single" w:sz="5" w:color="D9D9D9"/>
+            </w:tcBorders>
+          </w:tcPr>
+          <w:p>
+            <w:pPr>
+              <w:spacing w:after="0" w:before="0" w:line="252" w:lineRule="auto"/>
+              <w:jc w:val="left"/>
+            </w:pPr>
+            <w:r>
+              <w:rPr>
+                <w:rFonts w:ascii="Aptos" w:hAnsi="Aptos"/>
+                <w:color w:val="1E2937"/>
+                <w:sz w:val="16"/>
+              </w:rPr>
+            </w:r>
+            <w:r>
+              <w:rPr>
+                <w:rFonts w:ascii="Aptos" w:hAnsi="Aptos"/>
+                <w:b/>
+                <w:i w:val="0"/>
+                <w:color w:val="1E2937"/>
+                <w:sz w:val="16"/>
+              </w:rPr>
+              <w:t>Baboon</w:t>
+            </w:r>
+          </w:p>
+        </w:tc>
+        <w:tc>
+          <w:tcPr>
+            <w:tcW w:type="dxa" w:w="2952"/>
+            <w:shd w:fill="F2F6FA"/>
+            <w:vAlign w:val="center"/>
+            <w:tcMar>
+              <w:top w:w="95" w:type="dxa"/>
+              <w:start w:w="105" w:type="dxa"/>
+              <w:bottom w:w="95" w:type="dxa"/>
+              <w:end w:w="105" w:type="dxa"/>
+            </w:tcMar>
+            <w:tcBorders>
+              <w:top w:val="single" w:sz="5" w:color="D9D9D9"/>
+              <w:left w:val="single" w:sz="5" w:color="D9D9D9"/>
+              <w:bottom w:val="single" w:sz="5" w:color="D9D9D9"/>
+              <w:right w:val="single" w:sz="5" w:color="D9D9D9"/>
+              <w:insideH w:val="single" w:sz="5" w:color="D9D9D9"/>
+              <w:insideV w:val="single" w:sz="5" w:color="D9D9D9"/>
+            </w:tcBorders>
+          </w:tcPr>
+          <w:p>
+            <w:pPr>
+              <w:spacing w:after="0"/>
+            </w:pPr>
+            <w:r>
+              <w:rPr>
+                <w:rFonts w:ascii="Aptos" w:hAnsi="Aptos"/>
+              </w:rPr>
+              <w:t>11.2884 dB</w:t>
+            </w:r>
+          </w:p>
+        </w:tc>
+        <w:tc>
+          <w:tcPr>
+            <w:tcW w:type="dxa" w:w="2448"/>
+            <w:shd w:fill="F2F6FA"/>
+            <w:vAlign w:val="center"/>
+            <w:tcMar>
+              <w:top w:w="95" w:type="dxa"/>
+              <w:start w:w="105" w:type="dxa"/>
+              <w:bottom w:w="95" w:type="dxa"/>
+              <w:end w:w="105" w:type="dxa"/>
+            </w:tcMar>
+            <w:tcBorders>
+              <w:top w:val="single" w:sz="5" w:color="D9D9D9"/>
+              <w:left w:val="single" w:sz="5" w:color="D9D9D9"/>
+              <w:bottom w:val="single" w:sz="5" w:color="D9D9D9"/>
+              <w:right w:val="single" w:sz="5" w:color="D9D9D9"/>
+              <w:insideH w:val="single" w:sz="5" w:color="D9D9D9"/>
+              <w:insideV w:val="single" w:sz="5" w:color="D9D9D9"/>
+            </w:tcBorders>
+          </w:tcPr>
+          <w:p>
+            <w:pPr>
+              <w:spacing w:after="0"/>
+            </w:pPr>
+            <w:r>
+              <w:rPr>
+                <w:rFonts w:ascii="Aptos" w:hAnsi="Aptos"/>
+              </w:rPr>
+              <w:t>1452 bits</w:t>
+            </w:r>
+          </w:p>
+        </w:tc>
+        <w:tc>
+          <w:tcPr>
+            <w:tcW w:type="dxa" w:w="2448"/>
+            <w:shd w:fill="F2F6FA"/>
+            <w:vAlign w:val="center"/>
+            <w:tcMar>
+              <w:top w:w="95" w:type="dxa"/>
+              <w:start w:w="105" w:type="dxa"/>
+              <w:bottom w:w="95" w:type="dxa"/>
+              <w:end w:w="105" w:type="dxa"/>
+            </w:tcMar>
+            <w:tcBorders>
+              <w:top w:val="single" w:sz="5" w:color="D9D9D9"/>
+              <w:left w:val="single" w:sz="5" w:color="D9D9D9"/>
+              <w:bottom w:val="single" w:sz="5" w:color="D9D9D9"/>
+              <w:right w:val="single" w:sz="5" w:color="D9D9D9"/>
+              <w:insideH w:val="single" w:sz="5" w:color="D9D9D9"/>
+              <w:insideV w:val="single" w:sz="5" w:color="D9D9D9"/>
+            </w:tcBorders>
+          </w:tcPr>
+          <w:p>
+            <w:r>
+              <w:t>1.199 MB</w:t>
+            </w:r>
+          </w:p>
+        </w:tc>
+      </w:tr>
+      <w:tr>
+        <w:trPr>
+          <w:cantSplit/>
+          <w:cantSplit/>
+        </w:trPr>
+        <w:tc>
+          <w:tcPr>
+            <w:tcW w:type="dxa" w:w="2088"/>
+            <w:vAlign w:val="center"/>
+            <w:tcMar>
+              <w:top w:w="95" w:type="dxa"/>
+              <w:start w:w="105" w:type="dxa"/>
+              <w:bottom w:w="95" w:type="dxa"/>
+              <w:end w:w="105" w:type="dxa"/>
+            </w:tcMar>
+            <w:tcBorders>
+              <w:top w:val="single" w:sz="5" w:color="D9D9D9"/>
+              <w:left w:val="single" w:sz="5" w:color="D9D9D9"/>
+              <w:bottom w:val="single" w:sz="5" w:color="D9D9D9"/>
+              <w:right w:val="single" w:sz="5" w:color="D9D9D9"/>
+              <w:insideH w:val="single" w:sz="5" w:color="D9D9D9"/>
+              <w:insideV w:val="single" w:sz="5" w:color="D9D9D9"/>
+            </w:tcBorders>
+          </w:tcPr>
+          <w:p>
+            <w:pPr>
+              <w:spacing w:after="0" w:before="0" w:line="252" w:lineRule="auto"/>
+              <w:jc w:val="left"/>
+            </w:pPr>
+            <w:r>
+              <w:rPr>
+                <w:rFonts w:ascii="Aptos" w:hAnsi="Aptos"/>
+                <w:color w:val="1E2937"/>
+                <w:sz w:val="16"/>
+              </w:rPr>
+            </w:r>
+            <w:r>
+              <w:rPr>
+                <w:rFonts w:ascii="Aptos" w:hAnsi="Aptos"/>
+                <w:b/>
+                <w:i w:val="0"/>
+                <w:color w:val="1E2937"/>
+                <w:sz w:val="16"/>
+              </w:rPr>
+              <w:t>Couple</w:t>
+            </w:r>
+          </w:p>
+        </w:tc>
+        <w:tc>
+          <w:tcPr>
+            <w:tcW w:type="dxa" w:w="2952"/>
+            <w:vAlign w:val="center"/>
+            <w:tcMar>
+              <w:top w:w="95" w:type="dxa"/>
+              <w:start w:w="105" w:type="dxa"/>
+              <w:bottom w:w="95" w:type="dxa"/>
+              <w:end w:w="105" w:type="dxa"/>
+            </w:tcMar>
+            <w:tcBorders>
+              <w:top w:val="single" w:sz="5" w:color="D9D9D9"/>
+              <w:left w:val="single" w:sz="5" w:color="D9D9D9"/>
+              <w:bottom w:val="single" w:sz="5" w:color="D9D9D9"/>
+              <w:right w:val="single" w:sz="5" w:color="D9D9D9"/>
+              <w:insideH w:val="single" w:sz="5" w:color="D9D9D9"/>
+              <w:insideV w:val="single" w:sz="5" w:color="D9D9D9"/>
+            </w:tcBorders>
+          </w:tcPr>
+          <w:p>
+            <w:pPr>
+              <w:spacing w:after="0"/>
+            </w:pPr>
+            <w:r>
+              <w:rPr>
+                <w:rFonts w:ascii="Aptos" w:hAnsi="Aptos"/>
+              </w:rPr>
+              <w:t>16.7520 dB</w:t>
+            </w:r>
+          </w:p>
+        </w:tc>
+        <w:tc>
+          <w:tcPr>
+            <w:tcW w:type="dxa" w:w="2448"/>
+            <w:vAlign w:val="center"/>
+            <w:tcMar>
+              <w:top w:w="95" w:type="dxa"/>
+              <w:start w:w="105" w:type="dxa"/>
+              <w:bottom w:w="95" w:type="dxa"/>
+              <w:end w:w="105" w:type="dxa"/>
+            </w:tcMar>
+            <w:tcBorders>
+              <w:top w:val="single" w:sz="5" w:color="D9D9D9"/>
+              <w:left w:val="single" w:sz="5" w:color="D9D9D9"/>
+              <w:bottom w:val="single" w:sz="5" w:color="D9D9D9"/>
+              <w:right w:val="single" w:sz="5" w:color="D9D9D9"/>
+              <w:insideH w:val="single" w:sz="5" w:color="D9D9D9"/>
+              <w:insideV w:val="single" w:sz="5" w:color="D9D9D9"/>
+            </w:tcBorders>
+          </w:tcPr>
+          <w:p>
+            <w:pPr>
+              <w:spacing w:after="0"/>
+            </w:pPr>
+            <w:r>
+              <w:rPr>
+                <w:rFonts w:ascii="Aptos" w:hAnsi="Aptos"/>
+              </w:rPr>
+              <w:t>794 bits</w:t>
+            </w:r>
+          </w:p>
+        </w:tc>
+        <w:tc>
+          <w:tcPr>
+            <w:tcW w:type="dxa" w:w="2448"/>
+            <w:vAlign w:val="center"/>
+            <w:tcMar>
+              <w:top w:w="95" w:type="dxa"/>
+              <w:start w:w="105" w:type="dxa"/>
+              <w:bottom w:w="95" w:type="dxa"/>
+              <w:end w:w="105" w:type="dxa"/>
+            </w:tcMar>
+            <w:tcBorders>
+              <w:top w:val="single" w:sz="5" w:color="D9D9D9"/>
+              <w:left w:val="single" w:sz="5" w:color="D9D9D9"/>
+              <w:bottom w:val="single" w:sz="5" w:color="D9D9D9"/>
+              <w:right w:val="single" w:sz="5" w:color="D9D9D9"/>
+              <w:insideH w:val="single" w:sz="5" w:color="D9D9D9"/>
+              <w:insideV w:val="single" w:sz="5" w:color="D9D9D9"/>
+            </w:tcBorders>
+          </w:tcPr>
+          <w:p>
+            <w:r>
+              <w:t>1.151 MB</w:t>
+            </w:r>
+          </w:p>
+        </w:tc>
+      </w:tr>
+      <w:tr>
+        <w:trPr>
+          <w:cantSplit/>
+          <w:cantSplit/>
+        </w:trPr>
+        <w:tc>
+          <w:tcPr>
+            <w:tcW w:type="dxa" w:w="2088"/>
+            <w:shd w:fill="F2F6FA"/>
+            <w:vAlign w:val="center"/>
+            <w:tcMar>
+              <w:top w:w="95" w:type="dxa"/>
+              <w:start w:w="105" w:type="dxa"/>
+              <w:bottom w:w="95" w:type="dxa"/>
+              <w:end w:w="105" w:type="dxa"/>
+            </w:tcMar>
+            <w:tcBorders>
+              <w:top w:val="single" w:sz="5" w:color="D9D9D9"/>
+              <w:left w:val="single" w:sz="5" w:color="D9D9D9"/>
+              <w:bottom w:val="single" w:sz="5" w:color="D9D9D9"/>
+              <w:right w:val="single" w:sz="5" w:color="D9D9D9"/>
+              <w:insideH w:val="single" w:sz="5" w:color="D9D9D9"/>
+              <w:insideV w:val="single" w:sz="5" w:color="D9D9D9"/>
+            </w:tcBorders>
+          </w:tcPr>
+          <w:p>
+            <w:pPr>
+              <w:spacing w:after="0" w:before="0" w:line="252" w:lineRule="auto"/>
+              <w:jc w:val="left"/>
+            </w:pPr>
+            <w:r>
+              <w:rPr>
+                <w:rFonts w:ascii="Aptos" w:hAnsi="Aptos"/>
+                <w:color w:val="1E2937"/>
+                <w:sz w:val="16"/>
+              </w:rPr>
+            </w:r>
+            <w:r>
+              <w:rPr>
+                <w:rFonts w:ascii="Aptos" w:hAnsi="Aptos"/>
+                <w:b/>
+                <w:i w:val="0"/>
+                <w:color w:val="1E2937"/>
+                <w:sz w:val="16"/>
+              </w:rPr>
+              <w:t>Girl</w:t>
+            </w:r>
+          </w:p>
+        </w:tc>
+        <w:tc>
+          <w:tcPr>
+            <w:tcW w:type="dxa" w:w="2952"/>
+            <w:shd w:fill="F2F6FA"/>
+            <w:vAlign w:val="center"/>
+            <w:tcMar>
+              <w:top w:w="95" w:type="dxa"/>
+              <w:start w:w="105" w:type="dxa"/>
+              <w:bottom w:w="95" w:type="dxa"/>
+              <w:end w:w="105" w:type="dxa"/>
+            </w:tcMar>
+            <w:tcBorders>
+              <w:top w:val="single" w:sz="5" w:color="D9D9D9"/>
+              <w:left w:val="single" w:sz="5" w:color="D9D9D9"/>
+              <w:bottom w:val="single" w:sz="5" w:color="D9D9D9"/>
+              <w:right w:val="single" w:sz="5" w:color="D9D9D9"/>
+              <w:insideH w:val="single" w:sz="5" w:color="D9D9D9"/>
+              <w:insideV w:val="single" w:sz="5" w:color="D9D9D9"/>
+            </w:tcBorders>
+          </w:tcPr>
+          <w:p>
+            <w:pPr>
+              <w:spacing w:after="0"/>
+            </w:pPr>
+            <w:r>
+              <w:rPr>
+                <w:rFonts w:ascii="Aptos" w:hAnsi="Aptos"/>
+              </w:rPr>
+              <w:t>14.5651 dB</w:t>
+            </w:r>
+          </w:p>
+        </w:tc>
+        <w:tc>
+          <w:tcPr>
+            <w:tcW w:type="dxa" w:w="2448"/>
+            <w:shd w:fill="F2F6FA"/>
+            <w:vAlign w:val="center"/>
+            <w:tcMar>
+              <w:top w:w="95" w:type="dxa"/>
+              <w:start w:w="105" w:type="dxa"/>
+              <w:bottom w:w="95" w:type="dxa"/>
+              <w:end w:w="105" w:type="dxa"/>
+            </w:tcMar>
+            <w:tcBorders>
+              <w:top w:val="single" w:sz="5" w:color="D9D9D9"/>
+              <w:left w:val="single" w:sz="5" w:color="D9D9D9"/>
+              <w:bottom w:val="single" w:sz="5" w:color="D9D9D9"/>
+              <w:right w:val="single" w:sz="5" w:color="D9D9D9"/>
+              <w:insideH w:val="single" w:sz="5" w:color="D9D9D9"/>
+              <w:insideV w:val="single" w:sz="5" w:color="D9D9D9"/>
+            </w:tcBorders>
+          </w:tcPr>
+          <w:p>
+            <w:pPr>
+              <w:spacing w:after="0"/>
+            </w:pPr>
+            <w:r>
+              <w:rPr>
+                <w:rFonts w:ascii="Aptos" w:hAnsi="Aptos"/>
+              </w:rPr>
+              <w:t>1098 bits</w:t>
+            </w:r>
+          </w:p>
+        </w:tc>
+        <w:tc>
+          <w:tcPr>
+            <w:tcW w:type="dxa" w:w="2448"/>
+            <w:shd w:fill="F2F6FA"/>
+            <w:vAlign w:val="center"/>
+            <w:tcMar>
+              <w:top w:w="95" w:type="dxa"/>
+              <w:start w:w="105" w:type="dxa"/>
+              <w:bottom w:w="95" w:type="dxa"/>
+              <w:end w:w="105" w:type="dxa"/>
+            </w:tcMar>
+            <w:tcBorders>
+              <w:top w:val="single" w:sz="5" w:color="D9D9D9"/>
+              <w:left w:val="single" w:sz="5" w:color="D9D9D9"/>
+              <w:bottom w:val="single" w:sz="5" w:color="D9D9D9"/>
+              <w:right w:val="single" w:sz="5" w:color="D9D9D9"/>
+              <w:insideH w:val="single" w:sz="5" w:color="D9D9D9"/>
+              <w:insideV w:val="single" w:sz="5" w:color="D9D9D9"/>
+            </w:tcBorders>
+          </w:tcPr>
+          <w:p>
+            <w:r>
+              <w:t>1.170 MB</w:t>
+            </w:r>
+          </w:p>
+        </w:tc>
+      </w:tr>
+      <w:tr>
+        <w:trPr>
+          <w:cantSplit/>
+          <w:cantSplit/>
+        </w:trPr>
+        <w:tc>
+          <w:tcPr>
+            <w:tcW w:type="dxa" w:w="2088"/>
+            <w:vAlign w:val="center"/>
+            <w:tcMar>
+              <w:top w:w="95" w:type="dxa"/>
+              <w:start w:w="105" w:type="dxa"/>
+              <w:bottom w:w="95" w:type="dxa"/>
+              <w:end w:w="105" w:type="dxa"/>
+            </w:tcMar>
+            <w:tcBorders>
+              <w:top w:val="single" w:sz="5" w:color="D9D9D9"/>
+              <w:left w:val="single" w:sz="5" w:color="D9D9D9"/>
+              <w:bottom w:val="single" w:sz="5" w:color="D9D9D9"/>
+              <w:right w:val="single" w:sz="5" w:color="D9D9D9"/>
+              <w:insideH w:val="single" w:sz="5" w:color="D9D9D9"/>
+              <w:insideV w:val="single" w:sz="5" w:color="D9D9D9"/>
+            </w:tcBorders>
+          </w:tcPr>
+          <w:p>
+            <w:pPr>
+              <w:spacing w:after="0" w:before="0" w:line="252" w:lineRule="auto"/>
+              <w:jc w:val="left"/>
+            </w:pPr>
+            <w:r>
+              <w:rPr>
+                <w:rFonts w:ascii="Aptos" w:hAnsi="Aptos"/>
+                <w:color w:val="1E2937"/>
+                <w:sz w:val="16"/>
+              </w:rPr>
+            </w:r>
+            <w:r>
+              <w:rPr>
+                <w:rFonts w:ascii="Aptos" w:hAnsi="Aptos"/>
+                <w:b/>
+                <w:i w:val="0"/>
+                <w:color w:val="1E2937"/>
+                <w:sz w:val="16"/>
+              </w:rPr>
+              <w:t>Lena</w:t>
+            </w:r>
+          </w:p>
+        </w:tc>
+        <w:tc>
+          <w:tcPr>
+            <w:tcW w:type="dxa" w:w="2952"/>
+            <w:vAlign w:val="center"/>
+            <w:tcMar>
+              <w:top w:w="95" w:type="dxa"/>
+              <w:start w:w="105" w:type="dxa"/>
+              <w:bottom w:w="95" w:type="dxa"/>
+              <w:end w:w="105" w:type="dxa"/>
+            </w:tcMar>
+            <w:tcBorders>
+              <w:top w:val="single" w:sz="5" w:color="D9D9D9"/>
+              <w:left w:val="single" w:sz="5" w:color="D9D9D9"/>
+              <w:bottom w:val="single" w:sz="5" w:color="D9D9D9"/>
+              <w:right w:val="single" w:sz="5" w:color="D9D9D9"/>
+              <w:insideH w:val="single" w:sz="5" w:color="D9D9D9"/>
+              <w:insideV w:val="single" w:sz="5" w:color="D9D9D9"/>
+            </w:tcBorders>
+          </w:tcPr>
+          <w:p>
+            <w:pPr>
+              <w:spacing w:after="0"/>
+            </w:pPr>
+            <w:r>
+              <w:rPr>
+                <w:rFonts w:ascii="Aptos" w:hAnsi="Aptos"/>
+              </w:rPr>
+              <w:t>12.3128 dB</w:t>
+            </w:r>
+          </w:p>
+        </w:tc>
+        <w:tc>
+          <w:tcPr>
+            <w:tcW w:type="dxa" w:w="2448"/>
+            <w:vAlign w:val="center"/>
+            <w:tcMar>
+              <w:top w:w="95" w:type="dxa"/>
+              <w:start w:w="105" w:type="dxa"/>
+              <w:bottom w:w="95" w:type="dxa"/>
+              <w:end w:w="105" w:type="dxa"/>
+            </w:tcMar>
+            <w:tcBorders>
+              <w:top w:val="single" w:sz="5" w:color="D9D9D9"/>
+              <w:left w:val="single" w:sz="5" w:color="D9D9D9"/>
+              <w:bottom w:val="single" w:sz="5" w:color="D9D9D9"/>
+              <w:right w:val="single" w:sz="5" w:color="D9D9D9"/>
+              <w:insideH w:val="single" w:sz="5" w:color="D9D9D9"/>
+              <w:insideV w:val="single" w:sz="5" w:color="D9D9D9"/>
+            </w:tcBorders>
+          </w:tcPr>
+          <w:p>
+            <w:pPr>
+              <w:spacing w:after="0"/>
+            </w:pPr>
+            <w:r>
+              <w:rPr>
+                <w:rFonts w:ascii="Aptos" w:hAnsi="Aptos"/>
+              </w:rPr>
+              <w:t>1528 bits</w:t>
+            </w:r>
+          </w:p>
+        </w:tc>
+        <w:tc>
+          <w:tcPr>
+            <w:tcW w:type="dxa" w:w="2448"/>
+            <w:vAlign w:val="center"/>
+            <w:tcMar>
+              <w:top w:w="95" w:type="dxa"/>
+              <w:start w:w="105" w:type="dxa"/>
+              <w:bottom w:w="95" w:type="dxa"/>
+              <w:end w:w="105" w:type="dxa"/>
+            </w:tcMar>
+            <w:tcBorders>
+              <w:top w:val="single" w:sz="5" w:color="D9D9D9"/>
+              <w:left w:val="single" w:sz="5" w:color="D9D9D9"/>
+              <w:bottom w:val="single" w:sz="5" w:color="D9D9D9"/>
+              <w:right w:val="single" w:sz="5" w:color="D9D9D9"/>
+              <w:insideH w:val="single" w:sz="5" w:color="D9D9D9"/>
+              <w:insideV w:val="single" w:sz="5" w:color="D9D9D9"/>
+            </w:tcBorders>
+          </w:tcPr>
+          <w:p>
+            <w:r>
+              <w:t>1.198 MB</w:t>
+            </w:r>
+          </w:p>
+        </w:tc>
+      </w:tr>
+      <w:tr>
+        <w:trPr>
+          <w:cantSplit/>
+          <w:cantSplit/>
+        </w:trPr>
+        <w:tc>
+          <w:tcPr>
+            <w:tcW w:type="dxa" w:w="2088"/>
+            <w:shd w:fill="F2F6FA"/>
+            <w:vAlign w:val="center"/>
+            <w:tcMar>
+              <w:top w:w="95" w:type="dxa"/>
+              <w:start w:w="105" w:type="dxa"/>
+              <w:bottom w:w="95" w:type="dxa"/>
+              <w:end w:w="105" w:type="dxa"/>
+            </w:tcMar>
+            <w:tcBorders>
+              <w:top w:val="single" w:sz="5" w:color="D9D9D9"/>
+              <w:left w:val="single" w:sz="5" w:color="D9D9D9"/>
+              <w:bottom w:val="single" w:sz="5" w:color="D9D9D9"/>
+              <w:right w:val="single" w:sz="5" w:color="D9D9D9"/>
+              <w:insideH w:val="single" w:sz="5" w:color="D9D9D9"/>
+              <w:insideV w:val="single" w:sz="5" w:color="D9D9D9"/>
+            </w:tcBorders>
+          </w:tcPr>
+          <w:p>
+            <w:pPr>
+              <w:spacing w:after="0" w:before="0" w:line="252" w:lineRule="auto"/>
+              <w:jc w:val="left"/>
+            </w:pPr>
+            <w:r>
+              <w:rPr>
+                <w:rFonts w:ascii="Aptos" w:hAnsi="Aptos"/>
+                <w:color w:val="1E2937"/>
+                <w:sz w:val="16"/>
+              </w:rPr>
+            </w:r>
+            <w:r>
+              <w:rPr>
+                <w:rFonts w:ascii="Aptos" w:hAnsi="Aptos"/>
+                <w:b/>
+                <w:i w:val="0"/>
+                <w:color w:val="1E2937"/>
+                <w:sz w:val="16"/>
+              </w:rPr>
+              <w:t>Peppers</w:t>
+            </w:r>
+          </w:p>
+        </w:tc>
+        <w:tc>
+          <w:tcPr>
+            <w:tcW w:type="dxa" w:w="2952"/>
+            <w:shd w:fill="F2F6FA"/>
+            <w:vAlign w:val="center"/>
+            <w:tcMar>
+              <w:top w:w="95" w:type="dxa"/>
+              <w:start w:w="105" w:type="dxa"/>
+              <w:bottom w:w="95" w:type="dxa"/>
+              <w:end w:w="105" w:type="dxa"/>
+            </w:tcMar>
+            <w:tcBorders>
+              <w:top w:val="single" w:sz="5" w:color="D9D9D9"/>
+              <w:left w:val="single" w:sz="5" w:color="D9D9D9"/>
+              <w:bottom w:val="single" w:sz="5" w:color="D9D9D9"/>
+              <w:right w:val="single" w:sz="5" w:color="D9D9D9"/>
+              <w:insideH w:val="single" w:sz="5" w:color="D9D9D9"/>
+              <w:insideV w:val="single" w:sz="5" w:color="D9D9D9"/>
+            </w:tcBorders>
+          </w:tcPr>
+          <w:p>
+            <w:pPr>
+              <w:spacing w:after="0"/>
+            </w:pPr>
+            <w:r>
+              <w:rPr>
+                <w:rFonts w:ascii="Aptos" w:hAnsi="Aptos"/>
+              </w:rPr>
+              <w:t>11.9858 dB</w:t>
+            </w:r>
+          </w:p>
+        </w:tc>
+        <w:tc>
+          <w:tcPr>
+            <w:tcW w:type="dxa" w:w="2448"/>
+            <w:shd w:fill="F2F6FA"/>
+            <w:vAlign w:val="center"/>
+            <w:tcMar>
+              <w:top w:w="95" w:type="dxa"/>
+              <w:start w:w="105" w:type="dxa"/>
+              <w:bottom w:w="95" w:type="dxa"/>
+              <w:end w:w="105" w:type="dxa"/>
+            </w:tcMar>
+            <w:tcBorders>
+              <w:top w:val="single" w:sz="5" w:color="D9D9D9"/>
+              <w:left w:val="single" w:sz="5" w:color="D9D9D9"/>
+              <w:bottom w:val="single" w:sz="5" w:color="D9D9D9"/>
+              <w:right w:val="single" w:sz="5" w:color="D9D9D9"/>
+              <w:insideH w:val="single" w:sz="5" w:color="D9D9D9"/>
+              <w:insideV w:val="single" w:sz="5" w:color="D9D9D9"/>
+            </w:tcBorders>
+          </w:tcPr>
+          <w:p>
+            <w:pPr>
+              <w:spacing w:after="0"/>
+            </w:pPr>
+            <w:r>
+              <w:rPr>
+                <w:rFonts w:ascii="Aptos" w:hAnsi="Aptos"/>
+              </w:rPr>
+              <w:t>1376 bits</w:t>
+            </w:r>
+          </w:p>
+        </w:tc>
+        <w:tc>
+          <w:tcPr>
+            <w:tcW w:type="dxa" w:w="2448"/>
+            <w:shd w:fill="F2F6FA"/>
+            <w:vAlign w:val="center"/>
+            <w:tcMar>
+              <w:top w:w="95" w:type="dxa"/>
+              <w:start w:w="105" w:type="dxa"/>
+              <w:bottom w:w="95" w:type="dxa"/>
+              <w:end w:w="105" w:type="dxa"/>
+            </w:tcMar>
+            <w:tcBorders>
+              <w:top w:val="single" w:sz="5" w:color="D9D9D9"/>
+              <w:left w:val="single" w:sz="5" w:color="D9D9D9"/>
+              <w:bottom w:val="single" w:sz="5" w:color="D9D9D9"/>
+              <w:right w:val="single" w:sz="5" w:color="D9D9D9"/>
+              <w:insideH w:val="single" w:sz="5" w:color="D9D9D9"/>
+              <w:insideV w:val="single" w:sz="5" w:color="D9D9D9"/>
+            </w:tcBorders>
+          </w:tcPr>
+          <w:p>
+            <w:r>
+              <w:t>1.188 MB</w:t>
+            </w:r>
+          </w:p>
+        </w:tc>
+      </w:tr>
+      <w:tr>
+        <w:trPr>
+          <w:cantSplit/>
+          <w:cantSplit/>
+        </w:trPr>
+        <w:tc>
+          <w:tcPr>
+            <w:tcW w:type="dxa" w:w="2088"/>
+            <w:vAlign w:val="center"/>
+            <w:tcMar>
+              <w:top w:w="95" w:type="dxa"/>
+              <w:start w:w="105" w:type="dxa"/>
+              <w:bottom w:w="95" w:type="dxa"/>
+              <w:end w:w="105" w:type="dxa"/>
+            </w:tcMar>
+            <w:tcBorders>
+              <w:top w:val="single" w:sz="5" w:color="D9D9D9"/>
+              <w:left w:val="single" w:sz="5" w:color="D9D9D9"/>
+              <w:bottom w:val="single" w:sz="5" w:color="D9D9D9"/>
+              <w:right w:val="single" w:sz="5" w:color="D9D9D9"/>
+              <w:insideH w:val="single" w:sz="5" w:color="D9D9D9"/>
+              <w:insideV w:val="single" w:sz="5" w:color="D9D9D9"/>
+            </w:tcBorders>
+          </w:tcPr>
+          <w:p>
+            <w:pPr>
+              <w:spacing w:after="0" w:before="0" w:line="252" w:lineRule="auto"/>
+              <w:jc w:val="left"/>
+            </w:pPr>
+            <w:r>
+              <w:rPr>
+                <w:rFonts w:ascii="Aptos" w:hAnsi="Aptos"/>
+                <w:color w:val="1E2937"/>
+                <w:sz w:val="16"/>
+              </w:rPr>
+            </w:r>
+            <w:r>
+              <w:rPr>
+                <w:rFonts w:ascii="Aptos" w:hAnsi="Aptos"/>
+                <w:b/>
+                <w:i w:val="0"/>
+                <w:color w:val="1E2937"/>
+                <w:sz w:val="16"/>
+              </w:rPr>
+              <w:t>Mean</w:t>
+            </w:r>
+          </w:p>
+        </w:tc>
+        <w:tc>
+          <w:tcPr>
+            <w:tcW w:type="dxa" w:w="2952"/>
+            <w:vAlign w:val="center"/>
+            <w:tcMar>
+              <w:top w:w="95" w:type="dxa"/>
+              <w:start w:w="105" w:type="dxa"/>
+              <w:bottom w:w="95" w:type="dxa"/>
+              <w:end w:w="105" w:type="dxa"/>
+            </w:tcMar>
+            <w:tcBorders>
+              <w:top w:val="single" w:sz="5" w:color="D9D9D9"/>
+              <w:left w:val="single" w:sz="5" w:color="D9D9D9"/>
+              <w:bottom w:val="single" w:sz="5" w:color="D9D9D9"/>
+              <w:right w:val="single" w:sz="5" w:color="D9D9D9"/>
+              <w:insideH w:val="single" w:sz="5" w:color="D9D9D9"/>
+              <w:insideV w:val="single" w:sz="5" w:color="D9D9D9"/>
+            </w:tcBorders>
+          </w:tcPr>
+          <w:p>
+            <w:pPr>
+              <w:spacing w:after="0"/>
+            </w:pPr>
+            <w:r>
+              <w:rPr>
+                <w:rFonts w:ascii="Aptos" w:hAnsi="Aptos"/>
+              </w:rPr>
+              <w:t>13.2122 dB</w:t>
+            </w:r>
+          </w:p>
+        </w:tc>
+        <w:tc>
+          <w:tcPr>
+            <w:tcW w:type="dxa" w:w="2448"/>
+            <w:vAlign w:val="center"/>
+            <w:tcMar>
+              <w:top w:w="95" w:type="dxa"/>
+              <w:start w:w="105" w:type="dxa"/>
+              <w:bottom w:w="95" w:type="dxa"/>
+              <w:end w:w="105" w:type="dxa"/>
+            </w:tcMar>
+            <w:tcBorders>
+              <w:top w:val="single" w:sz="5" w:color="D9D9D9"/>
+              <w:left w:val="single" w:sz="5" w:color="D9D9D9"/>
+              <w:bottom w:val="single" w:sz="5" w:color="D9D9D9"/>
+              <w:right w:val="single" w:sz="5" w:color="D9D9D9"/>
+              <w:insideH w:val="single" w:sz="5" w:color="D9D9D9"/>
+              <w:insideV w:val="single" w:sz="5" w:color="D9D9D9"/>
+            </w:tcBorders>
+          </w:tcPr>
+          <w:p>
+            <w:pPr>
+              <w:spacing w:after="0"/>
+            </w:pPr>
+            <w:r>
+              <w:rPr>
+                <w:rFonts w:ascii="Aptos" w:hAnsi="Aptos"/>
+              </w:rPr>
+              <w:t>All groups ≥ 256 bits</w:t>
+            </w:r>
+          </w:p>
+        </w:tc>
+        <w:tc>
+          <w:tcPr>
+            <w:tcW w:type="dxa" w:w="2448"/>
+            <w:vAlign w:val="center"/>
+            <w:tcMar>
+              <w:top w:w="95" w:type="dxa"/>
+              <w:start w:w="105" w:type="dxa"/>
+              <w:bottom w:w="95" w:type="dxa"/>
+              <w:end w:w="105" w:type="dxa"/>
+            </w:tcMar>
+            <w:tcBorders>
+              <w:top w:val="single" w:sz="5" w:color="D9D9D9"/>
+              <w:left w:val="single" w:sz="5" w:color="D9D9D9"/>
+              <w:bottom w:val="single" w:sz="5" w:color="D9D9D9"/>
+              <w:right w:val="single" w:sz="5" w:color="D9D9D9"/>
+              <w:insideH w:val="single" w:sz="5" w:color="D9D9D9"/>
+              <w:insideV w:val="single" w:sz="5" w:color="D9D9D9"/>
+            </w:tcBorders>
+          </w:tcPr>
+          <w:p>
+            <w:r>
+              <w:t>1.184 MB</w:t>
+            </w:r>
+          </w:p>
+        </w:tc>
+      </w:tr>
+    </w:tbl>
+    <w:p>
+      <w:pPr>
+        <w:keepLines w:val="0"/>
+        <w:spacing w:after="100" w:line="259" w:lineRule="auto"/>
+      </w:pPr>
+      <w:r>
+        <w:t>All six 16 × 16 RGB block-mean thumbnails matched their source exactly. The reported original-to-ciphertext PSNR measures full-resolution pixel change only; it is not a thumbnail-fidelity metric or a security score.</w:t>
+      </w:r>
+    </w:p>
+    <w:p>
+      <w:pPr>
+        <w:spacing w:after="0" w:line="240" w:lineRule="auto"/>
+      </w:pPr>
+      <w:r>
+        <w:t>Six regression functions pass: 20,000 transform samples, RDH tag/tamper checks, exact recovery and thumbnail restoration, one-pixel localization, and cross-image splicing. The six-image export/import run also passed.</w:t>
+      </w:r>
+    </w:p>
+    <w:p>
+      <w:pPr>
+        <w:spacing w:after="100" w:line="259" w:lineRule="auto"/>
+      </w:pPr>
+      <w:r/>
+    </w:p>
+    <w:p>
+      <w:pPr>
+        <w:pStyle w:val="Heading1"/>
+        <w:keepNext/>
+        <w:spacing w:before="200" w:after="80"/>
+      </w:pPr>
+      <w:r>
+        <w:t>Tamper assessment and interpretation</w:t>
+      </w:r>
+    </w:p>
+    <w:p>
+      <w:pPr>
+        <w:keepLines w:val="0"/>
+        <w:spacing w:after="0" w:line="240" w:lineRule="auto"/>
+      </w:pPr>
+      <w:r>
+        <w:t>Four-block HMAC tags localize each failure to a keyed group of four 32 × 32 blocks in one color channel. The verifier rejects the image and withholds plaintext but does not identify the exact changed pixel or block.</w:t>
+      </w:r>
+    </w:p>
+    <w:p>
+      <w:pPr>
+        <w:pStyle w:val="Caption"/>
+      </w:pPr>
+      <w:r>
+        <w:t>Table 3. Tampering and localization results.</w:t>
+      </w:r>
+    </w:p>
+    <w:tbl>
+      <w:tblPr>
+        <w:tblW w:type="auto" w:w="0"/>
+        <w:tblLayout w:type="fixed"/>
+        <w:tblLook w:firstColumn="1" w:firstRow="1" w:lastColumn="0" w:lastRow="0" w:noHBand="0" w:noVBand="1" w:val="04A0"/>
+        <w:jc w:val="center"/>
+        <w:tblBorders>
+          <w:top w:val="single" w:sz="5" w:space="0" w:color="D9DEE5"/>
+          <w:left w:val="single" w:sz="5" w:space="0" w:color="D9DEE5"/>
+          <w:bottom w:val="single" w:sz="5" w:space="0" w:color="D9DEE5"/>
+          <w:right w:val="single" w:sz="5" w:space="0" w:color="D9DEE5"/>
+          <w:insideH w:val="single" w:sz="5" w:space="0" w:color="D9DEE5"/>
+          <w:insideV w:val="single" w:sz="5" w:space="0" w:color="D9DEE5"/>
+        </w:tblBorders>
+      </w:tblPr>
+      <w:tblGrid>
+        <w:gridCol w:w="3298"/>
+        <w:gridCol w:w="3298"/>
+        <w:gridCol w:w="3298"/>
+      </w:tblGrid>
+      <w:tr>
+        <w:trPr>
+          <w:tblHeader w:val="true"/>
+          <w:cantSplit/>
+          <w:tblHeader w:val="true"/>
+          <w:cantSplit/>
+        </w:trPr>
+        <w:tc>
+          <w:tcPr>
+            <w:tcW w:type="dxa" w:w="2376"/>
+            <w:shd w:fill="17365D"/>
+            <w:vAlign w:val="center"/>
+            <w:tcMar>
+              <w:top w:w="95" w:type="dxa"/>
+              <w:start w:w="105" w:type="dxa"/>
+              <w:bottom w:w="95" w:type="dxa"/>
+              <w:end w:w="105" w:type="dxa"/>
+            </w:tcMar>
+            <w:tcBorders>
+              <w:top w:val="single" w:sz="5" w:color="D9D9D9"/>
+              <w:left w:val="single" w:sz="5" w:color="D9D9D9"/>
+              <w:bottom w:val="single" w:sz="5" w:color="D9D9D9"/>
+              <w:right w:val="single" w:sz="5" w:color="D9D9D9"/>
+              <w:insideH w:val="single" w:sz="5" w:color="D9D9D9"/>
+              <w:insideV w:val="single" w:sz="5" w:color="D9D9D9"/>
+            </w:tcBorders>
+          </w:tcPr>
+          <w:p>
+            <w:pPr>
+              <w:spacing w:after="0" w:before="0" w:line="252" w:lineRule="auto"/>
+              <w:jc w:val="left"/>
+            </w:pPr>
+            <w:r>
+              <w:rPr>
+                <w:rFonts w:ascii="Aptos" w:hAnsi="Aptos"/>
+                <w:b/>
+                <w:color w:val="FFFFFF"/>
+                <w:sz w:val="16"/>
+              </w:rPr>
+            </w:r>
+            <w:r>
+              <w:rPr>
+                <w:rFonts w:ascii="Aptos" w:hAnsi="Aptos"/>
+                <w:b/>
+                <w:i w:val="0"/>
+                <w:color w:val="FFFFFF"/>
+                <w:sz w:val="16"/>
+              </w:rPr>
+              <w:t>Attack</w:t>
+            </w:r>
+          </w:p>
+        </w:tc>
+        <w:tc>
+          <w:tcPr>
+            <w:tcW w:type="dxa" w:w="3960"/>
+            <w:shd w:fill="17365D"/>
+            <w:vAlign w:val="center"/>
+            <w:tcMar>
+              <w:top w:w="95" w:type="dxa"/>
+              <w:start w:w="105" w:type="dxa"/>
+              <w:bottom w:w="95" w:type="dxa"/>
+              <w:end w:w="105" w:type="dxa"/>
+            </w:tcMar>
+            <w:tcBorders>
+              <w:top w:val="single" w:sz="5" w:color="D9D9D9"/>
+              <w:left w:val="single" w:sz="5" w:color="D9D9D9"/>
+              <w:bottom w:val="single" w:sz="5" w:color="D9D9D9"/>
+              <w:right w:val="single" w:sz="5" w:color="D9D9D9"/>
+              <w:insideH w:val="single" w:sz="5" w:color="D9D9D9"/>
+              <w:insideV w:val="single" w:sz="5" w:color="D9D9D9"/>
+            </w:tcBorders>
+          </w:tcPr>
+          <w:p>
+            <w:pPr>
+              <w:spacing w:after="0" w:before="0" w:line="252" w:lineRule="auto"/>
+              <w:jc w:val="left"/>
+            </w:pPr>
+            <w:r>
+              <w:rPr>
+                <w:rFonts w:ascii="Aptos" w:hAnsi="Aptos"/>
+                <w:b/>
+                <w:color w:val="FFFFFF"/>
+                <w:sz w:val="16"/>
+              </w:rPr>
+            </w:r>
+            <w:r>
+              <w:rPr>
+                <w:rFonts w:ascii="Aptos" w:hAnsi="Aptos"/>
+                <w:b/>
+                <w:i w:val="0"/>
+                <w:color w:val="FFFFFF"/>
+                <w:sz w:val="16"/>
+              </w:rPr>
+              <w:t>Modification</w:t>
+            </w:r>
+          </w:p>
+        </w:tc>
+        <w:tc>
+          <w:tcPr>
+            <w:tcW w:type="dxa" w:w="3600"/>
+            <w:shd w:fill="17365D"/>
+            <w:vAlign w:val="center"/>
+            <w:tcMar>
+              <w:top w:w="95" w:type="dxa"/>
+              <w:start w:w="105" w:type="dxa"/>
+              <w:bottom w:w="95" w:type="dxa"/>
+              <w:end w:w="105" w:type="dxa"/>
+            </w:tcMar>
+            <w:tcBorders>
+              <w:top w:val="single" w:sz="5" w:color="D9D9D9"/>
+              <w:left w:val="single" w:sz="5" w:color="D9D9D9"/>
+              <w:bottom w:val="single" w:sz="5" w:color="D9D9D9"/>
+              <w:right w:val="single" w:sz="5" w:color="D9D9D9"/>
+              <w:insideH w:val="single" w:sz="5" w:color="D9D9D9"/>
+              <w:insideV w:val="single" w:sz="5" w:color="D9D9D9"/>
+            </w:tcBorders>
+          </w:tcPr>
+          <w:p>
+            <w:pPr>
+              <w:spacing w:after="0" w:before="0" w:line="252" w:lineRule="auto"/>
+              <w:jc w:val="left"/>
+            </w:pPr>
+            <w:r>
+              <w:rPr>
+                <w:rFonts w:ascii="Aptos" w:hAnsi="Aptos"/>
+                <w:b/>
+                <w:color w:val="FFFFFF"/>
+                <w:sz w:val="16"/>
+              </w:rPr>
+            </w:r>
+            <w:r>
+              <w:rPr>
+                <w:rFonts w:ascii="Aptos" w:hAnsi="Aptos"/>
+                <w:b/>
+                <w:i w:val="0"/>
+                <w:color w:val="FFFFFF"/>
                 <w:sz w:val="16"/>
               </w:rPr>
               <w:t>Result</w:t>
@@ -82,679 +2260,47 @@
         </w:tc>
       </w:tr>
       <w:tr>
+        <w:trPr>
+          <w:cantSplit/>
+          <w:cantSplit/>
+        </w:trPr>
         <w:tc>
           <w:tcPr>
-            <w:tcW w:type="dxa" w:w="5141"/>
+            <w:tcW w:type="dxa" w:w="2376"/>
             <w:vAlign w:val="center"/>
-          </w:tcPr>
-          <w:p>
-            <w:r>
-              <w:rPr>
-                <w:sz w:val="16"/>
-              </w:rPr>
-              <w:t>Full-image PSNR, original vs. final authenticated ciphertext</w:t>
-            </w:r>
-          </w:p>
-        </w:tc>
-        <w:tc>
-          <w:tcPr>
-            <w:tcW w:type="dxa" w:w="5141"/>
-            <w:vAlign w:val="center"/>
-          </w:tcPr>
-          <w:p>
-            <w:r>
-              <w:rPr>
-                <w:sz w:val="16"/>
-              </w:rPr>
-              <w:t>Mean 13.2528 dB; range 11.3101–16.8958 dB (arithmetic mean of six per-image dB values).</w:t>
-            </w:r>
-          </w:p>
-        </w:tc>
-      </w:tr>
-      <w:tr>
-        <w:tc>
-          <w:tcPr>
-            <w:tcW w:type="dxa" w:w="5141"/>
-            <w:vAlign w:val="center"/>
-          </w:tcPr>
-          <w:p>
-            <w:r>
-              <w:rPr>
-                <w:sz w:val="16"/>
-              </w:rPr>
-              <w:t>32×32 thumbnail PSNR</w:t>
-            </w:r>
-          </w:p>
-        </w:tc>
-        <w:tc>
-          <w:tcPr>
-            <w:tcW w:type="dxa" w:w="5141"/>
-            <w:vAlign w:val="center"/>
-          </w:tcPr>
-          <w:p>
-            <w:r>
-              <w:rPr>
-                <w:sz w:val="16"/>
-              </w:rPr>
-              <w:t>All six thumbnails are exactly equal (zero MSE); PSNR is ∞ / not a finite value, not a finite 27 dB figure.</w:t>
-            </w:r>
-          </w:p>
-        </w:tc>
-      </w:tr>
-      <w:tr>
-        <w:tc>
-          <w:tcPr>
-            <w:tcW w:type="dxa" w:w="5141"/>
-            <w:vAlign w:val="center"/>
-          </w:tcPr>
-          <w:p>
-            <w:r>
-              <w:rPr>
-                <w:sz w:val="16"/>
-              </w:rPr>
-              <w:t>Recovery</w:t>
-            </w:r>
-          </w:p>
-        </w:tc>
-        <w:tc>
-          <w:tcPr>
-            <w:tcW w:type="dxa" w:w="5141"/>
-            <w:vAlign w:val="center"/>
-          </w:tcPr>
-          <w:p>
-            <w:r>
-              <w:rPr>
-                <w:sz w:val="16"/>
-              </w:rPr>
-              <w:t>6/6 exact RGB image recovery and 6/6 exact payload recovery.</w:t>
-            </w:r>
-          </w:p>
-        </w:tc>
-      </w:tr>
-      <w:tr>
-        <w:tc>
-          <w:tcPr>
-            <w:tcW w:type="dxa" w:w="5141"/>
-            <w:vAlign w:val="center"/>
-          </w:tcPr>
-          <w:p>
-            <w:r>
-              <w:rPr>
-                <w:sz w:val="16"/>
-              </w:rPr>
-              <w:t>Authentication layout</w:t>
-            </w:r>
-          </w:p>
-        </w:tc>
-        <w:tc>
-          <w:tcPr>
-            <w:tcW w:type="dxa" w:w="5141"/>
-            <w:vAlign w:val="center"/>
-          </w:tcPr>
-          <w:p>
-            <w:r>
-              <w:rPr>
-                <w:sz w:val="16"/>
-              </w:rPr>
-              <w:t>192 HMAC tags per 512×512 image: 4-block groups across 3 channels.</w:t>
-            </w:r>
-          </w:p>
-        </w:tc>
-      </w:tr>
-      <w:tr>
-        <w:tc>
-          <w:tcPr>
-            <w:tcW w:type="dxa" w:w="5141"/>
-            <w:vAlign w:val="center"/>
-          </w:tcPr>
-          <w:p>
-            <w:r>
-              <w:rPr>
-                <w:sz w:val="16"/>
-              </w:rPr>
-              <w:t>Tamper checks</w:t>
-            </w:r>
-          </w:p>
-        </w:tc>
-        <w:tc>
-          <w:tcPr>
-            <w:tcW w:type="dxa" w:w="5141"/>
-            <w:vAlign w:val="center"/>
-          </w:tcPr>
-          <w:p>
-            <w:r>
-              <w:rPr>
-                <w:sz w:val="16"/>
-              </w:rPr>
-              <w:t>A one-pixel edit was localized to one group. One 32×32 RGB block splice in either direction was detected and localized to the corresponding group in each affected channel.</w:t>
-            </w:r>
-          </w:p>
-        </w:tc>
-      </w:tr>
-    </w:tbl>
-    <w:p>
-      <w:pPr>
-        <w:pStyle w:val="Heading1"/>
-      </w:pPr>
-      <w:r>
-        <w:t>Full-image PSNR by image</w:t>
-      </w:r>
-    </w:p>
-    <w:tbl>
-      <w:tblPr>
-        <w:tblStyle w:val="LightShading-Accent1"/>
-        <w:tblW w:type="auto" w:w="0"/>
-        <w:jc w:val="center"/>
-        <w:tblLook w:firstColumn="1" w:firstRow="1" w:lastColumn="0" w:lastRow="0" w:noHBand="0" w:noVBand="1" w:val="04A0"/>
-      </w:tblPr>
-      <w:tblGrid>
-        <w:gridCol w:w="3427"/>
-        <w:gridCol w:w="3427"/>
-        <w:gridCol w:w="3427"/>
-      </w:tblGrid>
-      <w:tr>
-        <w:tc>
-          <w:tcPr>
-            <w:tcW w:type="dxa" w:w="3427"/>
-            <w:shd w:fill="DCEAF3"/>
-            <w:vAlign w:val="center"/>
-          </w:tcPr>
-          <w:p>
-            <w:r>
-              <w:rPr>
-                <w:b/>
-                <w:sz w:val="16"/>
-              </w:rPr>
-              <w:t>Image</w:t>
-            </w:r>
-          </w:p>
-        </w:tc>
-        <w:tc>
-          <w:tcPr>
-            <w:tcW w:type="dxa" w:w="3427"/>
-            <w:shd w:fill="DCEAF3"/>
-            <w:vAlign w:val="center"/>
-          </w:tcPr>
-          <w:p>
-            <w:r>
-              <w:rPr>
-                <w:b/>
-                <w:sz w:val="16"/>
-              </w:rPr>
-              <w:t>Full-image PSNR</w:t>
-            </w:r>
-          </w:p>
-        </w:tc>
-        <w:tc>
-          <w:tcPr>
-            <w:tcW w:type="dxa" w:w="3427"/>
-            <w:shd w:fill="DCEAF3"/>
-            <w:vAlign w:val="center"/>
-          </w:tcPr>
-          <w:p>
-            <w:r>
-              <w:rPr>
-                <w:b/>
-                <w:sz w:val="16"/>
-              </w:rPr>
-              <w:t>32×32 thumbnail</w:t>
-            </w:r>
-          </w:p>
-        </w:tc>
-      </w:tr>
-      <w:tr>
-        <w:tc>
-          <w:tcPr>
-            <w:tcW w:type="dxa" w:w="3427"/>
-            <w:vAlign w:val="center"/>
-          </w:tcPr>
-          <w:p>
-            <w:r>
-              <w:t>Airplane</w:t>
-            </w:r>
-          </w:p>
-        </w:tc>
-        <w:tc>
-          <w:tcPr>
-            <w:tcW w:type="dxa" w:w="3427"/>
-            <w:vAlign w:val="center"/>
-          </w:tcPr>
-          <w:p>
-            <w:r>
-              <w:rPr>
-                <w:sz w:val="16"/>
-              </w:rPr>
-              <w:t>12.3784 dB</w:t>
-            </w:r>
-          </w:p>
-        </w:tc>
-        <w:tc>
-          <w:tcPr>
-            <w:tcW w:type="dxa" w:w="3427"/>
-            <w:vAlign w:val="center"/>
-          </w:tcPr>
-          <w:p>
-            <w:r>
-              <w:rPr>
-                <w:sz w:val="16"/>
-              </w:rPr>
-              <w:t>Exact</w:t>
-            </w:r>
-          </w:p>
-        </w:tc>
-      </w:tr>
-      <w:tr>
-        <w:tc>
-          <w:tcPr>
-            <w:tcW w:type="dxa" w:w="3427"/>
-            <w:vAlign w:val="center"/>
-          </w:tcPr>
-          <w:p>
-            <w:r>
-              <w:t>Baboon</w:t>
-            </w:r>
-          </w:p>
-        </w:tc>
-        <w:tc>
-          <w:tcPr>
-            <w:tcW w:type="dxa" w:w="3427"/>
-            <w:vAlign w:val="center"/>
-          </w:tcPr>
-          <w:p>
-            <w:r>
-              <w:rPr>
-                <w:sz w:val="16"/>
-              </w:rPr>
-              <w:t>11.3101 dB</w:t>
-            </w:r>
-          </w:p>
-        </w:tc>
-        <w:tc>
-          <w:tcPr>
-            <w:tcW w:type="dxa" w:w="3427"/>
-            <w:vAlign w:val="center"/>
-          </w:tcPr>
-          <w:p>
-            <w:r>
-              <w:rPr>
-                <w:sz w:val="16"/>
-              </w:rPr>
-              <w:t>Exact</w:t>
-            </w:r>
-          </w:p>
-        </w:tc>
-      </w:tr>
-      <w:tr>
-        <w:tc>
-          <w:tcPr>
-            <w:tcW w:type="dxa" w:w="3427"/>
-            <w:vAlign w:val="center"/>
-          </w:tcPr>
-          <w:p>
-            <w:r>
-              <w:t>Couple</w:t>
-            </w:r>
-          </w:p>
-        </w:tc>
-        <w:tc>
-          <w:tcPr>
-            <w:tcW w:type="dxa" w:w="3427"/>
-            <w:vAlign w:val="center"/>
-          </w:tcPr>
-          <w:p>
-            <w:r>
-              <w:rPr>
-                <w:sz w:val="16"/>
-              </w:rPr>
-              <w:t>16.8958 dB</w:t>
-            </w:r>
-          </w:p>
-        </w:tc>
-        <w:tc>
-          <w:tcPr>
-            <w:tcW w:type="dxa" w:w="3427"/>
-            <w:vAlign w:val="center"/>
-          </w:tcPr>
-          <w:p>
-            <w:r>
-              <w:rPr>
-                <w:sz w:val="16"/>
-              </w:rPr>
-              <w:t>Exact</w:t>
-            </w:r>
-          </w:p>
-        </w:tc>
-      </w:tr>
-      <w:tr>
-        <w:tc>
-          <w:tcPr>
-            <w:tcW w:type="dxa" w:w="3427"/>
-            <w:vAlign w:val="center"/>
-          </w:tcPr>
-          <w:p>
-            <w:r>
-              <w:t>Girl</w:t>
-            </w:r>
-          </w:p>
-        </w:tc>
-        <w:tc>
-          <w:tcPr>
-            <w:tcW w:type="dxa" w:w="3427"/>
-            <w:vAlign w:val="center"/>
-          </w:tcPr>
-          <w:p>
-            <w:r>
-              <w:rPr>
-                <w:sz w:val="16"/>
-              </w:rPr>
-              <w:t>14.6262 dB</w:t>
-            </w:r>
-          </w:p>
-        </w:tc>
-        <w:tc>
-          <w:tcPr>
-            <w:tcW w:type="dxa" w:w="3427"/>
-            <w:vAlign w:val="center"/>
-          </w:tcPr>
-          <w:p>
-            <w:r>
-              <w:rPr>
-                <w:sz w:val="16"/>
-              </w:rPr>
-              <w:t>Exact</w:t>
-            </w:r>
-          </w:p>
-        </w:tc>
-      </w:tr>
-      <w:tr>
-        <w:tc>
-          <w:tcPr>
-            <w:tcW w:type="dxa" w:w="3427"/>
-            <w:vAlign w:val="center"/>
-          </w:tcPr>
-          <w:p>
-            <w:r>
-              <w:t>Lena</w:t>
-            </w:r>
-          </w:p>
-        </w:tc>
-        <w:tc>
-          <w:tcPr>
-            <w:tcW w:type="dxa" w:w="3427"/>
-            <w:vAlign w:val="center"/>
-          </w:tcPr>
-          <w:p>
-            <w:r>
-              <w:rPr>
-                <w:sz w:val="16"/>
-              </w:rPr>
-              <w:t>12.2918 dB</w:t>
-            </w:r>
-          </w:p>
-        </w:tc>
-        <w:tc>
-          <w:tcPr>
-            <w:tcW w:type="dxa" w:w="3427"/>
-            <w:vAlign w:val="center"/>
-          </w:tcPr>
-          <w:p>
-            <w:r>
-              <w:rPr>
-                <w:sz w:val="16"/>
-              </w:rPr>
-              <w:t>Exact</w:t>
-            </w:r>
-          </w:p>
-        </w:tc>
-      </w:tr>
-      <w:tr>
-        <w:tc>
-          <w:tcPr>
-            <w:tcW w:type="dxa" w:w="3427"/>
-            <w:vAlign w:val="center"/>
-          </w:tcPr>
-          <w:p>
-            <w:r>
-              <w:t>Peppers</w:t>
-            </w:r>
-          </w:p>
-        </w:tc>
-        <w:tc>
-          <w:tcPr>
-            <w:tcW w:type="dxa" w:w="3427"/>
-            <w:vAlign w:val="center"/>
-          </w:tcPr>
-          <w:p>
-            <w:r>
-              <w:rPr>
-                <w:sz w:val="16"/>
-              </w:rPr>
-              <w:t>12.0147 dB</w:t>
-            </w:r>
-          </w:p>
-        </w:tc>
-        <w:tc>
-          <w:tcPr>
-            <w:tcW w:type="dxa" w:w="3427"/>
-            <w:vAlign w:val="center"/>
-          </w:tcPr>
-          <w:p>
-            <w:r>
-              <w:rPr>
-                <w:sz w:val="16"/>
-              </w:rPr>
-              <w:t>Exact</w:t>
-            </w:r>
-          </w:p>
-        </w:tc>
-      </w:tr>
-    </w:tbl>
-    <w:p>
-      <w:pPr>
-        <w:pStyle w:val="Heading1"/>
-      </w:pPr>
-      <w:r>
-        <w:t>Visual example</w:t>
-      </w:r>
-    </w:p>
-    <w:tbl>
-      <w:tblPr>
-        <w:tblW w:type="auto" w:w="0"/>
-        <w:jc w:val="center"/>
-        <w:tblLook w:firstColumn="1" w:firstRow="1" w:lastColumn="0" w:lastRow="0" w:noHBand="0" w:noVBand="1" w:val="04A0"/>
-      </w:tblPr>
-      <w:tblGrid>
-        <w:gridCol w:w="5141"/>
-        <w:gridCol w:w="5141"/>
-      </w:tblGrid>
-      <w:tr>
-        <w:tc>
-          <w:tcPr>
-            <w:tcW w:type="dxa" w:w="5141"/>
-            <w:vAlign w:val="center"/>
+            <w:tcMar>
+              <w:top w:w="95" w:type="dxa"/>
+              <w:start w:w="105" w:type="dxa"/>
+              <w:bottom w:w="95" w:type="dxa"/>
+              <w:end w:w="105" w:type="dxa"/>
+            </w:tcMar>
+            <w:tcBorders>
+              <w:top w:val="single" w:sz="5" w:color="D9D9D9"/>
+              <w:left w:val="single" w:sz="5" w:color="D9D9D9"/>
+              <w:bottom w:val="single" w:sz="5" w:color="D9D9D9"/>
+              <w:right w:val="single" w:sz="5" w:color="D9D9D9"/>
+              <w:insideH w:val="single" w:sz="5" w:color="D9D9D9"/>
+              <w:insideV w:val="single" w:sz="5" w:color="D9D9D9"/>
+            </w:tcBorders>
           </w:tcPr>
           <w:p>
             <w:pPr>
-              <w:jc w:val="center"/>
-            </w:pPr>
-            <w:r>
-              <w:drawing>
-                <wp:inline xmlns:a="http://schemas.openxmlformats.org/drawingml/2006/main" xmlns:pic="http://schemas.openxmlformats.org/drawingml/2006/picture">
-                  <wp:extent cx="2240280" cy="2240280"/>
-                  <wp:docPr id="1" name="Picture 1"/>
-                  <wp:cNvGraphicFramePr>
-                    <a:graphicFrameLocks noChangeAspect="1"/>
-                  </wp:cNvGraphicFramePr>
-                  <a:graphic>
-                    <a:graphicData uri="http://schemas.openxmlformats.org/drawingml/2006/picture">
-                      <pic:pic>
-                        <pic:nvPicPr>
-                          <pic:cNvPr id="0" name="000_uct_airplane.png"/>
-                          <pic:cNvPicPr/>
-                        </pic:nvPicPr>
-                        <pic:blipFill>
-                          <a:blip r:embed="rId9"/>
-                          <a:stretch>
-                            <a:fillRect/>
-                          </a:stretch>
-                        </pic:blipFill>
-                        <pic:spPr>
-                          <a:xfrm>
-                            <a:off x="0" y="0"/>
-                            <a:ext cx="2240280" cy="2240280"/>
-                          </a:xfrm>
-                          <a:prstGeom prst="rect"/>
-                        </pic:spPr>
-                      </pic:pic>
-                    </a:graphicData>
-                  </a:graphic>
-                </wp:inline>
-              </w:drawing>
-            </w:r>
-          </w:p>
-          <w:p>
-            <w:pPr>
-              <w:jc w:val="center"/>
+              <w:spacing w:after="0" w:before="0" w:line="252" w:lineRule="auto"/>
+              <w:jc w:val="left"/>
             </w:pPr>
             <w:r>
               <w:rPr>
-                <w:b/>
+                <w:rFonts w:ascii="Aptos" w:hAnsi="Aptos"/>
+                <w:color w:val="1E2937"/>
                 <w:sz w:val="16"/>
               </w:rPr>
-              <w:t>Original Airplane</w:t>
             </w:r>
-          </w:p>
-        </w:tc>
-        <w:tc>
-          <w:tcPr>
-            <w:tcW w:type="dxa" w:w="5141"/>
-            <w:vAlign w:val="center"/>
-          </w:tcPr>
-          <w:p>
-            <w:pPr>
-              <w:jc w:val="center"/>
-            </w:pPr>
-            <w:r>
-              <w:drawing>
-                <wp:inline xmlns:a="http://schemas.openxmlformats.org/drawingml/2006/main" xmlns:pic="http://schemas.openxmlformats.org/drawingml/2006/picture">
-                  <wp:extent cx="2240280" cy="2240280"/>
-                  <wp:docPr id="2" name="Picture 2"/>
-                  <wp:cNvGraphicFramePr>
-                    <a:graphicFrameLocks noChangeAspect="1"/>
-                  </wp:cNvGraphicFramePr>
-                  <a:graphic>
-                    <a:graphicData uri="http://schemas.openxmlformats.org/drawingml/2006/picture">
-                      <pic:pic>
-                        <pic:nvPicPr>
-                          <pic:cNvPr id="0" name="000_uct_airplane_four_pixel_authenticated.png"/>
-                          <pic:cNvPicPr/>
-                        </pic:nvPicPr>
-                        <pic:blipFill>
-                          <a:blip r:embed="rId10"/>
-                          <a:stretch>
-                            <a:fillRect/>
-                          </a:stretch>
-                        </pic:blipFill>
-                        <pic:spPr>
-                          <a:xfrm>
-                            <a:off x="0" y="0"/>
-                            <a:ext cx="2240280" cy="2240280"/>
-                          </a:xfrm>
-                          <a:prstGeom prst="rect"/>
-                        </pic:spPr>
-                      </pic:pic>
-                    </a:graphicData>
-                  </a:graphic>
-                </wp:inline>
-              </w:drawing>
-            </w:r>
-          </w:p>
-          <w:p>
-            <w:pPr>
-              <w:jc w:val="center"/>
-            </w:pPr>
             <w:r>
               <w:rPr>
+                <w:rFonts w:ascii="Aptos" w:hAnsi="Aptos"/>
                 <w:b/>
-                <w:sz w:val="16"/>
-              </w:rPr>
-              <w:t>Authenticated encrypted output</w:t>
-            </w:r>
-          </w:p>
-        </w:tc>
-      </w:tr>
-    </w:tbl>
-    <w:p>
-      <w:r>
-        <w:rPr>
-          <w:i/>
-          <w:sz w:val="16"/>
-        </w:rPr>
-        <w:t>Both source files are 512×512 pixels. They are displayed at the same width here; the PNG files themselves were not resized.</w:t>
-      </w:r>
-    </w:p>
-    <w:p>
-      <w:pPr>
-        <w:pStyle w:val="Heading1"/>
-      </w:pPr>
-      <w:r>
-        <w:t>Tamper localization</w:t>
-      </w:r>
-    </w:p>
-    <w:tbl>
-      <w:tblPr>
-        <w:tblStyle w:val="LightShading-Accent1"/>
-        <w:tblW w:type="auto" w:w="0"/>
-        <w:jc w:val="center"/>
-        <w:tblLook w:firstColumn="1" w:firstRow="1" w:lastColumn="0" w:lastRow="0" w:noHBand="0" w:noVBand="1" w:val="04A0"/>
-      </w:tblPr>
-      <w:tblGrid>
-        <w:gridCol w:w="5141"/>
-        <w:gridCol w:w="5141"/>
-      </w:tblGrid>
-      <w:tr>
-        <w:tc>
-          <w:tcPr>
-            <w:tcW w:type="dxa" w:w="5141"/>
-            <w:shd w:fill="DCEAF3"/>
-            <w:vAlign w:val="center"/>
-          </w:tcPr>
-          <w:p>
-            <w:r>
-              <w:rPr>
-                <w:b/>
-                <w:sz w:val="16"/>
-              </w:rPr>
-              <w:t>Test</w:t>
-            </w:r>
-          </w:p>
-        </w:tc>
-        <w:tc>
-          <w:tcPr>
-            <w:tcW w:type="dxa" w:w="5141"/>
-            <w:shd w:fill="DCEAF3"/>
-            <w:vAlign w:val="center"/>
-          </w:tcPr>
-          <w:p>
-            <w:r>
-              <w:rPr>
-                <w:b/>
-                <w:sz w:val="16"/>
-              </w:rPr>
-              <w:t>Observed localization</w:t>
-            </w:r>
-          </w:p>
-        </w:tc>
-      </w:tr>
-      <w:tr>
-        <w:tc>
-          <w:tcPr>
-            <w:tcW w:type="dxa" w:w="5141"/>
-            <w:vAlign w:val="center"/>
-          </w:tcPr>
-          <w:p>
-            <w:r>
-              <w:rPr>
+                <w:i w:val="0"/>
+                <w:color w:val="1E2937"/>
                 <w:sz w:val="16"/>
               </w:rPr>
               <w:t>One-pixel edit in Lena</w:t>
@@ -763,130 +2309,2288 @@
         </w:tc>
         <w:tc>
           <w:tcPr>
-            <w:tcW w:type="dxa" w:w="5141"/>
+            <w:tcW w:type="dxa" w:w="3960"/>
             <w:vAlign w:val="center"/>
+            <w:tcMar>
+              <w:top w:w="95" w:type="dxa"/>
+              <w:start w:w="105" w:type="dxa"/>
+              <w:bottom w:w="95" w:type="dxa"/>
+              <w:end w:w="105" w:type="dxa"/>
+            </w:tcMar>
+            <w:tcBorders>
+              <w:top w:val="single" w:sz="5" w:color="D9D9D9"/>
+              <w:left w:val="single" w:sz="5" w:color="D9D9D9"/>
+              <w:bottom w:val="single" w:sz="5" w:color="D9D9D9"/>
+              <w:right w:val="single" w:sz="5" w:color="D9D9D9"/>
+              <w:insideH w:val="single" w:sz="5" w:color="D9D9D9"/>
+              <w:insideV w:val="single" w:sz="5" w:color="D9D9D9"/>
+            </w:tcBorders>
           </w:tcPr>
           <w:p>
+            <w:pPr>
+              <w:spacing w:after="0" w:before="0" w:line="252" w:lineRule="auto"/>
+              <w:jc w:val="left"/>
+            </w:pPr>
             <w:r>
               <w:rPr>
+                <w:rFonts w:ascii="Aptos" w:hAnsi="Aptos"/>
+                <w:color w:val="1E2937"/>
                 <w:sz w:val="16"/>
               </w:rPr>
-              <w:t>One changed channel sample at (y=263, x=137); group blocks [132, 44, 159, 120] in channel 1 failed.</w:t>
+            </w:r>
+            <w:r>
+              <w:rPr>
+                <w:rFonts w:ascii="Aptos" w:hAnsi="Aptos"/>
+                <w:b w:val="0"/>
+                <w:i w:val="0"/>
+                <w:color w:val="1E2937"/>
+                <w:sz w:val="16"/>
+              </w:rPr>
+              <w:t>One green-channel sample changed at (y=263, x=137).</w:t>
+            </w:r>
+          </w:p>
+        </w:tc>
+        <w:tc>
+          <w:tcPr>
+            <w:tcW w:type="dxa" w:w="3600"/>
+            <w:vAlign w:val="center"/>
+            <w:tcMar>
+              <w:top w:w="95" w:type="dxa"/>
+              <w:start w:w="105" w:type="dxa"/>
+              <w:bottom w:w="95" w:type="dxa"/>
+              <w:end w:w="105" w:type="dxa"/>
+            </w:tcMar>
+            <w:tcBorders>
+              <w:top w:val="single" w:sz="5" w:color="D9D9D9"/>
+              <w:left w:val="single" w:sz="5" w:color="D9D9D9"/>
+              <w:bottom w:val="single" w:sz="5" w:color="D9D9D9"/>
+              <w:right w:val="single" w:sz="5" w:color="D9D9D9"/>
+              <w:insideH w:val="single" w:sz="5" w:color="D9D9D9"/>
+              <w:insideV w:val="single" w:sz="5" w:color="D9D9D9"/>
+            </w:tcBorders>
+          </w:tcPr>
+          <w:p>
+            <w:pPr>
+              <w:spacing w:after="0" w:before="0" w:line="252" w:lineRule="auto"/>
+              <w:jc w:val="left"/>
+            </w:pPr>
+            <w:r>
+              <w:rPr>
+                <w:rFonts w:ascii="Aptos" w:hAnsi="Aptos"/>
+                <w:color w:val="1E2937"/>
+                <w:sz w:val="16"/>
+              </w:rPr>
+            </w:r>
+            <w:r>
+              <w:rPr>
+                <w:rFonts w:ascii="Aptos" w:hAnsi="Aptos"/>
+                <w:b w:val="0"/>
+                <w:i w:val="0"/>
+                <w:color w:val="1E2937"/>
+                <w:sz w:val="16"/>
+              </w:rPr>
+              <w:t>Rejected; one group failed. Group blocks: 132, 44, 159, 120.</w:t>
             </w:r>
           </w:p>
         </w:tc>
       </w:tr>
       <w:tr>
+        <w:trPr>
+          <w:cantSplit/>
+          <w:cantSplit/>
+        </w:trPr>
         <w:tc>
           <w:tcPr>
-            <w:tcW w:type="dxa" w:w="5141"/>
+            <w:tcW w:type="dxa" w:w="2376"/>
+            <w:shd w:fill="F2F6FA"/>
             <w:vAlign w:val="center"/>
+            <w:tcMar>
+              <w:top w:w="95" w:type="dxa"/>
+              <w:start w:w="105" w:type="dxa"/>
+              <w:bottom w:w="95" w:type="dxa"/>
+              <w:end w:w="105" w:type="dxa"/>
+            </w:tcMar>
+            <w:tcBorders>
+              <w:top w:val="single" w:sz="5" w:color="D9D9D9"/>
+              <w:left w:val="single" w:sz="5" w:color="D9D9D9"/>
+              <w:bottom w:val="single" w:sz="5" w:color="D9D9D9"/>
+              <w:right w:val="single" w:sz="5" w:color="D9D9D9"/>
+              <w:insideH w:val="single" w:sz="5" w:color="D9D9D9"/>
+              <w:insideV w:val="single" w:sz="5" w:color="D9D9D9"/>
+            </w:tcBorders>
           </w:tcPr>
           <w:p>
+            <w:pPr>
+              <w:spacing w:after="0" w:before="0" w:line="252" w:lineRule="auto"/>
+              <w:jc w:val="left"/>
+            </w:pPr>
             <w:r>
               <w:rPr>
+                <w:rFonts w:ascii="Aptos" w:hAnsi="Aptos"/>
+                <w:color w:val="1E2937"/>
                 <w:sz w:val="16"/>
               </w:rPr>
-              <w:t>Airplane → Lena</w:t>
+            </w:r>
+            <w:r>
+              <w:rPr>
+                <w:rFonts w:ascii="Aptos" w:hAnsi="Aptos"/>
+                <w:b/>
+                <w:i w:val="0"/>
+                <w:color w:val="1E2937"/>
+                <w:sz w:val="16"/>
+              </w:rPr>
+              <w:t>Airplane block copied into Lena</w:t>
             </w:r>
           </w:p>
         </w:tc>
         <w:tc>
           <w:tcPr>
-            <w:tcW w:type="dxa" w:w="5141"/>
+            <w:tcW w:type="dxa" w:w="3960"/>
+            <w:shd w:fill="F2F6FA"/>
             <w:vAlign w:val="center"/>
+            <w:tcMar>
+              <w:top w:w="95" w:type="dxa"/>
+              <w:start w:w="105" w:type="dxa"/>
+              <w:bottom w:w="95" w:type="dxa"/>
+              <w:end w:w="105" w:type="dxa"/>
+            </w:tcMar>
+            <w:tcBorders>
+              <w:top w:val="single" w:sz="5" w:color="D9D9D9"/>
+              <w:left w:val="single" w:sz="5" w:color="D9D9D9"/>
+              <w:bottom w:val="single" w:sz="5" w:color="D9D9D9"/>
+              <w:right w:val="single" w:sz="5" w:color="D9D9D9"/>
+              <w:insideH w:val="single" w:sz="5" w:color="D9D9D9"/>
+              <w:insideV w:val="single" w:sz="5" w:color="D9D9D9"/>
+            </w:tcBorders>
           </w:tcPr>
           <w:p>
+            <w:pPr>
+              <w:spacing w:after="0" w:before="0" w:line="252" w:lineRule="auto"/>
+              <w:jc w:val="left"/>
+            </w:pPr>
             <w:r>
               <w:rPr>
+                <w:rFonts w:ascii="Aptos" w:hAnsi="Aptos"/>
+                <w:color w:val="1E2937"/>
                 <w:sz w:val="16"/>
               </w:rPr>
-              <w:t>Replaced Lena block 5 (32×32 RGB); detected; 3 groups reported, one per color channel.</w:t>
+            </w:r>
+            <w:r>
+              <w:rPr>
+                <w:rFonts w:ascii="Aptos" w:hAnsi="Aptos"/>
+                <w:b w:val="0"/>
+                <w:i w:val="0"/>
+                <w:color w:val="1E2937"/>
+                <w:sz w:val="16"/>
+              </w:rPr>
+              <w:t>One 32 × 32 RGB ciphertext block, block 5 at (y=0, x=160).</w:t>
+            </w:r>
+          </w:p>
+        </w:tc>
+        <w:tc>
+          <w:tcPr>
+            <w:tcW w:type="dxa" w:w="3600"/>
+            <w:shd w:fill="F2F6FA"/>
+            <w:vAlign w:val="center"/>
+            <w:tcMar>
+              <w:top w:w="95" w:type="dxa"/>
+              <w:start w:w="105" w:type="dxa"/>
+              <w:bottom w:w="95" w:type="dxa"/>
+              <w:end w:w="105" w:type="dxa"/>
+            </w:tcMar>
+            <w:tcBorders>
+              <w:top w:val="single" w:sz="5" w:color="D9D9D9"/>
+              <w:left w:val="single" w:sz="5" w:color="D9D9D9"/>
+              <w:bottom w:val="single" w:sz="5" w:color="D9D9D9"/>
+              <w:right w:val="single" w:sz="5" w:color="D9D9D9"/>
+              <w:insideH w:val="single" w:sz="5" w:color="D9D9D9"/>
+              <w:insideV w:val="single" w:sz="5" w:color="D9D9D9"/>
+            </w:tcBorders>
+          </w:tcPr>
+          <w:p>
+            <w:pPr>
+              <w:spacing w:after="0" w:before="0" w:line="252" w:lineRule="auto"/>
+              <w:jc w:val="left"/>
+            </w:pPr>
+            <w:r>
+              <w:rPr>
+                <w:rFonts w:ascii="Aptos" w:hAnsi="Aptos"/>
+                <w:color w:val="1E2937"/>
+                <w:sz w:val="16"/>
+              </w:rPr>
+            </w:r>
+            <w:r>
+              <w:rPr>
+                <w:rFonts w:ascii="Aptos" w:hAnsi="Aptos"/>
+                <w:b w:val="0"/>
+                <w:i w:val="0"/>
+                <w:color w:val="1E2937"/>
+                <w:sz w:val="16"/>
+              </w:rPr>
+              <w:t>Rejected; three channel-specific groups failed.</w:t>
             </w:r>
           </w:p>
         </w:tc>
       </w:tr>
       <w:tr>
+        <w:trPr>
+          <w:cantSplit/>
+          <w:cantSplit/>
+        </w:trPr>
         <w:tc>
           <w:tcPr>
-            <w:tcW w:type="dxa" w:w="5141"/>
+            <w:tcW w:type="dxa" w:w="2376"/>
             <w:vAlign w:val="center"/>
+            <w:tcMar>
+              <w:top w:w="95" w:type="dxa"/>
+              <w:start w:w="105" w:type="dxa"/>
+              <w:bottom w:w="95" w:type="dxa"/>
+              <w:end w:w="105" w:type="dxa"/>
+            </w:tcMar>
+            <w:tcBorders>
+              <w:top w:val="single" w:sz="5" w:color="D9D9D9"/>
+              <w:left w:val="single" w:sz="5" w:color="D9D9D9"/>
+              <w:bottom w:val="single" w:sz="5" w:color="D9D9D9"/>
+              <w:right w:val="single" w:sz="5" w:color="D9D9D9"/>
+              <w:insideH w:val="single" w:sz="5" w:color="D9D9D9"/>
+              <w:insideV w:val="single" w:sz="5" w:color="D9D9D9"/>
+            </w:tcBorders>
           </w:tcPr>
           <w:p>
+            <w:pPr>
+              <w:spacing w:after="0" w:before="0" w:line="252" w:lineRule="auto"/>
+              <w:jc w:val="left"/>
+            </w:pPr>
             <w:r>
               <w:rPr>
+                <w:rFonts w:ascii="Aptos" w:hAnsi="Aptos"/>
+                <w:color w:val="1E2937"/>
                 <w:sz w:val="16"/>
               </w:rPr>
-              <w:t>Lena → Airplane</w:t>
+            </w:r>
+            <w:r>
+              <w:rPr>
+                <w:rFonts w:ascii="Aptos" w:hAnsi="Aptos"/>
+                <w:b/>
+                <w:i w:val="0"/>
+                <w:color w:val="1E2937"/>
+                <w:sz w:val="16"/>
+              </w:rPr>
+              <w:t>Lena block copied into Airplane</w:t>
             </w:r>
           </w:p>
         </w:tc>
         <w:tc>
           <w:tcPr>
-            <w:tcW w:type="dxa" w:w="5141"/>
+            <w:tcW w:type="dxa" w:w="3960"/>
             <w:vAlign w:val="center"/>
+            <w:tcMar>
+              <w:top w:w="95" w:type="dxa"/>
+              <w:start w:w="105" w:type="dxa"/>
+              <w:bottom w:w="95" w:type="dxa"/>
+              <w:end w:w="105" w:type="dxa"/>
+            </w:tcMar>
+            <w:tcBorders>
+              <w:top w:val="single" w:sz="5" w:color="D9D9D9"/>
+              <w:left w:val="single" w:sz="5" w:color="D9D9D9"/>
+              <w:bottom w:val="single" w:sz="5" w:color="D9D9D9"/>
+              <w:right w:val="single" w:sz="5" w:color="D9D9D9"/>
+              <w:insideH w:val="single" w:sz="5" w:color="D9D9D9"/>
+              <w:insideV w:val="single" w:sz="5" w:color="D9D9D9"/>
+            </w:tcBorders>
           </w:tcPr>
           <w:p>
+            <w:pPr>
+              <w:spacing w:after="0" w:before="0" w:line="252" w:lineRule="auto"/>
+              <w:jc w:val="left"/>
+            </w:pPr>
             <w:r>
               <w:rPr>
+                <w:rFonts w:ascii="Aptos" w:hAnsi="Aptos"/>
+                <w:color w:val="1E2937"/>
                 <w:sz w:val="16"/>
               </w:rPr>
-              <w:t>Replaced Airplane block 42 (32×32 RGB); detected; 3 groups reported, one per color channel.</w:t>
+            </w:r>
+            <w:r>
+              <w:rPr>
+                <w:rFonts w:ascii="Aptos" w:hAnsi="Aptos"/>
+                <w:b w:val="0"/>
+                <w:i w:val="0"/>
+                <w:color w:val="1E2937"/>
+                <w:sz w:val="16"/>
+              </w:rPr>
+              <w:t>One 32 × 32 RGB ciphertext block, block 42 at (y=64, x=320).</w:t>
+            </w:r>
+          </w:p>
+        </w:tc>
+        <w:tc>
+          <w:tcPr>
+            <w:tcW w:type="dxa" w:w="3600"/>
+            <w:vAlign w:val="center"/>
+            <w:tcMar>
+              <w:top w:w="95" w:type="dxa"/>
+              <w:start w:w="105" w:type="dxa"/>
+              <w:bottom w:w="95" w:type="dxa"/>
+              <w:end w:w="105" w:type="dxa"/>
+            </w:tcMar>
+            <w:tcBorders>
+              <w:top w:val="single" w:sz="5" w:color="D9D9D9"/>
+              <w:left w:val="single" w:sz="5" w:color="D9D9D9"/>
+              <w:bottom w:val="single" w:sz="5" w:color="D9D9D9"/>
+              <w:right w:val="single" w:sz="5" w:color="D9D9D9"/>
+              <w:insideH w:val="single" w:sz="5" w:color="D9D9D9"/>
+              <w:insideV w:val="single" w:sz="5" w:color="D9D9D9"/>
+            </w:tcBorders>
+          </w:tcPr>
+          <w:p>
+            <w:pPr>
+              <w:spacing w:after="0" w:before="0" w:line="252" w:lineRule="auto"/>
+              <w:jc w:val="left"/>
+            </w:pPr>
+            <w:r>
+              <w:rPr>
+                <w:rFonts w:ascii="Aptos" w:hAnsi="Aptos"/>
+                <w:color w:val="1E2937"/>
+                <w:sz w:val="16"/>
+              </w:rPr>
+            </w:r>
+            <w:r>
+              <w:rPr>
+                <w:rFonts w:ascii="Aptos" w:hAnsi="Aptos"/>
+                <w:b w:val="0"/>
+                <w:i w:val="0"/>
+                <w:color w:val="1E2937"/>
+                <w:sz w:val="16"/>
+              </w:rPr>
+              <w:t>Rejected; three channel-specific groups failed.</w:t>
             </w:r>
           </w:p>
         </w:tc>
       </w:tr>
     </w:tbl>
     <w:p>
+      <w:pPr>
+        <w:pStyle w:val="Heading2"/>
+        <w:keepNext/>
+        <w:spacing w:before="200" w:after="80"/>
+      </w:pPr>
       <w:r>
-        <w:t>Each authentication group contains four 32×32 blocks within one color channel. A full RGB splice changes all three channels, so the expected localization is three channel-specific groups at that spatial block. The verifier withholds the recovered image whenever a group fails.</w:t>
+        <w:t>Fit with the thesis direction</w:t>
+      </w:r>
+    </w:p>
+    <w:p>
+      <w:pPr>
+        <w:keepLines/>
+        <w:spacing w:after="100" w:line="259" w:lineRule="auto"/>
+      </w:pPr>
+      <w:r>
+        <w:t>The revised integration now addresses the professor’s recommendation to use a reversible data-hiding stage for authentication payloads: the repository’s histogram-shifting RDH stage carries three full 256-bit keyed image tags and the five-bit test payload inside the encrypted image path. The four-pixel paper itself does not specify an RDH carrier, so this is an explicit hybrid adaptation that inserts the repository RDH stage before four-pixel substitution. The RCM layer remains responsible for keyed four-block localization. A reversible correction restores every displayed 32 × 32 block sum to the source; the encrypted sidecar carries the layout, correction map, and authenticated image identifiers. Mean sidecar size is 1,184,068 bytes (150.6% of the 786,432-byte raw RGB image), so auxiliary storage remains a significant limitation.</w:t>
       </w:r>
     </w:p>
     <w:p>
       <w:pPr>
         <w:pStyle w:val="Heading1"/>
+        <w:keepNext/>
+        <w:spacing w:before="200" w:after="80"/>
       </w:pPr>
       <w:r>
-        <w:t>Implementation notes</w:t>
-      </w:r>
-    </w:p>
-    <w:p>
-      <w:r>
-        <w:t>The four-pixel paper does not define an auxiliary-payload container. For this integration, payload bits are carried inside the existing ChaCha20-Poly1305-protected sidecar; they are not embedded in the RGB ciphertext. The sidecar also carries the reversible layout/correction data and is approximately 1.13–1.20 MB per 512×512 image.</w:t>
-      </w:r>
-    </w:p>
-    <w:p>
-      <w:r>
-        <w:t>The four-pixel equations are used, but the schedule is adapted to the repository’s existing 2D-CSM stream instead of reproducing the paper’s own chaotic schedule exactly. The appendix’s Case 2 inverse for c has a sign inconsistent with its forward equation; the code uses the algebraic inverse and regression-tests the round trip. This is an integration prototype, not a bit-for-bit replication of the paper.</w:t>
-      </w:r>
-    </w:p>
-    <w:p>
-      <w:r>
-        <w:t>The 71 targeted existing/new regression tests passed. The full historical suite could not be completed because its external UCID image cache and predefined NIST stream files are absent in this restored sandbox. The corrected 700-stream NIST campaign belongs to the earlier method; it has not been rerun for this four-pixel variant, so no NIST pass claim is made here.</w:t>
+        <w:t>Reproducibility and implementation limitations</w:t>
       </w:r>
     </w:p>
     <w:p>
       <w:pPr>
-        <w:spacing w:before="60"/>
+        <w:keepLines w:val="0"/>
+        <w:spacing w:after="100" w:line="259" w:lineRule="auto"/>
+      </w:pPr>
+      <w:r>
+        <w:t>The six-image experiment was rerun after adding native RDH-carried tags. The fresh run passed all image and payload round-trips, exact thumbnail checks, and all tamper tests. The normalized Couple and Girl PNG hashes differ from the branch’s older cached-image manifest after resizing with the available Pillow version; the reported results use the currently tracked UCT sources and do not claim pixel-level identity with those historical caches.</w:t>
+      </w:r>
+    </w:p>
+    <w:p>
+      <w:pPr>
+        <w:keepLines w:val="0"/>
+        <w:spacing w:after="100" w:line="259" w:lineRule="auto"/>
+      </w:pPr>
+      <w:r>
+        <w:t>The AEAD sidecar now stores both the authentication ImageID and the TPE schedule identifier as authenticated metadata. The six-image export/import check reloaded each lossless PNG and sidecar and recovered every image and payload without externally supplied identifiers. Keys remain required, as expected. This closes the earlier metadata gap for the tested package format.</w:t>
+      </w:r>
+    </w:p>
+    <w:p>
+      <w:pPr>
+        <w:pStyle w:val="Heading1"/>
+        <w:keepNext/>
+        <w:keepLines/>
+        <w:spacing w:before="200" w:after="80"/>
+      </w:pPr>
+      <w:r>
+        <w:t>NIST SP 800-22 schedule assessment</w:t>
+      </w:r>
+    </w:p>
+    <w:p>
+      <w:pPr>
+        <w:keepLines/>
+        <w:spacing w:after="100" w:line="259" w:lineRule="auto"/>
+      </w:pPr>
+      <w:r>
+        <w:t>I ran the official NIST STS 2.1.2 implementation with all 15 tests, default parameters, α = 0.01, and 100 one-million-bit sequences for each schedule family. These streams test the 2D-CSM-derived permutation and substitution schedules, which the RDH/authentication integration does not alter. For stream index i = 0…99, the 256-bit key is SHA-256("four-pixel-nist-key-v1\0" || uint32_be(i)); the 16-byte image identifier is the first 16 bytes of SHA-256("four-pixel-nist-image-id-v1\0" || uint32_be(i)). Upsilon_P values were clipped to [−1, 1], quantized as floor(127(x + 1)) and clipped to [0, 254]. The substitution family uses the exact r bytes consumed by the transform: clip(floor(127(clip(x, −1, 1) + 1)), 0, 254) + 1. Bytes are serialized row-major and bits most-significant-bit first. The Upsilon_P encoding is diagnostic because the permutation stage consumes blockwise ranks rather than the raw byte stream.</w:t>
+      </w:r>
+    </w:p>
+    <w:p>
+      <w:pPr>
+        <w:keepLines/>
+        <w:spacing w:after="100" w:line="259" w:lineRule="auto"/>
+      </w:pPr>
+      <w:r>
+        <w:t>The suite detected substantial structure in both representations. Across applicable first-level components, Upsilon_P passed 3,318 of 16,200 p-values (20.5%); 2,600 component outcomes were not applicable. The substitution r stream passed 4,988 of 17,683 applicable p-values (28.2%); 1,117 outcomes were not applicable. At the second level, 144 of 162 applicable Upsilon_P uniformity checks and 148 of 188 substitution-r checks fell below the suite’s 0.0001 threshold. The detailed first-level counts are in Table 4.</w:t>
+      </w:r>
+    </w:p>
+    <w:p>
+      <w:pPr>
+        <w:keepLines/>
+        <w:spacing w:before="40" w:after="100"/>
+        <w:jc w:val="left"/>
+      </w:pPr>
+      <w:r>
+        <w:t>Reproducibility record: baseline branch commit a887fb90ad147cc51e71a8c5c81d9ed3c89268a8; native-RDH working-tree source SHA-256 values: four_pixel_pipeline.py 3cb115aa5311136271db49e248ddae7c29d068638c9d1197290dfc01b02afa6a; block32_exact_order_authenticated_tpe.py a9141a50b6aa4e7e2d3d958cca978ec63f6d326549dc8657fdc41e9f95f542a3; run_four_pixel_auth_demo.py 5bd8ffda244af50b1ceb7d97d276de09e1583bf40c57500391ac7b6a9e21063f; STS 2.1.2 executable SHA-256 960947a1816b9b12b6d3a38f58e4bca3a9ee5439f07dcfc5e31a0a5faa038fe9; ASCII input SHA-256 Upsilon_P c4145079b65e72a857c28e023c5e348ded2e818a493955c358582a254ebd8555 and substitution r a169a1cdbbab60602d066ddbceb21bfbaf0b076b3d92c2c52661140f7543d7d9.</w:t>
+      </w:r>
+    </w:p>
+    <w:p>
+      <w:pPr>
+        <w:pStyle w:val="Caption"/>
+        <w:keepNext/>
+        <w:spacing w:before="60" w:after="80"/>
+        <w:pageBreakBefore/>
+      </w:pPr>
+      <w:r>
+        <w:t>Table 4. First-level NIST outcomes by test family (100 streams; α = 0.01).</w:t>
+      </w:r>
+    </w:p>
+    <w:tbl>
+      <w:tblPr>
+        <w:tblStyle w:val="TableGrid"/>
+        <w:tblW w:type="auto" w:w="0"/>
+        <w:jc w:val="center"/>
+        <w:tblLayout w:type="fixed"/>
+        <w:tblLook w:firstColumn="1" w:firstRow="1" w:lastColumn="0" w:lastRow="0" w:noHBand="0" w:noVBand="1" w:val="04A0"/>
+      </w:tblPr>
+      <w:tblGrid>
+        <w:gridCol w:w="3298"/>
+        <w:gridCol w:w="3298"/>
+        <w:gridCol w:w="3298"/>
+      </w:tblGrid>
+      <w:tr>
+        <w:trPr>
+          <w:tblHeader w:val="true"/>
+          <w:cantSplit/>
+        </w:trPr>
+        <w:tc>
+          <w:tcPr>
+            <w:tcW w:type="dxa" w:w="2880"/>
+            <w:vAlign w:val="center"/>
+            <w:tcMar>
+              <w:top w:w="95" w:type="dxa"/>
+              <w:start w:w="105" w:type="dxa"/>
+              <w:bottom w:w="95" w:type="dxa"/>
+              <w:end w:w="105" w:type="dxa"/>
+            </w:tcMar>
+            <w:tcBorders>
+              <w:top w:val="single" w:sz="5" w:color="D9D9D9"/>
+              <w:left w:val="single" w:sz="5" w:color="D9D9D9"/>
+              <w:bottom w:val="single" w:sz="5" w:color="D9D9D9"/>
+              <w:right w:val="single" w:sz="5" w:color="D9D9D9"/>
+              <w:insideH w:val="single" w:sz="5" w:color="D9D9D9"/>
+              <w:insideV w:val="single" w:sz="5" w:color="D9D9D9"/>
+            </w:tcBorders>
+            <w:shd w:fill="17365D"/>
+          </w:tcPr>
+          <w:p>
+            <w:pPr>
+              <w:spacing w:before="0" w:after="0" w:line="252" w:lineRule="auto"/>
+            </w:pPr>
+            <w:r>
+              <w:rPr>
+                <w:rFonts w:ascii="Aptos" w:hAnsi="Aptos"/>
+                <w:b/>
+                <w:color w:val="FFFFFF"/>
+                <w:sz w:val="16"/>
+              </w:rPr>
+              <w:t>Test family</w:t>
+            </w:r>
+          </w:p>
+        </w:tc>
+        <w:tc>
+          <w:tcPr>
+            <w:tcW w:type="dxa" w:w="3528"/>
+            <w:vAlign w:val="center"/>
+            <w:tcMar>
+              <w:top w:w="95" w:type="dxa"/>
+              <w:start w:w="105" w:type="dxa"/>
+              <w:bottom w:w="95" w:type="dxa"/>
+              <w:end w:w="105" w:type="dxa"/>
+            </w:tcMar>
+            <w:tcBorders>
+              <w:top w:val="single" w:sz="5" w:color="D9D9D9"/>
+              <w:left w:val="single" w:sz="5" w:color="D9D9D9"/>
+              <w:bottom w:val="single" w:sz="5" w:color="D9D9D9"/>
+              <w:right w:val="single" w:sz="5" w:color="D9D9D9"/>
+              <w:insideH w:val="single" w:sz="5" w:color="D9D9D9"/>
+              <w:insideV w:val="single" w:sz="5" w:color="D9D9D9"/>
+            </w:tcBorders>
+            <w:shd w:fill="17365D"/>
+          </w:tcPr>
+          <w:p>
+            <w:pPr>
+              <w:spacing w:before="0" w:after="0" w:line="252" w:lineRule="auto"/>
+            </w:pPr>
+            <w:r>
+              <w:rPr>
+                <w:rFonts w:ascii="Aptos" w:hAnsi="Aptos"/>
+                <w:b/>
+                <w:color w:val="FFFFFF"/>
+                <w:sz w:val="16"/>
+              </w:rPr>
+              <w:t>Upsilon_P: pass / fail / N-A</w:t>
+            </w:r>
+          </w:p>
+        </w:tc>
+        <w:tc>
+          <w:tcPr>
+            <w:tcW w:type="dxa" w:w="3528"/>
+            <w:vAlign w:val="center"/>
+            <w:tcMar>
+              <w:top w:w="95" w:type="dxa"/>
+              <w:start w:w="105" w:type="dxa"/>
+              <w:bottom w:w="95" w:type="dxa"/>
+              <w:end w:w="105" w:type="dxa"/>
+            </w:tcMar>
+            <w:tcBorders>
+              <w:top w:val="single" w:sz="5" w:color="D9D9D9"/>
+              <w:left w:val="single" w:sz="5" w:color="D9D9D9"/>
+              <w:bottom w:val="single" w:sz="5" w:color="D9D9D9"/>
+              <w:right w:val="single" w:sz="5" w:color="D9D9D9"/>
+              <w:insideH w:val="single" w:sz="5" w:color="D9D9D9"/>
+              <w:insideV w:val="single" w:sz="5" w:color="D9D9D9"/>
+            </w:tcBorders>
+            <w:shd w:fill="17365D"/>
+          </w:tcPr>
+          <w:p>
+            <w:pPr>
+              <w:spacing w:before="0" w:after="0" w:line="252" w:lineRule="auto"/>
+            </w:pPr>
+            <w:r>
+              <w:rPr>
+                <w:rFonts w:ascii="Aptos" w:hAnsi="Aptos"/>
+                <w:b/>
+                <w:color w:val="FFFFFF"/>
+                <w:sz w:val="16"/>
+              </w:rPr>
+              <w:t>Substitution r: pass / fail / N-A</w:t>
+            </w:r>
+          </w:p>
+        </w:tc>
+      </w:tr>
+      <w:tr>
+        <w:trPr>
+          <w:cantSplit/>
+        </w:trPr>
+        <w:tc>
+          <w:tcPr>
+            <w:tcW w:type="dxa" w:w="2880"/>
+            <w:vAlign w:val="center"/>
+            <w:tcMar>
+              <w:top w:w="95" w:type="dxa"/>
+              <w:start w:w="105" w:type="dxa"/>
+              <w:bottom w:w="95" w:type="dxa"/>
+              <w:end w:w="105" w:type="dxa"/>
+            </w:tcMar>
+            <w:tcBorders>
+              <w:top w:val="single" w:sz="5" w:color="D9D9D9"/>
+              <w:left w:val="single" w:sz="5" w:color="D9D9D9"/>
+              <w:bottom w:val="single" w:sz="5" w:color="D9D9D9"/>
+              <w:right w:val="single" w:sz="5" w:color="D9D9D9"/>
+              <w:insideH w:val="single" w:sz="5" w:color="D9D9D9"/>
+              <w:insideV w:val="single" w:sz="5" w:color="D9D9D9"/>
+            </w:tcBorders>
+          </w:tcPr>
+          <w:p>
+            <w:pPr>
+              <w:spacing w:before="0" w:after="0" w:line="252" w:lineRule="auto"/>
+            </w:pPr>
+            <w:r>
+              <w:rPr>
+                <w:rFonts w:ascii="Aptos" w:hAnsi="Aptos"/>
+                <w:color w:val="1E2937"/>
+                <w:sz w:val="16"/>
+              </w:rPr>
+              <w:t>Frequency</w:t>
+            </w:r>
+          </w:p>
+        </w:tc>
+        <w:tc>
+          <w:tcPr>
+            <w:tcW w:type="dxa" w:w="3528"/>
+            <w:vAlign w:val="center"/>
+            <w:tcMar>
+              <w:top w:w="95" w:type="dxa"/>
+              <w:start w:w="105" w:type="dxa"/>
+              <w:bottom w:w="95" w:type="dxa"/>
+              <w:end w:w="105" w:type="dxa"/>
+            </w:tcMar>
+            <w:tcBorders>
+              <w:top w:val="single" w:sz="5" w:color="D9D9D9"/>
+              <w:left w:val="single" w:sz="5" w:color="D9D9D9"/>
+              <w:bottom w:val="single" w:sz="5" w:color="D9D9D9"/>
+              <w:right w:val="single" w:sz="5" w:color="D9D9D9"/>
+              <w:insideH w:val="single" w:sz="5" w:color="D9D9D9"/>
+              <w:insideV w:val="single" w:sz="5" w:color="D9D9D9"/>
+            </w:tcBorders>
+          </w:tcPr>
+          <w:p>
+            <w:pPr>
+              <w:spacing w:before="0" w:after="0" w:line="252" w:lineRule="auto"/>
+            </w:pPr>
+            <w:r>
+              <w:rPr>
+                <w:rFonts w:ascii="Aptos" w:hAnsi="Aptos"/>
+                <w:color w:val="1E2937"/>
+                <w:sz w:val="16"/>
+              </w:rPr>
+              <w:t>0 / 100 / 0</w:t>
+            </w:r>
+          </w:p>
+        </w:tc>
+        <w:tc>
+          <w:tcPr>
+            <w:tcW w:type="dxa" w:w="3528"/>
+            <w:vAlign w:val="center"/>
+            <w:tcMar>
+              <w:top w:w="95" w:type="dxa"/>
+              <w:start w:w="105" w:type="dxa"/>
+              <w:bottom w:w="95" w:type="dxa"/>
+              <w:end w:w="105" w:type="dxa"/>
+            </w:tcMar>
+            <w:tcBorders>
+              <w:top w:val="single" w:sz="5" w:color="D9D9D9"/>
+              <w:left w:val="single" w:sz="5" w:color="D9D9D9"/>
+              <w:bottom w:val="single" w:sz="5" w:color="D9D9D9"/>
+              <w:right w:val="single" w:sz="5" w:color="D9D9D9"/>
+              <w:insideH w:val="single" w:sz="5" w:color="D9D9D9"/>
+              <w:insideV w:val="single" w:sz="5" w:color="D9D9D9"/>
+            </w:tcBorders>
+          </w:tcPr>
+          <w:p>
+            <w:pPr>
+              <w:spacing w:before="0" w:after="0" w:line="252" w:lineRule="auto"/>
+            </w:pPr>
+            <w:r>
+              <w:rPr>
+                <w:rFonts w:ascii="Aptos" w:hAnsi="Aptos"/>
+                <w:color w:val="1E2937"/>
+                <w:sz w:val="16"/>
+              </w:rPr>
+              <w:t>95 / 5 / 0</w:t>
+            </w:r>
+          </w:p>
+        </w:tc>
+      </w:tr>
+      <w:tr>
+        <w:trPr>
+          <w:cantSplit/>
+        </w:trPr>
+        <w:tc>
+          <w:tcPr>
+            <w:tcW w:type="dxa" w:w="2880"/>
+            <w:vAlign w:val="center"/>
+            <w:tcMar>
+              <w:top w:w="95" w:type="dxa"/>
+              <w:start w:w="105" w:type="dxa"/>
+              <w:bottom w:w="95" w:type="dxa"/>
+              <w:end w:w="105" w:type="dxa"/>
+            </w:tcMar>
+            <w:tcBorders>
+              <w:top w:val="single" w:sz="5" w:color="D9D9D9"/>
+              <w:left w:val="single" w:sz="5" w:color="D9D9D9"/>
+              <w:bottom w:val="single" w:sz="5" w:color="D9D9D9"/>
+              <w:right w:val="single" w:sz="5" w:color="D9D9D9"/>
+              <w:insideH w:val="single" w:sz="5" w:color="D9D9D9"/>
+              <w:insideV w:val="single" w:sz="5" w:color="D9D9D9"/>
+            </w:tcBorders>
+            <w:shd w:fill="F2F6FA"/>
+          </w:tcPr>
+          <w:p>
+            <w:pPr>
+              <w:spacing w:before="0" w:after="0" w:line="252" w:lineRule="auto"/>
+            </w:pPr>
+            <w:r>
+              <w:rPr>
+                <w:rFonts w:ascii="Aptos" w:hAnsi="Aptos"/>
+                <w:color w:val="1E2937"/>
+                <w:sz w:val="16"/>
+              </w:rPr>
+              <w:t>Block frequency</w:t>
+            </w:r>
+          </w:p>
+        </w:tc>
+        <w:tc>
+          <w:tcPr>
+            <w:tcW w:type="dxa" w:w="3528"/>
+            <w:vAlign w:val="center"/>
+            <w:tcMar>
+              <w:top w:w="95" w:type="dxa"/>
+              <w:start w:w="105" w:type="dxa"/>
+              <w:bottom w:w="95" w:type="dxa"/>
+              <w:end w:w="105" w:type="dxa"/>
+            </w:tcMar>
+            <w:tcBorders>
+              <w:top w:val="single" w:sz="5" w:color="D9D9D9"/>
+              <w:left w:val="single" w:sz="5" w:color="D9D9D9"/>
+              <w:bottom w:val="single" w:sz="5" w:color="D9D9D9"/>
+              <w:right w:val="single" w:sz="5" w:color="D9D9D9"/>
+              <w:insideH w:val="single" w:sz="5" w:color="D9D9D9"/>
+              <w:insideV w:val="single" w:sz="5" w:color="D9D9D9"/>
+            </w:tcBorders>
+            <w:shd w:fill="F2F6FA"/>
+          </w:tcPr>
+          <w:p>
+            <w:pPr>
+              <w:spacing w:before="0" w:after="0" w:line="252" w:lineRule="auto"/>
+            </w:pPr>
+            <w:r>
+              <w:rPr>
+                <w:rFonts w:ascii="Aptos" w:hAnsi="Aptos"/>
+                <w:color w:val="1E2937"/>
+                <w:sz w:val="16"/>
+              </w:rPr>
+              <w:t>0 / 100 / 0</w:t>
+            </w:r>
+          </w:p>
+        </w:tc>
+        <w:tc>
+          <w:tcPr>
+            <w:tcW w:type="dxa" w:w="3528"/>
+            <w:vAlign w:val="center"/>
+            <w:tcMar>
+              <w:top w:w="95" w:type="dxa"/>
+              <w:start w:w="105" w:type="dxa"/>
+              <w:bottom w:w="95" w:type="dxa"/>
+              <w:end w:w="105" w:type="dxa"/>
+            </w:tcMar>
+            <w:tcBorders>
+              <w:top w:val="single" w:sz="5" w:color="D9D9D9"/>
+              <w:left w:val="single" w:sz="5" w:color="D9D9D9"/>
+              <w:bottom w:val="single" w:sz="5" w:color="D9D9D9"/>
+              <w:right w:val="single" w:sz="5" w:color="D9D9D9"/>
+              <w:insideH w:val="single" w:sz="5" w:color="D9D9D9"/>
+              <w:insideV w:val="single" w:sz="5" w:color="D9D9D9"/>
+            </w:tcBorders>
+            <w:shd w:fill="F2F6FA"/>
+          </w:tcPr>
+          <w:p>
+            <w:pPr>
+              <w:spacing w:before="0" w:after="0" w:line="252" w:lineRule="auto"/>
+            </w:pPr>
+            <w:r>
+              <w:rPr>
+                <w:rFonts w:ascii="Aptos" w:hAnsi="Aptos"/>
+                <w:color w:val="1E2937"/>
+                <w:sz w:val="16"/>
+              </w:rPr>
+              <w:t>0 / 100 / 0</w:t>
+            </w:r>
+          </w:p>
+        </w:tc>
+      </w:tr>
+      <w:tr>
+        <w:trPr>
+          <w:cantSplit/>
+        </w:trPr>
+        <w:tc>
+          <w:tcPr>
+            <w:tcW w:type="dxa" w:w="2880"/>
+            <w:vAlign w:val="center"/>
+            <w:tcMar>
+              <w:top w:w="95" w:type="dxa"/>
+              <w:start w:w="105" w:type="dxa"/>
+              <w:bottom w:w="95" w:type="dxa"/>
+              <w:end w:w="105" w:type="dxa"/>
+            </w:tcMar>
+            <w:tcBorders>
+              <w:top w:val="single" w:sz="5" w:color="D9D9D9"/>
+              <w:left w:val="single" w:sz="5" w:color="D9D9D9"/>
+              <w:bottom w:val="single" w:sz="5" w:color="D9D9D9"/>
+              <w:right w:val="single" w:sz="5" w:color="D9D9D9"/>
+              <w:insideH w:val="single" w:sz="5" w:color="D9D9D9"/>
+              <w:insideV w:val="single" w:sz="5" w:color="D9D9D9"/>
+            </w:tcBorders>
+          </w:tcPr>
+          <w:p>
+            <w:pPr>
+              <w:spacing w:before="0" w:after="0" w:line="252" w:lineRule="auto"/>
+            </w:pPr>
+            <w:r>
+              <w:rPr>
+                <w:rFonts w:ascii="Aptos" w:hAnsi="Aptos"/>
+                <w:color w:val="1E2937"/>
+                <w:sz w:val="16"/>
+              </w:rPr>
+              <w:t>Cumulative sums (2 components)</w:t>
+            </w:r>
+          </w:p>
+        </w:tc>
+        <w:tc>
+          <w:tcPr>
+            <w:tcW w:type="dxa" w:w="3528"/>
+            <w:vAlign w:val="center"/>
+            <w:tcMar>
+              <w:top w:w="95" w:type="dxa"/>
+              <w:start w:w="105" w:type="dxa"/>
+              <w:bottom w:w="95" w:type="dxa"/>
+              <w:end w:w="105" w:type="dxa"/>
+            </w:tcMar>
+            <w:tcBorders>
+              <w:top w:val="single" w:sz="5" w:color="D9D9D9"/>
+              <w:left w:val="single" w:sz="5" w:color="D9D9D9"/>
+              <w:bottom w:val="single" w:sz="5" w:color="D9D9D9"/>
+              <w:right w:val="single" w:sz="5" w:color="D9D9D9"/>
+              <w:insideH w:val="single" w:sz="5" w:color="D9D9D9"/>
+              <w:insideV w:val="single" w:sz="5" w:color="D9D9D9"/>
+            </w:tcBorders>
+          </w:tcPr>
+          <w:p>
+            <w:pPr>
+              <w:spacing w:before="0" w:after="0" w:line="252" w:lineRule="auto"/>
+            </w:pPr>
+            <w:r>
+              <w:rPr>
+                <w:rFonts w:ascii="Aptos" w:hAnsi="Aptos"/>
+                <w:color w:val="1E2937"/>
+                <w:sz w:val="16"/>
+              </w:rPr>
+              <w:t>0 / 200 / 0</w:t>
+            </w:r>
+          </w:p>
+        </w:tc>
+        <w:tc>
+          <w:tcPr>
+            <w:tcW w:type="dxa" w:w="3528"/>
+            <w:vAlign w:val="center"/>
+            <w:tcMar>
+              <w:top w:w="95" w:type="dxa"/>
+              <w:start w:w="105" w:type="dxa"/>
+              <w:bottom w:w="95" w:type="dxa"/>
+              <w:end w:w="105" w:type="dxa"/>
+            </w:tcMar>
+            <w:tcBorders>
+              <w:top w:val="single" w:sz="5" w:color="D9D9D9"/>
+              <w:left w:val="single" w:sz="5" w:color="D9D9D9"/>
+              <w:bottom w:val="single" w:sz="5" w:color="D9D9D9"/>
+              <w:right w:val="single" w:sz="5" w:color="D9D9D9"/>
+              <w:insideH w:val="single" w:sz="5" w:color="D9D9D9"/>
+              <w:insideV w:val="single" w:sz="5" w:color="D9D9D9"/>
+            </w:tcBorders>
+          </w:tcPr>
+          <w:p>
+            <w:pPr>
+              <w:spacing w:before="0" w:after="0" w:line="252" w:lineRule="auto"/>
+            </w:pPr>
+            <w:r>
+              <w:rPr>
+                <w:rFonts w:ascii="Aptos" w:hAnsi="Aptos"/>
+                <w:color w:val="1E2937"/>
+                <w:sz w:val="16"/>
+              </w:rPr>
+              <w:t>189 / 11 / 0</w:t>
+            </w:r>
+          </w:p>
+        </w:tc>
+      </w:tr>
+      <w:tr>
+        <w:trPr>
+          <w:cantSplit/>
+        </w:trPr>
+        <w:tc>
+          <w:tcPr>
+            <w:tcW w:type="dxa" w:w="2880"/>
+            <w:vAlign w:val="center"/>
+            <w:tcMar>
+              <w:top w:w="95" w:type="dxa"/>
+              <w:start w:w="105" w:type="dxa"/>
+              <w:bottom w:w="95" w:type="dxa"/>
+              <w:end w:w="105" w:type="dxa"/>
+            </w:tcMar>
+            <w:tcBorders>
+              <w:top w:val="single" w:sz="5" w:color="D9D9D9"/>
+              <w:left w:val="single" w:sz="5" w:color="D9D9D9"/>
+              <w:bottom w:val="single" w:sz="5" w:color="D9D9D9"/>
+              <w:right w:val="single" w:sz="5" w:color="D9D9D9"/>
+              <w:insideH w:val="single" w:sz="5" w:color="D9D9D9"/>
+              <w:insideV w:val="single" w:sz="5" w:color="D9D9D9"/>
+            </w:tcBorders>
+            <w:shd w:fill="F2F6FA"/>
+          </w:tcPr>
+          <w:p>
+            <w:pPr>
+              <w:spacing w:before="0" w:after="0" w:line="252" w:lineRule="auto"/>
+            </w:pPr>
+            <w:r>
+              <w:rPr>
+                <w:rFonts w:ascii="Aptos" w:hAnsi="Aptos"/>
+                <w:color w:val="1E2937"/>
+                <w:sz w:val="16"/>
+              </w:rPr>
+              <w:t>Runs</w:t>
+            </w:r>
+          </w:p>
+        </w:tc>
+        <w:tc>
+          <w:tcPr>
+            <w:tcW w:type="dxa" w:w="3528"/>
+            <w:vAlign w:val="center"/>
+            <w:tcMar>
+              <w:top w:w="95" w:type="dxa"/>
+              <w:start w:w="105" w:type="dxa"/>
+              <w:bottom w:w="95" w:type="dxa"/>
+              <w:end w:w="105" w:type="dxa"/>
+            </w:tcMar>
+            <w:tcBorders>
+              <w:top w:val="single" w:sz="5" w:color="D9D9D9"/>
+              <w:left w:val="single" w:sz="5" w:color="D9D9D9"/>
+              <w:bottom w:val="single" w:sz="5" w:color="D9D9D9"/>
+              <w:right w:val="single" w:sz="5" w:color="D9D9D9"/>
+              <w:insideH w:val="single" w:sz="5" w:color="D9D9D9"/>
+              <w:insideV w:val="single" w:sz="5" w:color="D9D9D9"/>
+            </w:tcBorders>
+            <w:shd w:fill="F2F6FA"/>
+          </w:tcPr>
+          <w:p>
+            <w:pPr>
+              <w:spacing w:before="0" w:after="0" w:line="252" w:lineRule="auto"/>
+            </w:pPr>
+            <w:r>
+              <w:rPr>
+                <w:rFonts w:ascii="Aptos" w:hAnsi="Aptos"/>
+                <w:color w:val="1E2937"/>
+                <w:sz w:val="16"/>
+              </w:rPr>
+              <w:t>0 / 100 / 0</w:t>
+            </w:r>
+          </w:p>
+        </w:tc>
+        <w:tc>
+          <w:tcPr>
+            <w:tcW w:type="dxa" w:w="3528"/>
+            <w:vAlign w:val="center"/>
+            <w:tcMar>
+              <w:top w:w="95" w:type="dxa"/>
+              <w:start w:w="105" w:type="dxa"/>
+              <w:bottom w:w="95" w:type="dxa"/>
+              <w:end w:w="105" w:type="dxa"/>
+            </w:tcMar>
+            <w:tcBorders>
+              <w:top w:val="single" w:sz="5" w:color="D9D9D9"/>
+              <w:left w:val="single" w:sz="5" w:color="D9D9D9"/>
+              <w:bottom w:val="single" w:sz="5" w:color="D9D9D9"/>
+              <w:right w:val="single" w:sz="5" w:color="D9D9D9"/>
+              <w:insideH w:val="single" w:sz="5" w:color="D9D9D9"/>
+              <w:insideV w:val="single" w:sz="5" w:color="D9D9D9"/>
+            </w:tcBorders>
+            <w:shd w:fill="F2F6FA"/>
+          </w:tcPr>
+          <w:p>
+            <w:pPr>
+              <w:spacing w:before="0" w:after="0" w:line="252" w:lineRule="auto"/>
+            </w:pPr>
+            <w:r>
+              <w:rPr>
+                <w:rFonts w:ascii="Aptos" w:hAnsi="Aptos"/>
+                <w:color w:val="1E2937"/>
+                <w:sz w:val="16"/>
+              </w:rPr>
+              <w:t>0 / 100 / 0</w:t>
+            </w:r>
+          </w:p>
+        </w:tc>
+      </w:tr>
+      <w:tr>
+        <w:trPr>
+          <w:cantSplit/>
+        </w:trPr>
+        <w:tc>
+          <w:tcPr>
+            <w:tcW w:type="dxa" w:w="2880"/>
+            <w:vAlign w:val="center"/>
+            <w:tcMar>
+              <w:top w:w="95" w:type="dxa"/>
+              <w:start w:w="105" w:type="dxa"/>
+              <w:bottom w:w="95" w:type="dxa"/>
+              <w:end w:w="105" w:type="dxa"/>
+            </w:tcMar>
+            <w:tcBorders>
+              <w:top w:val="single" w:sz="5" w:color="D9D9D9"/>
+              <w:left w:val="single" w:sz="5" w:color="D9D9D9"/>
+              <w:bottom w:val="single" w:sz="5" w:color="D9D9D9"/>
+              <w:right w:val="single" w:sz="5" w:color="D9D9D9"/>
+              <w:insideH w:val="single" w:sz="5" w:color="D9D9D9"/>
+              <w:insideV w:val="single" w:sz="5" w:color="D9D9D9"/>
+            </w:tcBorders>
+          </w:tcPr>
+          <w:p>
+            <w:pPr>
+              <w:spacing w:before="0" w:after="0" w:line="252" w:lineRule="auto"/>
+            </w:pPr>
+            <w:r>
+              <w:rPr>
+                <w:rFonts w:ascii="Aptos" w:hAnsi="Aptos"/>
+                <w:color w:val="1E2937"/>
+                <w:sz w:val="16"/>
+              </w:rPr>
+              <w:t>Longest run of ones</w:t>
+            </w:r>
+          </w:p>
+        </w:tc>
+        <w:tc>
+          <w:tcPr>
+            <w:tcW w:type="dxa" w:w="3528"/>
+            <w:vAlign w:val="center"/>
+            <w:tcMar>
+              <w:top w:w="95" w:type="dxa"/>
+              <w:start w:w="105" w:type="dxa"/>
+              <w:bottom w:w="95" w:type="dxa"/>
+              <w:end w:w="105" w:type="dxa"/>
+            </w:tcMar>
+            <w:tcBorders>
+              <w:top w:val="single" w:sz="5" w:color="D9D9D9"/>
+              <w:left w:val="single" w:sz="5" w:color="D9D9D9"/>
+              <w:bottom w:val="single" w:sz="5" w:color="D9D9D9"/>
+              <w:right w:val="single" w:sz="5" w:color="D9D9D9"/>
+              <w:insideH w:val="single" w:sz="5" w:color="D9D9D9"/>
+              <w:insideV w:val="single" w:sz="5" w:color="D9D9D9"/>
+            </w:tcBorders>
+          </w:tcPr>
+          <w:p>
+            <w:pPr>
+              <w:spacing w:before="0" w:after="0" w:line="252" w:lineRule="auto"/>
+            </w:pPr>
+            <w:r>
+              <w:rPr>
+                <w:rFonts w:ascii="Aptos" w:hAnsi="Aptos"/>
+                <w:color w:val="1E2937"/>
+                <w:sz w:val="16"/>
+              </w:rPr>
+              <w:t>0 / 100 / 0</w:t>
+            </w:r>
+          </w:p>
+        </w:tc>
+        <w:tc>
+          <w:tcPr>
+            <w:tcW w:type="dxa" w:w="3528"/>
+            <w:vAlign w:val="center"/>
+            <w:tcMar>
+              <w:top w:w="95" w:type="dxa"/>
+              <w:start w:w="105" w:type="dxa"/>
+              <w:bottom w:w="95" w:type="dxa"/>
+              <w:end w:w="105" w:type="dxa"/>
+            </w:tcMar>
+            <w:tcBorders>
+              <w:top w:val="single" w:sz="5" w:color="D9D9D9"/>
+              <w:left w:val="single" w:sz="5" w:color="D9D9D9"/>
+              <w:bottom w:val="single" w:sz="5" w:color="D9D9D9"/>
+              <w:right w:val="single" w:sz="5" w:color="D9D9D9"/>
+              <w:insideH w:val="single" w:sz="5" w:color="D9D9D9"/>
+              <w:insideV w:val="single" w:sz="5" w:color="D9D9D9"/>
+            </w:tcBorders>
+          </w:tcPr>
+          <w:p>
+            <w:pPr>
+              <w:spacing w:before="0" w:after="0" w:line="252" w:lineRule="auto"/>
+            </w:pPr>
+            <w:r>
+              <w:rPr>
+                <w:rFonts w:ascii="Aptos" w:hAnsi="Aptos"/>
+                <w:color w:val="1E2937"/>
+                <w:sz w:val="16"/>
+              </w:rPr>
+              <w:t>0 / 100 / 0</w:t>
+            </w:r>
+          </w:p>
+        </w:tc>
+      </w:tr>
+      <w:tr>
+        <w:trPr>
+          <w:cantSplit/>
+        </w:trPr>
+        <w:tc>
+          <w:tcPr>
+            <w:tcW w:type="dxa" w:w="2880"/>
+            <w:vAlign w:val="center"/>
+            <w:tcMar>
+              <w:top w:w="95" w:type="dxa"/>
+              <w:start w:w="105" w:type="dxa"/>
+              <w:bottom w:w="95" w:type="dxa"/>
+              <w:end w:w="105" w:type="dxa"/>
+            </w:tcMar>
+            <w:tcBorders>
+              <w:top w:val="single" w:sz="5" w:color="D9D9D9"/>
+              <w:left w:val="single" w:sz="5" w:color="D9D9D9"/>
+              <w:bottom w:val="single" w:sz="5" w:color="D9D9D9"/>
+              <w:right w:val="single" w:sz="5" w:color="D9D9D9"/>
+              <w:insideH w:val="single" w:sz="5" w:color="D9D9D9"/>
+              <w:insideV w:val="single" w:sz="5" w:color="D9D9D9"/>
+            </w:tcBorders>
+            <w:shd w:fill="F2F6FA"/>
+          </w:tcPr>
+          <w:p>
+            <w:pPr>
+              <w:spacing w:before="0" w:after="0" w:line="252" w:lineRule="auto"/>
+            </w:pPr>
+            <w:r>
+              <w:rPr>
+                <w:rFonts w:ascii="Aptos" w:hAnsi="Aptos"/>
+                <w:color w:val="1E2937"/>
+                <w:sz w:val="16"/>
+              </w:rPr>
+              <w:t>Binary matrix rank</w:t>
+            </w:r>
+          </w:p>
+        </w:tc>
+        <w:tc>
+          <w:tcPr>
+            <w:tcW w:type="dxa" w:w="3528"/>
+            <w:vAlign w:val="center"/>
+            <w:tcMar>
+              <w:top w:w="95" w:type="dxa"/>
+              <w:start w:w="105" w:type="dxa"/>
+              <w:bottom w:w="95" w:type="dxa"/>
+              <w:end w:w="105" w:type="dxa"/>
+            </w:tcMar>
+            <w:tcBorders>
+              <w:top w:val="single" w:sz="5" w:color="D9D9D9"/>
+              <w:left w:val="single" w:sz="5" w:color="D9D9D9"/>
+              <w:bottom w:val="single" w:sz="5" w:color="D9D9D9"/>
+              <w:right w:val="single" w:sz="5" w:color="D9D9D9"/>
+              <w:insideH w:val="single" w:sz="5" w:color="D9D9D9"/>
+              <w:insideV w:val="single" w:sz="5" w:color="D9D9D9"/>
+            </w:tcBorders>
+            <w:shd w:fill="F2F6FA"/>
+          </w:tcPr>
+          <w:p>
+            <w:pPr>
+              <w:spacing w:before="0" w:after="0" w:line="252" w:lineRule="auto"/>
+            </w:pPr>
+            <w:r>
+              <w:rPr>
+                <w:rFonts w:ascii="Aptos" w:hAnsi="Aptos"/>
+                <w:color w:val="1E2937"/>
+                <w:sz w:val="16"/>
+              </w:rPr>
+              <w:t>100 / 0 / 0</w:t>
+            </w:r>
+          </w:p>
+        </w:tc>
+        <w:tc>
+          <w:tcPr>
+            <w:tcW w:type="dxa" w:w="3528"/>
+            <w:vAlign w:val="center"/>
+            <w:tcMar>
+              <w:top w:w="95" w:type="dxa"/>
+              <w:start w:w="105" w:type="dxa"/>
+              <w:bottom w:w="95" w:type="dxa"/>
+              <w:end w:w="105" w:type="dxa"/>
+            </w:tcMar>
+            <w:tcBorders>
+              <w:top w:val="single" w:sz="5" w:color="D9D9D9"/>
+              <w:left w:val="single" w:sz="5" w:color="D9D9D9"/>
+              <w:bottom w:val="single" w:sz="5" w:color="D9D9D9"/>
+              <w:right w:val="single" w:sz="5" w:color="D9D9D9"/>
+              <w:insideH w:val="single" w:sz="5" w:color="D9D9D9"/>
+              <w:insideV w:val="single" w:sz="5" w:color="D9D9D9"/>
+            </w:tcBorders>
+            <w:shd w:fill="F2F6FA"/>
+          </w:tcPr>
+          <w:p>
+            <w:pPr>
+              <w:spacing w:before="0" w:after="0" w:line="252" w:lineRule="auto"/>
+            </w:pPr>
+            <w:r>
+              <w:rPr>
+                <w:rFonts w:ascii="Aptos" w:hAnsi="Aptos"/>
+                <w:color w:val="1E2937"/>
+                <w:sz w:val="16"/>
+              </w:rPr>
+              <w:t>99 / 1 / 0</w:t>
+            </w:r>
+          </w:p>
+        </w:tc>
+      </w:tr>
+      <w:tr>
+        <w:trPr>
+          <w:cantSplit/>
+        </w:trPr>
+        <w:tc>
+          <w:tcPr>
+            <w:tcW w:type="dxa" w:w="2880"/>
+            <w:vAlign w:val="center"/>
+            <w:tcMar>
+              <w:top w:w="95" w:type="dxa"/>
+              <w:start w:w="105" w:type="dxa"/>
+              <w:bottom w:w="95" w:type="dxa"/>
+              <w:end w:w="105" w:type="dxa"/>
+            </w:tcMar>
+            <w:tcBorders>
+              <w:top w:val="single" w:sz="5" w:color="D9D9D9"/>
+              <w:left w:val="single" w:sz="5" w:color="D9D9D9"/>
+              <w:bottom w:val="single" w:sz="5" w:color="D9D9D9"/>
+              <w:right w:val="single" w:sz="5" w:color="D9D9D9"/>
+              <w:insideH w:val="single" w:sz="5" w:color="D9D9D9"/>
+              <w:insideV w:val="single" w:sz="5" w:color="D9D9D9"/>
+            </w:tcBorders>
+          </w:tcPr>
+          <w:p>
+            <w:pPr>
+              <w:spacing w:before="0" w:after="0" w:line="252" w:lineRule="auto"/>
+            </w:pPr>
+            <w:r>
+              <w:rPr>
+                <w:rFonts w:ascii="Aptos" w:hAnsi="Aptos"/>
+                <w:color w:val="1E2937"/>
+                <w:sz w:val="16"/>
+              </w:rPr>
+              <w:t>Discrete Fourier transform</w:t>
+            </w:r>
+          </w:p>
+        </w:tc>
+        <w:tc>
+          <w:tcPr>
+            <w:tcW w:type="dxa" w:w="3528"/>
+            <w:vAlign w:val="center"/>
+            <w:tcMar>
+              <w:top w:w="95" w:type="dxa"/>
+              <w:start w:w="105" w:type="dxa"/>
+              <w:bottom w:w="95" w:type="dxa"/>
+              <w:end w:w="105" w:type="dxa"/>
+            </w:tcMar>
+            <w:tcBorders>
+              <w:top w:val="single" w:sz="5" w:color="D9D9D9"/>
+              <w:left w:val="single" w:sz="5" w:color="D9D9D9"/>
+              <w:bottom w:val="single" w:sz="5" w:color="D9D9D9"/>
+              <w:right w:val="single" w:sz="5" w:color="D9D9D9"/>
+              <w:insideH w:val="single" w:sz="5" w:color="D9D9D9"/>
+              <w:insideV w:val="single" w:sz="5" w:color="D9D9D9"/>
+            </w:tcBorders>
+          </w:tcPr>
+          <w:p>
+            <w:pPr>
+              <w:spacing w:before="0" w:after="0" w:line="252" w:lineRule="auto"/>
+            </w:pPr>
+            <w:r>
+              <w:rPr>
+                <w:rFonts w:ascii="Aptos" w:hAnsi="Aptos"/>
+                <w:color w:val="1E2937"/>
+                <w:sz w:val="16"/>
+              </w:rPr>
+              <w:t>0 / 100 / 0</w:t>
+            </w:r>
+          </w:p>
+        </w:tc>
+        <w:tc>
+          <w:tcPr>
+            <w:tcW w:type="dxa" w:w="3528"/>
+            <w:vAlign w:val="center"/>
+            <w:tcMar>
+              <w:top w:w="95" w:type="dxa"/>
+              <w:start w:w="105" w:type="dxa"/>
+              <w:bottom w:w="95" w:type="dxa"/>
+              <w:end w:w="105" w:type="dxa"/>
+            </w:tcMar>
+            <w:tcBorders>
+              <w:top w:val="single" w:sz="5" w:color="D9D9D9"/>
+              <w:left w:val="single" w:sz="5" w:color="D9D9D9"/>
+              <w:bottom w:val="single" w:sz="5" w:color="D9D9D9"/>
+              <w:right w:val="single" w:sz="5" w:color="D9D9D9"/>
+              <w:insideH w:val="single" w:sz="5" w:color="D9D9D9"/>
+              <w:insideV w:val="single" w:sz="5" w:color="D9D9D9"/>
+            </w:tcBorders>
+          </w:tcPr>
+          <w:p>
+            <w:pPr>
+              <w:spacing w:before="0" w:after="0" w:line="252" w:lineRule="auto"/>
+            </w:pPr>
+            <w:r>
+              <w:rPr>
+                <w:rFonts w:ascii="Aptos" w:hAnsi="Aptos"/>
+                <w:color w:val="1E2937"/>
+                <w:sz w:val="16"/>
+              </w:rPr>
+              <w:t>0 / 100 / 0</w:t>
+            </w:r>
+          </w:p>
+        </w:tc>
+      </w:tr>
+      <w:tr>
+        <w:trPr>
+          <w:cantSplit/>
+        </w:trPr>
+        <w:tc>
+          <w:tcPr>
+            <w:tcW w:type="dxa" w:w="2880"/>
+            <w:vAlign w:val="center"/>
+            <w:tcMar>
+              <w:top w:w="95" w:type="dxa"/>
+              <w:start w:w="105" w:type="dxa"/>
+              <w:bottom w:w="95" w:type="dxa"/>
+              <w:end w:w="105" w:type="dxa"/>
+            </w:tcMar>
+            <w:tcBorders>
+              <w:top w:val="single" w:sz="5" w:color="D9D9D9"/>
+              <w:left w:val="single" w:sz="5" w:color="D9D9D9"/>
+              <w:bottom w:val="single" w:sz="5" w:color="D9D9D9"/>
+              <w:right w:val="single" w:sz="5" w:color="D9D9D9"/>
+              <w:insideH w:val="single" w:sz="5" w:color="D9D9D9"/>
+              <w:insideV w:val="single" w:sz="5" w:color="D9D9D9"/>
+            </w:tcBorders>
+            <w:shd w:fill="F2F6FA"/>
+          </w:tcPr>
+          <w:p>
+            <w:pPr>
+              <w:spacing w:before="0" w:after="0" w:line="252" w:lineRule="auto"/>
+            </w:pPr>
+            <w:r>
+              <w:rPr>
+                <w:rFonts w:ascii="Aptos" w:hAnsi="Aptos"/>
+                <w:color w:val="1E2937"/>
+                <w:sz w:val="16"/>
+              </w:rPr>
+              <w:t>Non-overlapping templates (148)</w:t>
+            </w:r>
+          </w:p>
+        </w:tc>
+        <w:tc>
+          <w:tcPr>
+            <w:tcW w:type="dxa" w:w="3528"/>
+            <w:vAlign w:val="center"/>
+            <w:tcMar>
+              <w:top w:w="95" w:type="dxa"/>
+              <w:start w:w="105" w:type="dxa"/>
+              <w:bottom w:w="95" w:type="dxa"/>
+              <w:end w:w="105" w:type="dxa"/>
+            </w:tcMar>
+            <w:tcBorders>
+              <w:top w:val="single" w:sz="5" w:color="D9D9D9"/>
+              <w:left w:val="single" w:sz="5" w:color="D9D9D9"/>
+              <w:bottom w:val="single" w:sz="5" w:color="D9D9D9"/>
+              <w:right w:val="single" w:sz="5" w:color="D9D9D9"/>
+              <w:insideH w:val="single" w:sz="5" w:color="D9D9D9"/>
+              <w:insideV w:val="single" w:sz="5" w:color="D9D9D9"/>
+            </w:tcBorders>
+            <w:shd w:fill="F2F6FA"/>
+          </w:tcPr>
+          <w:p>
+            <w:pPr>
+              <w:spacing w:before="0" w:after="0" w:line="252" w:lineRule="auto"/>
+            </w:pPr>
+            <w:r>
+              <w:rPr>
+                <w:rFonts w:ascii="Aptos" w:hAnsi="Aptos"/>
+                <w:color w:val="1E2937"/>
+                <w:sz w:val="16"/>
+              </w:rPr>
+              <w:t>3,119 / 11,681 / 0</w:t>
+            </w:r>
+          </w:p>
+        </w:tc>
+        <w:tc>
+          <w:tcPr>
+            <w:tcW w:type="dxa" w:w="3528"/>
+            <w:vAlign w:val="center"/>
+            <w:tcMar>
+              <w:top w:w="95" w:type="dxa"/>
+              <w:start w:w="105" w:type="dxa"/>
+              <w:bottom w:w="95" w:type="dxa"/>
+              <w:end w:w="105" w:type="dxa"/>
+            </w:tcMar>
+            <w:tcBorders>
+              <w:top w:val="single" w:sz="5" w:color="D9D9D9"/>
+              <w:left w:val="single" w:sz="5" w:color="D9D9D9"/>
+              <w:bottom w:val="single" w:sz="5" w:color="D9D9D9"/>
+              <w:right w:val="single" w:sz="5" w:color="D9D9D9"/>
+              <w:insideH w:val="single" w:sz="5" w:color="D9D9D9"/>
+              <w:insideV w:val="single" w:sz="5" w:color="D9D9D9"/>
+            </w:tcBorders>
+            <w:shd w:fill="F2F6FA"/>
+          </w:tcPr>
+          <w:p>
+            <w:pPr>
+              <w:spacing w:before="0" w:after="0" w:line="252" w:lineRule="auto"/>
+            </w:pPr>
+            <w:r>
+              <w:rPr>
+                <w:rFonts w:ascii="Aptos" w:hAnsi="Aptos"/>
+                <w:color w:val="1E2937"/>
+                <w:sz w:val="16"/>
+              </w:rPr>
+              <w:t>3,261 / 11,539 / 0</w:t>
+            </w:r>
+          </w:p>
+        </w:tc>
+      </w:tr>
+      <w:tr>
+        <w:trPr>
+          <w:cantSplit/>
+        </w:trPr>
+        <w:tc>
+          <w:tcPr>
+            <w:tcW w:type="dxa" w:w="2880"/>
+            <w:vAlign w:val="center"/>
+            <w:tcMar>
+              <w:top w:w="95" w:type="dxa"/>
+              <w:start w:w="105" w:type="dxa"/>
+              <w:bottom w:w="95" w:type="dxa"/>
+              <w:end w:w="105" w:type="dxa"/>
+            </w:tcMar>
+            <w:tcBorders>
+              <w:top w:val="single" w:sz="5" w:color="D9D9D9"/>
+              <w:left w:val="single" w:sz="5" w:color="D9D9D9"/>
+              <w:bottom w:val="single" w:sz="5" w:color="D9D9D9"/>
+              <w:right w:val="single" w:sz="5" w:color="D9D9D9"/>
+              <w:insideH w:val="single" w:sz="5" w:color="D9D9D9"/>
+              <w:insideV w:val="single" w:sz="5" w:color="D9D9D9"/>
+            </w:tcBorders>
+          </w:tcPr>
+          <w:p>
+            <w:pPr>
+              <w:spacing w:before="0" w:after="0" w:line="252" w:lineRule="auto"/>
+            </w:pPr>
+            <w:r>
+              <w:rPr>
+                <w:rFonts w:ascii="Aptos" w:hAnsi="Aptos"/>
+                <w:color w:val="1E2937"/>
+                <w:sz w:val="16"/>
+              </w:rPr>
+              <w:t>Overlapping template</w:t>
+            </w:r>
+          </w:p>
+        </w:tc>
+        <w:tc>
+          <w:tcPr>
+            <w:tcW w:type="dxa" w:w="3528"/>
+            <w:vAlign w:val="center"/>
+            <w:tcMar>
+              <w:top w:w="95" w:type="dxa"/>
+              <w:start w:w="105" w:type="dxa"/>
+              <w:bottom w:w="95" w:type="dxa"/>
+              <w:end w:w="105" w:type="dxa"/>
+            </w:tcMar>
+            <w:tcBorders>
+              <w:top w:val="single" w:sz="5" w:color="D9D9D9"/>
+              <w:left w:val="single" w:sz="5" w:color="D9D9D9"/>
+              <w:bottom w:val="single" w:sz="5" w:color="D9D9D9"/>
+              <w:right w:val="single" w:sz="5" w:color="D9D9D9"/>
+              <w:insideH w:val="single" w:sz="5" w:color="D9D9D9"/>
+              <w:insideV w:val="single" w:sz="5" w:color="D9D9D9"/>
+            </w:tcBorders>
+          </w:tcPr>
+          <w:p>
+            <w:pPr>
+              <w:spacing w:before="0" w:after="0" w:line="252" w:lineRule="auto"/>
+            </w:pPr>
+            <w:r>
+              <w:rPr>
+                <w:rFonts w:ascii="Aptos" w:hAnsi="Aptos"/>
+                <w:color w:val="1E2937"/>
+                <w:sz w:val="16"/>
+              </w:rPr>
+              <w:t>0 / 100 / 0</w:t>
+            </w:r>
+          </w:p>
+        </w:tc>
+        <w:tc>
+          <w:tcPr>
+            <w:tcW w:type="dxa" w:w="3528"/>
+            <w:vAlign w:val="center"/>
+            <w:tcMar>
+              <w:top w:w="95" w:type="dxa"/>
+              <w:start w:w="105" w:type="dxa"/>
+              <w:bottom w:w="95" w:type="dxa"/>
+              <w:end w:w="105" w:type="dxa"/>
+            </w:tcMar>
+            <w:tcBorders>
+              <w:top w:val="single" w:sz="5" w:color="D9D9D9"/>
+              <w:left w:val="single" w:sz="5" w:color="D9D9D9"/>
+              <w:bottom w:val="single" w:sz="5" w:color="D9D9D9"/>
+              <w:right w:val="single" w:sz="5" w:color="D9D9D9"/>
+              <w:insideH w:val="single" w:sz="5" w:color="D9D9D9"/>
+              <w:insideV w:val="single" w:sz="5" w:color="D9D9D9"/>
+            </w:tcBorders>
+          </w:tcPr>
+          <w:p>
+            <w:pPr>
+              <w:spacing w:before="0" w:after="0" w:line="252" w:lineRule="auto"/>
+            </w:pPr>
+            <w:r>
+              <w:rPr>
+                <w:rFonts w:ascii="Aptos" w:hAnsi="Aptos"/>
+                <w:color w:val="1E2937"/>
+                <w:sz w:val="16"/>
+              </w:rPr>
+              <w:t>0 / 100 / 0</w:t>
+            </w:r>
+          </w:p>
+        </w:tc>
+      </w:tr>
+      <w:tr>
+        <w:trPr>
+          <w:cantSplit/>
+        </w:trPr>
+        <w:tc>
+          <w:tcPr>
+            <w:tcW w:type="dxa" w:w="2880"/>
+            <w:vAlign w:val="center"/>
+            <w:tcMar>
+              <w:top w:w="95" w:type="dxa"/>
+              <w:start w:w="105" w:type="dxa"/>
+              <w:bottom w:w="95" w:type="dxa"/>
+              <w:end w:w="105" w:type="dxa"/>
+            </w:tcMar>
+            <w:tcBorders>
+              <w:top w:val="single" w:sz="5" w:color="D9D9D9"/>
+              <w:left w:val="single" w:sz="5" w:color="D9D9D9"/>
+              <w:bottom w:val="single" w:sz="5" w:color="D9D9D9"/>
+              <w:right w:val="single" w:sz="5" w:color="D9D9D9"/>
+              <w:insideH w:val="single" w:sz="5" w:color="D9D9D9"/>
+              <w:insideV w:val="single" w:sz="5" w:color="D9D9D9"/>
+            </w:tcBorders>
+            <w:shd w:fill="F2F6FA"/>
+          </w:tcPr>
+          <w:p>
+            <w:pPr>
+              <w:spacing w:before="0" w:after="0" w:line="252" w:lineRule="auto"/>
+            </w:pPr>
+            <w:r>
+              <w:rPr>
+                <w:rFonts w:ascii="Aptos" w:hAnsi="Aptos"/>
+                <w:color w:val="1E2937"/>
+                <w:sz w:val="16"/>
+              </w:rPr>
+              <w:t>Maurer universal</w:t>
+            </w:r>
+          </w:p>
+        </w:tc>
+        <w:tc>
+          <w:tcPr>
+            <w:tcW w:type="dxa" w:w="3528"/>
+            <w:vAlign w:val="center"/>
+            <w:tcMar>
+              <w:top w:w="95" w:type="dxa"/>
+              <w:start w:w="105" w:type="dxa"/>
+              <w:bottom w:w="95" w:type="dxa"/>
+              <w:end w:w="105" w:type="dxa"/>
+            </w:tcMar>
+            <w:tcBorders>
+              <w:top w:val="single" w:sz="5" w:color="D9D9D9"/>
+              <w:left w:val="single" w:sz="5" w:color="D9D9D9"/>
+              <w:bottom w:val="single" w:sz="5" w:color="D9D9D9"/>
+              <w:right w:val="single" w:sz="5" w:color="D9D9D9"/>
+              <w:insideH w:val="single" w:sz="5" w:color="D9D9D9"/>
+              <w:insideV w:val="single" w:sz="5" w:color="D9D9D9"/>
+            </w:tcBorders>
+            <w:shd w:fill="F2F6FA"/>
+          </w:tcPr>
+          <w:p>
+            <w:pPr>
+              <w:spacing w:before="0" w:after="0" w:line="252" w:lineRule="auto"/>
+            </w:pPr>
+            <w:r>
+              <w:rPr>
+                <w:rFonts w:ascii="Aptos" w:hAnsi="Aptos"/>
+                <w:color w:val="1E2937"/>
+                <w:sz w:val="16"/>
+              </w:rPr>
+              <w:t>0 / 100 / 0</w:t>
+            </w:r>
+          </w:p>
+        </w:tc>
+        <w:tc>
+          <w:tcPr>
+            <w:tcW w:type="dxa" w:w="3528"/>
+            <w:vAlign w:val="center"/>
+            <w:tcMar>
+              <w:top w:w="95" w:type="dxa"/>
+              <w:start w:w="105" w:type="dxa"/>
+              <w:bottom w:w="95" w:type="dxa"/>
+              <w:end w:w="105" w:type="dxa"/>
+            </w:tcMar>
+            <w:tcBorders>
+              <w:top w:val="single" w:sz="5" w:color="D9D9D9"/>
+              <w:left w:val="single" w:sz="5" w:color="D9D9D9"/>
+              <w:bottom w:val="single" w:sz="5" w:color="D9D9D9"/>
+              <w:right w:val="single" w:sz="5" w:color="D9D9D9"/>
+              <w:insideH w:val="single" w:sz="5" w:color="D9D9D9"/>
+              <w:insideV w:val="single" w:sz="5" w:color="D9D9D9"/>
+            </w:tcBorders>
+            <w:shd w:fill="F2F6FA"/>
+          </w:tcPr>
+          <w:p>
+            <w:pPr>
+              <w:spacing w:before="0" w:after="0" w:line="252" w:lineRule="auto"/>
+            </w:pPr>
+            <w:r>
+              <w:rPr>
+                <w:rFonts w:ascii="Aptos" w:hAnsi="Aptos"/>
+                <w:color w:val="1E2937"/>
+                <w:sz w:val="16"/>
+              </w:rPr>
+              <w:t>0 / 100 / 0</w:t>
+            </w:r>
+          </w:p>
+        </w:tc>
+      </w:tr>
+      <w:tr>
+        <w:trPr>
+          <w:cantSplit/>
+        </w:trPr>
+        <w:tc>
+          <w:tcPr>
+            <w:tcW w:type="dxa" w:w="2880"/>
+            <w:vAlign w:val="center"/>
+            <w:tcMar>
+              <w:top w:w="95" w:type="dxa"/>
+              <w:start w:w="105" w:type="dxa"/>
+              <w:bottom w:w="95" w:type="dxa"/>
+              <w:end w:w="105" w:type="dxa"/>
+            </w:tcMar>
+            <w:tcBorders>
+              <w:top w:val="single" w:sz="5" w:color="D9D9D9"/>
+              <w:left w:val="single" w:sz="5" w:color="D9D9D9"/>
+              <w:bottom w:val="single" w:sz="5" w:color="D9D9D9"/>
+              <w:right w:val="single" w:sz="5" w:color="D9D9D9"/>
+              <w:insideH w:val="single" w:sz="5" w:color="D9D9D9"/>
+              <w:insideV w:val="single" w:sz="5" w:color="D9D9D9"/>
+            </w:tcBorders>
+          </w:tcPr>
+          <w:p>
+            <w:pPr>
+              <w:spacing w:before="0" w:after="0" w:line="252" w:lineRule="auto"/>
+            </w:pPr>
+            <w:r>
+              <w:rPr>
+                <w:rFonts w:ascii="Aptos" w:hAnsi="Aptos"/>
+                <w:color w:val="1E2937"/>
+                <w:sz w:val="16"/>
+              </w:rPr>
+              <w:t>Approximate entropy</w:t>
+            </w:r>
+          </w:p>
+        </w:tc>
+        <w:tc>
+          <w:tcPr>
+            <w:tcW w:type="dxa" w:w="3528"/>
+            <w:vAlign w:val="center"/>
+            <w:tcMar>
+              <w:top w:w="95" w:type="dxa"/>
+              <w:start w:w="105" w:type="dxa"/>
+              <w:bottom w:w="95" w:type="dxa"/>
+              <w:end w:w="105" w:type="dxa"/>
+            </w:tcMar>
+            <w:tcBorders>
+              <w:top w:val="single" w:sz="5" w:color="D9D9D9"/>
+              <w:left w:val="single" w:sz="5" w:color="D9D9D9"/>
+              <w:bottom w:val="single" w:sz="5" w:color="D9D9D9"/>
+              <w:right w:val="single" w:sz="5" w:color="D9D9D9"/>
+              <w:insideH w:val="single" w:sz="5" w:color="D9D9D9"/>
+              <w:insideV w:val="single" w:sz="5" w:color="D9D9D9"/>
+            </w:tcBorders>
+          </w:tcPr>
+          <w:p>
+            <w:pPr>
+              <w:spacing w:before="0" w:after="0" w:line="252" w:lineRule="auto"/>
+            </w:pPr>
+            <w:r>
+              <w:rPr>
+                <w:rFonts w:ascii="Aptos" w:hAnsi="Aptos"/>
+                <w:color w:val="1E2937"/>
+                <w:sz w:val="16"/>
+              </w:rPr>
+              <w:t>0 / 100 / 0</w:t>
+            </w:r>
+          </w:p>
+        </w:tc>
+        <w:tc>
+          <w:tcPr>
+            <w:tcW w:type="dxa" w:w="3528"/>
+            <w:vAlign w:val="center"/>
+            <w:tcMar>
+              <w:top w:w="95" w:type="dxa"/>
+              <w:start w:w="105" w:type="dxa"/>
+              <w:bottom w:w="95" w:type="dxa"/>
+              <w:end w:w="105" w:type="dxa"/>
+            </w:tcMar>
+            <w:tcBorders>
+              <w:top w:val="single" w:sz="5" w:color="D9D9D9"/>
+              <w:left w:val="single" w:sz="5" w:color="D9D9D9"/>
+              <w:bottom w:val="single" w:sz="5" w:color="D9D9D9"/>
+              <w:right w:val="single" w:sz="5" w:color="D9D9D9"/>
+              <w:insideH w:val="single" w:sz="5" w:color="D9D9D9"/>
+              <w:insideV w:val="single" w:sz="5" w:color="D9D9D9"/>
+            </w:tcBorders>
+          </w:tcPr>
+          <w:p>
+            <w:pPr>
+              <w:spacing w:before="0" w:after="0" w:line="252" w:lineRule="auto"/>
+            </w:pPr>
+            <w:r>
+              <w:rPr>
+                <w:rFonts w:ascii="Aptos" w:hAnsi="Aptos"/>
+                <w:color w:val="1E2937"/>
+                <w:sz w:val="16"/>
+              </w:rPr>
+              <w:t>0 / 100 / 0</w:t>
+            </w:r>
+          </w:p>
+        </w:tc>
+      </w:tr>
+      <w:tr>
+        <w:trPr>
+          <w:cantSplit/>
+        </w:trPr>
+        <w:tc>
+          <w:tcPr>
+            <w:tcW w:type="dxa" w:w="2880"/>
+            <w:vAlign w:val="center"/>
+            <w:tcMar>
+              <w:top w:w="95" w:type="dxa"/>
+              <w:start w:w="105" w:type="dxa"/>
+              <w:bottom w:w="95" w:type="dxa"/>
+              <w:end w:w="105" w:type="dxa"/>
+            </w:tcMar>
+            <w:tcBorders>
+              <w:top w:val="single" w:sz="5" w:color="D9D9D9"/>
+              <w:left w:val="single" w:sz="5" w:color="D9D9D9"/>
+              <w:bottom w:val="single" w:sz="5" w:color="D9D9D9"/>
+              <w:right w:val="single" w:sz="5" w:color="D9D9D9"/>
+              <w:insideH w:val="single" w:sz="5" w:color="D9D9D9"/>
+              <w:insideV w:val="single" w:sz="5" w:color="D9D9D9"/>
+            </w:tcBorders>
+            <w:shd w:fill="F2F6FA"/>
+          </w:tcPr>
+          <w:p>
+            <w:pPr>
+              <w:spacing w:before="0" w:after="0" w:line="252" w:lineRule="auto"/>
+            </w:pPr>
+            <w:r>
+              <w:rPr>
+                <w:rFonts w:ascii="Aptos" w:hAnsi="Aptos"/>
+                <w:color w:val="1E2937"/>
+                <w:sz w:val="16"/>
+              </w:rPr>
+              <w:t>Random excursions (8 components)</w:t>
+            </w:r>
+          </w:p>
+        </w:tc>
+        <w:tc>
+          <w:tcPr>
+            <w:tcW w:type="dxa" w:w="3528"/>
+            <w:vAlign w:val="center"/>
+            <w:tcMar>
+              <w:top w:w="95" w:type="dxa"/>
+              <w:start w:w="105" w:type="dxa"/>
+              <w:bottom w:w="95" w:type="dxa"/>
+              <w:end w:w="105" w:type="dxa"/>
+            </w:tcMar>
+            <w:tcBorders>
+              <w:top w:val="single" w:sz="5" w:color="D9D9D9"/>
+              <w:left w:val="single" w:sz="5" w:color="D9D9D9"/>
+              <w:bottom w:val="single" w:sz="5" w:color="D9D9D9"/>
+              <w:right w:val="single" w:sz="5" w:color="D9D9D9"/>
+              <w:insideH w:val="single" w:sz="5" w:color="D9D9D9"/>
+              <w:insideV w:val="single" w:sz="5" w:color="D9D9D9"/>
+            </w:tcBorders>
+            <w:shd w:fill="F2F6FA"/>
+          </w:tcPr>
+          <w:p>
+            <w:pPr>
+              <w:spacing w:before="0" w:after="0" w:line="252" w:lineRule="auto"/>
+            </w:pPr>
+            <w:r>
+              <w:rPr>
+                <w:rFonts w:ascii="Aptos" w:hAnsi="Aptos"/>
+                <w:color w:val="1E2937"/>
+                <w:sz w:val="16"/>
+              </w:rPr>
+              <w:t>0 / 0 / 800</w:t>
+            </w:r>
+          </w:p>
+        </w:tc>
+        <w:tc>
+          <w:tcPr>
+            <w:tcW w:type="dxa" w:w="3528"/>
+            <w:vAlign w:val="center"/>
+            <w:tcMar>
+              <w:top w:w="95" w:type="dxa"/>
+              <w:start w:w="105" w:type="dxa"/>
+              <w:bottom w:w="95" w:type="dxa"/>
+              <w:end w:w="105" w:type="dxa"/>
+            </w:tcMar>
+            <w:tcBorders>
+              <w:top w:val="single" w:sz="5" w:color="D9D9D9"/>
+              <w:left w:val="single" w:sz="5" w:color="D9D9D9"/>
+              <w:bottom w:val="single" w:sz="5" w:color="D9D9D9"/>
+              <w:right w:val="single" w:sz="5" w:color="D9D9D9"/>
+              <w:insideH w:val="single" w:sz="5" w:color="D9D9D9"/>
+              <w:insideV w:val="single" w:sz="5" w:color="D9D9D9"/>
+            </w:tcBorders>
+            <w:shd w:fill="F2F6FA"/>
+          </w:tcPr>
+          <w:p>
+            <w:pPr>
+              <w:spacing w:before="0" w:after="0" w:line="252" w:lineRule="auto"/>
+            </w:pPr>
+            <w:r>
+              <w:rPr>
+                <w:rFonts w:ascii="Aptos" w:hAnsi="Aptos"/>
+                <w:color w:val="1E2937"/>
+                <w:sz w:val="16"/>
+              </w:rPr>
+              <w:t>185 / 236 / 379</w:t>
+            </w:r>
+          </w:p>
+        </w:tc>
+      </w:tr>
+      <w:tr>
+        <w:trPr>
+          <w:cantSplit/>
+        </w:trPr>
+        <w:tc>
+          <w:tcPr>
+            <w:tcW w:type="dxa" w:w="2880"/>
+            <w:vAlign w:val="center"/>
+            <w:tcMar>
+              <w:top w:w="95" w:type="dxa"/>
+              <w:start w:w="105" w:type="dxa"/>
+              <w:bottom w:w="95" w:type="dxa"/>
+              <w:end w:w="105" w:type="dxa"/>
+            </w:tcMar>
+            <w:tcBorders>
+              <w:top w:val="single" w:sz="5" w:color="D9D9D9"/>
+              <w:left w:val="single" w:sz="5" w:color="D9D9D9"/>
+              <w:bottom w:val="single" w:sz="5" w:color="D9D9D9"/>
+              <w:right w:val="single" w:sz="5" w:color="D9D9D9"/>
+              <w:insideH w:val="single" w:sz="5" w:color="D9D9D9"/>
+              <w:insideV w:val="single" w:sz="5" w:color="D9D9D9"/>
+            </w:tcBorders>
+          </w:tcPr>
+          <w:p>
+            <w:pPr>
+              <w:spacing w:before="0" w:after="0" w:line="252" w:lineRule="auto"/>
+            </w:pPr>
+            <w:r>
+              <w:rPr>
+                <w:rFonts w:ascii="Aptos" w:hAnsi="Aptos"/>
+                <w:color w:val="1E2937"/>
+                <w:sz w:val="16"/>
+              </w:rPr>
+              <w:t>Random excursions variant (18 components)</w:t>
+            </w:r>
+          </w:p>
+        </w:tc>
+        <w:tc>
+          <w:tcPr>
+            <w:tcW w:type="dxa" w:w="3528"/>
+            <w:vAlign w:val="center"/>
+            <w:tcMar>
+              <w:top w:w="95" w:type="dxa"/>
+              <w:start w:w="105" w:type="dxa"/>
+              <w:bottom w:w="95" w:type="dxa"/>
+              <w:end w:w="105" w:type="dxa"/>
+            </w:tcMar>
+            <w:tcBorders>
+              <w:top w:val="single" w:sz="5" w:color="D9D9D9"/>
+              <w:left w:val="single" w:sz="5" w:color="D9D9D9"/>
+              <w:bottom w:val="single" w:sz="5" w:color="D9D9D9"/>
+              <w:right w:val="single" w:sz="5" w:color="D9D9D9"/>
+              <w:insideH w:val="single" w:sz="5" w:color="D9D9D9"/>
+              <w:insideV w:val="single" w:sz="5" w:color="D9D9D9"/>
+            </w:tcBorders>
+          </w:tcPr>
+          <w:p>
+            <w:pPr>
+              <w:spacing w:before="0" w:after="0" w:line="252" w:lineRule="auto"/>
+            </w:pPr>
+            <w:r>
+              <w:rPr>
+                <w:rFonts w:ascii="Aptos" w:hAnsi="Aptos"/>
+                <w:color w:val="1E2937"/>
+                <w:sz w:val="16"/>
+              </w:rPr>
+              <w:t>0 / 0 / 1,800</w:t>
+            </w:r>
+          </w:p>
+        </w:tc>
+        <w:tc>
+          <w:tcPr>
+            <w:tcW w:type="dxa" w:w="3528"/>
+            <w:vAlign w:val="center"/>
+            <w:tcMar>
+              <w:top w:w="95" w:type="dxa"/>
+              <w:start w:w="105" w:type="dxa"/>
+              <w:bottom w:w="95" w:type="dxa"/>
+              <w:end w:w="105" w:type="dxa"/>
+            </w:tcMar>
+            <w:tcBorders>
+              <w:top w:val="single" w:sz="5" w:color="D9D9D9"/>
+              <w:left w:val="single" w:sz="5" w:color="D9D9D9"/>
+              <w:bottom w:val="single" w:sz="5" w:color="D9D9D9"/>
+              <w:right w:val="single" w:sz="5" w:color="D9D9D9"/>
+              <w:insideH w:val="single" w:sz="5" w:color="D9D9D9"/>
+              <w:insideV w:val="single" w:sz="5" w:color="D9D9D9"/>
+            </w:tcBorders>
+          </w:tcPr>
+          <w:p>
+            <w:pPr>
+              <w:spacing w:before="0" w:after="0" w:line="252" w:lineRule="auto"/>
+            </w:pPr>
+            <w:r>
+              <w:rPr>
+                <w:rFonts w:ascii="Aptos" w:hAnsi="Aptos"/>
+                <w:color w:val="1E2937"/>
+                <w:sz w:val="16"/>
+              </w:rPr>
+              <w:t>1,061 / 1 / 738</w:t>
+            </w:r>
+          </w:p>
+        </w:tc>
+      </w:tr>
+      <w:tr>
+        <w:trPr>
+          <w:cantSplit/>
+        </w:trPr>
+        <w:tc>
+          <w:tcPr>
+            <w:tcW w:type="dxa" w:w="2880"/>
+            <w:vAlign w:val="center"/>
+            <w:tcMar>
+              <w:top w:w="95" w:type="dxa"/>
+              <w:start w:w="105" w:type="dxa"/>
+              <w:bottom w:w="95" w:type="dxa"/>
+              <w:end w:w="105" w:type="dxa"/>
+            </w:tcMar>
+            <w:tcBorders>
+              <w:top w:val="single" w:sz="5" w:color="D9D9D9"/>
+              <w:left w:val="single" w:sz="5" w:color="D9D9D9"/>
+              <w:bottom w:val="single" w:sz="5" w:color="D9D9D9"/>
+              <w:right w:val="single" w:sz="5" w:color="D9D9D9"/>
+              <w:insideH w:val="single" w:sz="5" w:color="D9D9D9"/>
+              <w:insideV w:val="single" w:sz="5" w:color="D9D9D9"/>
+            </w:tcBorders>
+            <w:shd w:fill="F2F6FA"/>
+          </w:tcPr>
+          <w:p>
+            <w:pPr>
+              <w:spacing w:before="0" w:after="0" w:line="252" w:lineRule="auto"/>
+            </w:pPr>
+            <w:r>
+              <w:rPr>
+                <w:rFonts w:ascii="Aptos" w:hAnsi="Aptos"/>
+                <w:color w:val="1E2937"/>
+                <w:sz w:val="16"/>
+              </w:rPr>
+              <w:t>Serial (2 components)</w:t>
+            </w:r>
+          </w:p>
+        </w:tc>
+        <w:tc>
+          <w:tcPr>
+            <w:tcW w:type="dxa" w:w="3528"/>
+            <w:vAlign w:val="center"/>
+            <w:tcMar>
+              <w:top w:w="95" w:type="dxa"/>
+              <w:start w:w="105" w:type="dxa"/>
+              <w:bottom w:w="95" w:type="dxa"/>
+              <w:end w:w="105" w:type="dxa"/>
+            </w:tcMar>
+            <w:tcBorders>
+              <w:top w:val="single" w:sz="5" w:color="D9D9D9"/>
+              <w:left w:val="single" w:sz="5" w:color="D9D9D9"/>
+              <w:bottom w:val="single" w:sz="5" w:color="D9D9D9"/>
+              <w:right w:val="single" w:sz="5" w:color="D9D9D9"/>
+              <w:insideH w:val="single" w:sz="5" w:color="D9D9D9"/>
+              <w:insideV w:val="single" w:sz="5" w:color="D9D9D9"/>
+            </w:tcBorders>
+            <w:shd w:fill="F2F6FA"/>
+          </w:tcPr>
+          <w:p>
+            <w:pPr>
+              <w:spacing w:before="0" w:after="0" w:line="252" w:lineRule="auto"/>
+            </w:pPr>
+            <w:r>
+              <w:rPr>
+                <w:rFonts w:ascii="Aptos" w:hAnsi="Aptos"/>
+                <w:color w:val="1E2937"/>
+                <w:sz w:val="16"/>
+              </w:rPr>
+              <w:t>0 / 200 / 0</w:t>
+            </w:r>
+          </w:p>
+        </w:tc>
+        <w:tc>
+          <w:tcPr>
+            <w:tcW w:type="dxa" w:w="3528"/>
+            <w:vAlign w:val="center"/>
+            <w:tcMar>
+              <w:top w:w="95" w:type="dxa"/>
+              <w:start w:w="105" w:type="dxa"/>
+              <w:bottom w:w="95" w:type="dxa"/>
+              <w:end w:w="105" w:type="dxa"/>
+            </w:tcMar>
+            <w:tcBorders>
+              <w:top w:val="single" w:sz="5" w:color="D9D9D9"/>
+              <w:left w:val="single" w:sz="5" w:color="D9D9D9"/>
+              <w:bottom w:val="single" w:sz="5" w:color="D9D9D9"/>
+              <w:right w:val="single" w:sz="5" w:color="D9D9D9"/>
+              <w:insideH w:val="single" w:sz="5" w:color="D9D9D9"/>
+              <w:insideV w:val="single" w:sz="5" w:color="D9D9D9"/>
+            </w:tcBorders>
+            <w:shd w:fill="F2F6FA"/>
+          </w:tcPr>
+          <w:p>
+            <w:pPr>
+              <w:spacing w:before="0" w:after="0" w:line="252" w:lineRule="auto"/>
+            </w:pPr>
+            <w:r>
+              <w:rPr>
+                <w:rFonts w:ascii="Aptos" w:hAnsi="Aptos"/>
+                <w:color w:val="1E2937"/>
+                <w:sz w:val="16"/>
+              </w:rPr>
+              <w:t>0 / 200 / 0</w:t>
+            </w:r>
+          </w:p>
+        </w:tc>
+      </w:tr>
+      <w:tr>
+        <w:trPr>
+          <w:cantSplit/>
+        </w:trPr>
+        <w:tc>
+          <w:tcPr>
+            <w:tcW w:type="dxa" w:w="2880"/>
+            <w:vAlign w:val="center"/>
+            <w:tcMar>
+              <w:top w:w="95" w:type="dxa"/>
+              <w:start w:w="105" w:type="dxa"/>
+              <w:bottom w:w="95" w:type="dxa"/>
+              <w:end w:w="105" w:type="dxa"/>
+            </w:tcMar>
+            <w:tcBorders>
+              <w:top w:val="single" w:sz="5" w:color="D9D9D9"/>
+              <w:left w:val="single" w:sz="5" w:color="D9D9D9"/>
+              <w:bottom w:val="single" w:sz="5" w:color="D9D9D9"/>
+              <w:right w:val="single" w:sz="5" w:color="D9D9D9"/>
+              <w:insideH w:val="single" w:sz="5" w:color="D9D9D9"/>
+              <w:insideV w:val="single" w:sz="5" w:color="D9D9D9"/>
+            </w:tcBorders>
+          </w:tcPr>
+          <w:p>
+            <w:pPr>
+              <w:spacing w:before="0" w:after="0" w:line="252" w:lineRule="auto"/>
+            </w:pPr>
+            <w:r>
+              <w:rPr>
+                <w:rFonts w:ascii="Aptos" w:hAnsi="Aptos"/>
+                <w:color w:val="1E2937"/>
+                <w:sz w:val="16"/>
+              </w:rPr>
+              <w:t>Linear complexity</w:t>
+            </w:r>
+          </w:p>
+        </w:tc>
+        <w:tc>
+          <w:tcPr>
+            <w:tcW w:type="dxa" w:w="3528"/>
+            <w:vAlign w:val="center"/>
+            <w:tcMar>
+              <w:top w:w="95" w:type="dxa"/>
+              <w:start w:w="105" w:type="dxa"/>
+              <w:bottom w:w="95" w:type="dxa"/>
+              <w:end w:w="105" w:type="dxa"/>
+            </w:tcMar>
+            <w:tcBorders>
+              <w:top w:val="single" w:sz="5" w:color="D9D9D9"/>
+              <w:left w:val="single" w:sz="5" w:color="D9D9D9"/>
+              <w:bottom w:val="single" w:sz="5" w:color="D9D9D9"/>
+              <w:right w:val="single" w:sz="5" w:color="D9D9D9"/>
+              <w:insideH w:val="single" w:sz="5" w:color="D9D9D9"/>
+              <w:insideV w:val="single" w:sz="5" w:color="D9D9D9"/>
+            </w:tcBorders>
+          </w:tcPr>
+          <w:p>
+            <w:pPr>
+              <w:spacing w:before="0" w:after="0" w:line="252" w:lineRule="auto"/>
+            </w:pPr>
+            <w:r>
+              <w:rPr>
+                <w:rFonts w:ascii="Aptos" w:hAnsi="Aptos"/>
+                <w:color w:val="1E2937"/>
+                <w:sz w:val="16"/>
+              </w:rPr>
+              <w:t>99 / 1 / 0</w:t>
+            </w:r>
+          </w:p>
+        </w:tc>
+        <w:tc>
+          <w:tcPr>
+            <w:tcW w:type="dxa" w:w="3528"/>
+            <w:vAlign w:val="center"/>
+            <w:tcMar>
+              <w:top w:w="95" w:type="dxa"/>
+              <w:start w:w="105" w:type="dxa"/>
+              <w:bottom w:w="95" w:type="dxa"/>
+              <w:end w:w="105" w:type="dxa"/>
+            </w:tcMar>
+            <w:tcBorders>
+              <w:top w:val="single" w:sz="5" w:color="D9D9D9"/>
+              <w:left w:val="single" w:sz="5" w:color="D9D9D9"/>
+              <w:bottom w:val="single" w:sz="5" w:color="D9D9D9"/>
+              <w:right w:val="single" w:sz="5" w:color="D9D9D9"/>
+              <w:insideH w:val="single" w:sz="5" w:color="D9D9D9"/>
+              <w:insideV w:val="single" w:sz="5" w:color="D9D9D9"/>
+            </w:tcBorders>
+          </w:tcPr>
+          <w:p>
+            <w:pPr>
+              <w:spacing w:before="0" w:after="0" w:line="252" w:lineRule="auto"/>
+            </w:pPr>
+            <w:r>
+              <w:rPr>
+                <w:rFonts w:ascii="Aptos" w:hAnsi="Aptos"/>
+                <w:color w:val="1E2937"/>
+                <w:sz w:val="16"/>
+              </w:rPr>
+              <w:t>98 / 2 / 0</w:t>
+            </w:r>
+          </w:p>
+        </w:tc>
+      </w:tr>
+    </w:tbl>
+    <w:p>
+      <w:pPr>
+        <w:spacing w:after="100" w:line="259" w:lineRule="auto" w:before="140"/>
+      </w:pPr>
+      <w:r>
+        <w:t>These are diagnostic outcomes for the stated bit encodings, not a cryptographic security verdict or NIST certification. NIST states that statistical tests cannot replace cryptanalysis and has announced a revision of SP 800-22 that rejects using it to assess cryptographic random-number generators. The results indicate that the schedule representation warrants investigation; they do not establish that the encryption scheme is secure or insecure.</w:t>
+      </w:r>
+    </w:p>
+    <w:p>
+      <w:pPr>
+        <w:pStyle w:val="Heading1"/>
+        <w:keepNext/>
+        <w:spacing w:before="200" w:after="80"/>
+      </w:pPr>
+      <w:r>
+        <w:t>Conclusion and next experiments</w:t>
+      </w:r>
+    </w:p>
+    <w:p>
+      <w:pPr>
+        <w:keepLines w:val="0"/>
+        <w:spacing w:after="100" w:line="259" w:lineRule="auto"/>
+      </w:pPr>
+      <w:r>
+        <w:t>The four-pixel transform, native RDH tag carrier, and authentication layer now work together on six images. The RDH stage embeds full 256-bit channel tags and user payload bits; the RCM layer retains keyed four-block localization; all images and payloads recover exactly and all source block-mean thumbnails are preserved. This experimentally completes the requested TPE/authentication integration through an explicit hybrid, since the four-pixel paper does not define an RDH payload stage. Remaining work is to reduce the authenticated layout/correction sidecar and investigate the poor NIST schedule statistics before making security claims.</w:t>
+      </w:r>
+    </w:p>
+    <w:p>
+      <w:pPr>
+        <w:pStyle w:val="Heading2"/>
+        <w:keepNext/>
+        <w:spacing w:before="200" w:after="80"/>
+      </w:pPr>
+      <w:r>
+        <w:t>References</w:t>
+      </w:r>
+    </w:p>
+    <w:p>
+      <w:pPr>
+        <w:spacing w:after="100" w:line="259" w:lineRule="auto"/>
       </w:pPr>
       <w:r>
         <w:rPr>
-          <w:b/>
+          <w:rFonts w:ascii="Arial" w:hAnsi="Arial"/>
+          <w:b w:val="0"/>
+          <w:i w:val="0"/>
+          <w:color w:val="202833"/>
+          <w:sz w:val="17"/>
         </w:rPr>
-        <w:t xml:space="preserve">Reference: </w:t>
+        <w:t xml:space="preserve">Kao et al. “Four-pixel sum-preserving encryption using the chaotic map for high thumbnail-preserving image security.” Scientific Reports 16, 21218 (2026). </w:t>
       </w:r>
       <w:r>
-        <w:t>“Four-pixel sum-preserving encryption using the chaotic map for high thumbnail-preserving image security,” Scientific Reports (2026), https://doi.org/10.1038/s41598-026-47090-9.</w:t>
+        <w:rPr>
+          <w:rFonts w:ascii="Arial" w:hAnsi="Arial"/>
+          <w:b w:val="0"/>
+          <w:i w:val="0"/>
+          <w:color w:val="203B58"/>
+          <w:sz w:val="17"/>
+        </w:rPr>
+        <w:t>https://doi.org/10.1038/s41598-026-47090-9</w:t>
+      </w:r>
+    </w:p>
+    <w:p>
+      <w:pPr>
+        <w:spacing w:after="60" w:line="259" w:lineRule="auto"/>
+      </w:pPr>
+      <w:r>
+        <w:rPr>
+          <w:sz w:val="17"/>
+        </w:rPr>
+        <w:t>National Institute of Standards and Technology. A Statistical Test Suite for Random and Pseudorandom Number Generators for Cryptographic Applications. NIST SP 800-22 Rev. 1a, 2010. https://doi.org/10.6028/NIST.SP.800-22r1a</w:t>
+      </w:r>
+    </w:p>
+    <w:p>
+      <w:pPr>
+        <w:spacing w:after="60" w:line="259" w:lineRule="auto"/>
+      </w:pPr>
+      <w:r>
+        <w:rPr>
+          <w:sz w:val="17"/>
+        </w:rPr>
+        <w:t>National Institute of Standards and Technology. Decision to Revise NIST SP 800-22 Rev. 1a, 19 April 2022. https://csrc.nist.gov/news/2022/decision-to-revise-nist-sp-800-22-rev-1a</w:t>
       </w:r>
     </w:p>
     <w:sectPr>
-      <w:pgSz w:w="12240" w:h="15840"/>
-      <w:pgMar w:top="835" w:right="979" w:bottom="835" w:left="979" w:header="720" w:footer="720" w:gutter="0"/>
+      <w:footerReference w:type="default" r:id="rId9"/>
+      <w:pgSz w:w="11909" w:h="16834"/>
+      <w:pgMar w:top="893" w:right="1008" w:bottom="893" w:left="1008" w:header="720" w:footer="504" w:gutter="0"/>
       <w:cols w:space="720"/>
       <w:docGrid w:linePitch="360"/>
     </w:sectPr>
   </w:body>
 </w:document>
+</file>
+
+<file path=word/footer1.xml><?xml version="1.0" encoding="utf-8"?>
+<w:ftr xmlns:m="http://schemas.openxmlformats.org/officeDocument/2006/math" xmlns:mc="http://schemas.openxmlformats.org/markup-compatibility/2006" xmlns:mo="http://schemas.microsoft.com/office/mac/office/2008/main" xmlns:mv="urn:schemas-microsoft-com:mac:vml" xmlns:o="urn:schemas-microsoft-com:office:office" xmlns:r="http://schemas.openxmlformats.org/officeDocument/2006/relationships" xmlns:v="urn:schemas-microsoft-com:vml" xmlns:w10="urn:schemas-microsoft-com:office:word" xmlns:w14="http://schemas.microsoft.com/office/word/2010/wordml" xmlns:w="http://schemas.openxmlformats.org/wordprocessingml/2006/main" xmlns:wne="http://schemas.microsoft.com/office/word/2006/wordml" xmlns:wp14="http://schemas.microsoft.com/office/word/2010/wordprocessingDrawing" xmlns:wp="http://schemas.openxmlformats.org/drawingml/2006/wordprocessingDrawing" xmlns:wpc="http://schemas.microsoft.com/office/word/2010/wordprocessingCanvas" xmlns:wpg="http://schemas.microsoft.com/office/word/2010/wordprocessingGroup" xmlns:wpi="http://schemas.microsoft.com/office/word/2010/wordprocessingInk" xmlns:wps="http://schemas.microsoft.com/office/word/2010/wordprocessingShape" mc:Ignorable="w14 wp14">
+  <w:p>
+    <w:pPr>
+      <w:pStyle w:val="Footer"/>
+      <w:spacing w:before="0" w:after="0"/>
+      <w:jc w:val="center"/>
+    </w:pPr>
+    <w:r>
+      <w:rPr>
+        <w:rFonts w:ascii="Aptos" w:hAnsi="Aptos"/>
+        <w:color w:val="5A6470"/>
+        <w:sz w:val="16"/>
+      </w:rPr>
+      <w:t xml:space="preserve">FOUR PIXEL TPE AUTHENTICATION  ·  25 OCTOBER 2026  ·  </w:t>
+    </w:r>
+    <w:r>
+      <w:fldChar w:fldCharType="begin"/>
+      <w:instrText xml:space="preserve"> PAGE </w:instrText>
+      <w:fldChar w:fldCharType="separate"/>
+      <w:t>1</w:t>
+      <w:fldChar w:fldCharType="end"/>
+    </w:r>
+  </w:p>
+</w:ftr>
 </file>
 
 <file path=word/numbering.xml><?xml version="1.0" encoding="utf-8"?>
@@ -1252,9 +4956,13 @@
     <w:name w:val="Normal"/>
     <w:qFormat/>
     <w:rsid w:val="00FC693F"/>
+    <w:pPr>
+      <w:spacing w:after="100"/>
+    </w:pPr>
     <w:rPr>
-      <w:rFonts w:ascii="Aptos" w:hAnsi="Aptos"/>
-      <w:sz w:val="18"/>
+      <w:rFonts w:ascii="Aptos" w:hAnsi="Aptos" w:eastAsia="Aptos"/>
+      <w:color w:val="000000"/>
+      <w:sz w:val="19"/>
     </w:rPr>
   </w:style>
   <w:style w:type="paragraph" w:styleId="Header">
@@ -1316,11 +5024,11 @@
       <w:outlineLvl w:val="0"/>
     </w:pPr>
     <w:rPr>
-      <w:rFonts w:asciiTheme="majorHAnsi" w:eastAsiaTheme="majorEastAsia" w:hAnsiTheme="majorHAnsi" w:cstheme="majorBidi" w:ascii="Aptos Display" w:hAnsi="Aptos Display"/>
+      <w:rFonts w:asciiTheme="majorHAnsi" w:eastAsiaTheme="majorEastAsia" w:hAnsiTheme="majorHAnsi" w:cstheme="majorBidi" w:ascii="Aptos" w:hAnsi="Aptos" w:eastAsia="Aptos"/>
       <w:b/>
       <w:bCs/>
-      <w:color w:val="143954"/>
-      <w:sz w:val="24"/>
+      <w:color w:val="000000"/>
+      <w:sz w:val="28"/>
       <w:szCs w:val="28"/>
     </w:rPr>
   </w:style>
@@ -1340,11 +5048,11 @@
       <w:outlineLvl w:val="1"/>
     </w:pPr>
     <w:rPr>
-      <w:rFonts w:asciiTheme="majorHAnsi" w:eastAsiaTheme="majorEastAsia" w:hAnsiTheme="majorHAnsi" w:cstheme="majorBidi" w:ascii="Aptos Display" w:hAnsi="Aptos Display"/>
+      <w:rFonts w:asciiTheme="majorHAnsi" w:eastAsiaTheme="majorEastAsia" w:hAnsiTheme="majorHAnsi" w:cstheme="majorBidi" w:ascii="Aptos" w:hAnsi="Aptos" w:eastAsia="Aptos"/>
       <w:b/>
       <w:bCs/>
-      <w:color w:val="143954"/>
-      <w:sz w:val="20"/>
+      <w:color w:val="000000"/>
+      <w:sz w:val="23"/>
       <w:szCs w:val="26"/>
     </w:rPr>
   </w:style>
@@ -1598,18 +5306,16 @@
     <w:qFormat/>
     <w:rsid w:val="00FC693F"/>
     <w:pPr>
-      <w:pBdr>
-        <w:bottom w:val="single" w:sz="8" w:space="4" w:color="4F81BD" w:themeColor="accent1"/>
-      </w:pBdr>
       <w:spacing w:after="300" w:line="240" w:lineRule="auto"/>
       <w:contextualSpacing/>
     </w:pPr>
     <w:rPr>
-      <w:rFonts w:asciiTheme="majorHAnsi" w:eastAsiaTheme="majorEastAsia" w:hAnsiTheme="majorHAnsi" w:cstheme="majorBidi" w:ascii="Aptos Display" w:hAnsi="Aptos Display"/>
-      <w:color w:val="143954"/>
+      <w:rFonts w:asciiTheme="majorHAnsi" w:eastAsiaTheme="majorEastAsia" w:hAnsiTheme="majorHAnsi" w:cstheme="majorBidi" w:ascii="Aptos" w:hAnsi="Aptos" w:eastAsia="Aptos"/>
+      <w:b/>
+      <w:color w:val="000000"/>
       <w:spacing w:val="5"/>
       <w:kern w:val="28"/>
-      <w:sz w:val="42"/>
+      <w:sz w:val="46"/>
       <w:szCs w:val="52"/>
     </w:rPr>
   </w:style>
@@ -2047,10 +5753,11 @@
       <w:spacing w:line="240" w:lineRule="auto"/>
     </w:pPr>
     <w:rPr>
+      <w:rFonts w:ascii="Aptos" w:hAnsi="Aptos" w:eastAsia="Aptos"/>
       <w:b/>
       <w:bCs/>
-      <w:color w:val="4F81BD" w:themeColor="accent1"/>
-      <w:sz w:val="18"/>
+      <w:color w:val="000000"/>
+      <w:sz w:val="17"/>
       <w:szCs w:val="18"/>
     </w:rPr>
   </w:style>
